--- a/Portfolio/World Dokumentum.docx
+++ b/Portfolio/World Dokumentum.docx
@@ -4,6 +4,211 @@
   <w:body>
     <w:p>
       <w:pPr>
+        <w:pStyle w:val="Tartalomjegyzkcmsora"/>
+        <w:spacing w:after="1200"/>
+        <w:jc w:val="center"/>
+        <w:rPr>
+          <w:rFonts w:ascii="Times New Roman" w:eastAsiaTheme="minorHAnsi" w:hAnsi="Times New Roman" w:cs="Times New Roman"/>
+          <w:color w:val="auto"/>
+          <w:sz w:val="48"/>
+          <w:szCs w:val="48"/>
+          <w:lang w:eastAsia="en-US"/>
+        </w:rPr>
+      </w:pPr>
+      <w:r>
+        <w:rPr>
+          <w:rFonts w:ascii="Times New Roman" w:eastAsiaTheme="minorHAnsi" w:hAnsi="Times New Roman" w:cs="Times New Roman"/>
+          <w:color w:val="auto"/>
+          <w:sz w:val="48"/>
+          <w:szCs w:val="48"/>
+          <w:lang w:eastAsia="en-US"/>
+        </w:rPr>
+        <w:t>Ózdi SZC Bródy Imre Technikum</w:t>
+      </w:r>
+    </w:p>
+    <w:p>
+      <w:pPr>
+        <w:spacing w:after="1560"/>
+        <w:ind w:left="1418" w:hanging="1418"/>
+        <w:jc w:val="center"/>
+        <w:rPr>
+          <w:rFonts w:ascii="Times New Roman" w:hAnsi="Times New Roman" w:cs="Times New Roman"/>
+        </w:rPr>
+      </w:pPr>
+      <w:r>
+        <w:rPr>
+          <w:rFonts w:ascii="Times New Roman" w:hAnsi="Times New Roman" w:cs="Times New Roman"/>
+          <w:noProof/>
+        </w:rPr>
+        <w:drawing>
+          <wp:inline distT="0" distB="0" distL="0" distR="0" wp14:anchorId="07E30AFF" wp14:editId="2C29934F">
+            <wp:extent cx="3600000" cy="1166281"/>
+            <wp:effectExtent l="0" t="0" r="635" b="0"/>
+            <wp:docPr id="2" name="Kép 2"/>
+            <wp:cNvGraphicFramePr>
+              <a:graphicFrameLocks xmlns:a="http://schemas.openxmlformats.org/drawingml/2006/main" noChangeAspect="1"/>
+            </wp:cNvGraphicFramePr>
+            <a:graphic xmlns:a="http://schemas.openxmlformats.org/drawingml/2006/main">
+              <a:graphicData uri="http://schemas.openxmlformats.org/drawingml/2006/picture">
+                <pic:pic xmlns:pic="http://schemas.openxmlformats.org/drawingml/2006/picture">
+                  <pic:nvPicPr>
+                    <pic:cNvPr id="0" name="Picture 1"/>
+                    <pic:cNvPicPr>
+                      <a:picLocks noChangeAspect="1" noChangeArrowheads="1"/>
+                    </pic:cNvPicPr>
+                  </pic:nvPicPr>
+                  <pic:blipFill>
+                    <a:blip r:embed="rId8">
+                      <a:extLst>
+                        <a:ext uri="{28A0092B-C50C-407E-A947-70E740481C1C}">
+                          <a14:useLocalDpi xmlns:a14="http://schemas.microsoft.com/office/drawing/2010/main" val="0"/>
+                        </a:ext>
+                      </a:extLst>
+                    </a:blip>
+                    <a:srcRect/>
+                    <a:stretch>
+                      <a:fillRect/>
+                    </a:stretch>
+                  </pic:blipFill>
+                  <pic:spPr bwMode="auto">
+                    <a:xfrm>
+                      <a:off x="0" y="0"/>
+                      <a:ext cx="3600000" cy="1166281"/>
+                    </a:xfrm>
+                    <a:prstGeom prst="rect">
+                      <a:avLst/>
+                    </a:prstGeom>
+                    <a:noFill/>
+                    <a:ln>
+                      <a:noFill/>
+                    </a:ln>
+                  </pic:spPr>
+                </pic:pic>
+              </a:graphicData>
+            </a:graphic>
+          </wp:inline>
+        </w:drawing>
+      </w:r>
+    </w:p>
+    <w:p>
+      <w:pPr>
+        <w:spacing w:after="3360"/>
+        <w:ind w:left="1418" w:hanging="1418"/>
+        <w:jc w:val="center"/>
+        <w:rPr>
+          <w:rFonts w:ascii="Times New Roman" w:hAnsi="Times New Roman" w:cs="Times New Roman"/>
+          <w:b/>
+          <w:sz w:val="72"/>
+          <w:szCs w:val="96"/>
+        </w:rPr>
+      </w:pPr>
+      <w:r>
+        <w:rPr>
+          <w:rFonts w:ascii="Times New Roman" w:hAnsi="Times New Roman" w:cs="Times New Roman"/>
+          <w:b/>
+          <w:sz w:val="72"/>
+          <w:szCs w:val="96"/>
+        </w:rPr>
+        <w:t>Hálózati infrastruktúra tervezése és kivitelezése</w:t>
+      </w:r>
+    </w:p>
+    <w:p>
+      <w:pPr>
+        <w:pStyle w:val="Listaszerbekezds"/>
+        <w:spacing w:after="3120"/>
+        <w:jc w:val="center"/>
+        <w:rPr>
+          <w:rFonts w:ascii="Times New Roman" w:hAnsi="Times New Roman" w:cs="Times New Roman"/>
+          <w:b/>
+          <w:sz w:val="44"/>
+          <w:szCs w:val="36"/>
+        </w:rPr>
+      </w:pPr>
+      <w:r>
+        <w:rPr>
+          <w:rFonts w:ascii="Times New Roman" w:hAnsi="Times New Roman" w:cs="Times New Roman"/>
+          <w:b/>
+          <w:sz w:val="44"/>
+          <w:szCs w:val="36"/>
+        </w:rPr>
+        <w:t>Készítette</w:t>
+      </w:r>
+    </w:p>
+    <w:p>
+      <w:pPr>
+        <w:pStyle w:val="Listaszerbekezds"/>
+        <w:spacing w:after="3120"/>
+        <w:jc w:val="center"/>
+        <w:rPr>
+          <w:rFonts w:ascii="Times New Roman" w:hAnsi="Times New Roman" w:cs="Times New Roman"/>
+          <w:sz w:val="36"/>
+          <w:szCs w:val="36"/>
+        </w:rPr>
+      </w:pPr>
+      <w:r>
+        <w:rPr>
+          <w:rFonts w:ascii="Times New Roman" w:hAnsi="Times New Roman" w:cs="Times New Roman"/>
+          <w:sz w:val="36"/>
+          <w:szCs w:val="36"/>
+        </w:rPr>
+        <w:t>Bozó Attila Péter</w:t>
+      </w:r>
+    </w:p>
+    <w:p>
+      <w:pPr>
+        <w:pStyle w:val="Listaszerbekezds"/>
+        <w:spacing w:after="3120"/>
+        <w:jc w:val="center"/>
+        <w:rPr>
+          <w:rFonts w:ascii="Times New Roman" w:hAnsi="Times New Roman" w:cs="Times New Roman"/>
+          <w:sz w:val="36"/>
+          <w:szCs w:val="36"/>
+        </w:rPr>
+      </w:pPr>
+      <w:r>
+        <w:rPr>
+          <w:rFonts w:ascii="Times New Roman" w:hAnsi="Times New Roman" w:cs="Times New Roman"/>
+          <w:sz w:val="36"/>
+          <w:szCs w:val="36"/>
+        </w:rPr>
+        <w:t>Gyárfás-Tót Péter</w:t>
+      </w:r>
+    </w:p>
+    <w:p>
+      <w:pPr>
+        <w:pStyle w:val="Listaszerbekezds"/>
+        <w:spacing w:after="3120"/>
+        <w:jc w:val="center"/>
+        <w:rPr>
+          <w:rStyle w:val="Kiemels2"/>
+          <w:rFonts w:ascii="Times New Roman" w:hAnsi="Times New Roman" w:cs="Times New Roman"/>
+          <w:b w:val="0"/>
+          <w:bCs w:val="0"/>
+          <w:sz w:val="36"/>
+          <w:szCs w:val="36"/>
+        </w:rPr>
+      </w:pPr>
+      <w:proofErr w:type="spellStart"/>
+      <w:r>
+        <w:rPr>
+          <w:rFonts w:ascii="Times New Roman" w:hAnsi="Times New Roman" w:cs="Times New Roman"/>
+          <w:sz w:val="36"/>
+          <w:szCs w:val="36"/>
+        </w:rPr>
+        <w:t>Kotlár</w:t>
+      </w:r>
+      <w:proofErr w:type="spellEnd"/>
+      <w:r>
+        <w:rPr>
+          <w:rFonts w:ascii="Times New Roman" w:hAnsi="Times New Roman" w:cs="Times New Roman"/>
+          <w:sz w:val="36"/>
+          <w:szCs w:val="36"/>
+        </w:rPr>
+        <w:t xml:space="preserve"> Mátyás Levente</w:t>
+      </w:r>
+    </w:p>
+    <w:p>
+      <w:pPr>
         <w:pStyle w:val="NormlWeb"/>
         <w:spacing w:before="240" w:beforeAutospacing="0"/>
         <w:jc w:val="center"/>
@@ -19,6 +224,7 @@
           <w:color w:val="000000" w:themeColor="text1"/>
           <w:sz w:val="44"/>
         </w:rPr>
+        <w:lastRenderedPageBreak/>
         <w:t>A projektcsapat bemutatása</w:t>
       </w:r>
     </w:p>
@@ -165,7 +371,7 @@
                     <pic:cNvPicPr/>
                   </pic:nvPicPr>
                   <pic:blipFill>
-                    <a:blip r:embed="rId7">
+                    <a:blip r:embed="rId9">
                       <a:extLst>
                         <a:ext uri="{28A0092B-C50C-407E-A947-70E740481C1C}">
                           <a14:useLocalDpi xmlns:a14="http://schemas.microsoft.com/office/drawing/2010/main" val="0"/>
@@ -268,9 +474,8 @@
               <w:tab w:val="right" w:leader="dot" w:pos="9062"/>
             </w:tabs>
             <w:rPr>
-              <w:rFonts w:ascii="Times New Roman" w:eastAsiaTheme="minorEastAsia" w:hAnsi="Times New Roman" w:cs="Times New Roman"/>
+              <w:rFonts w:eastAsiaTheme="minorEastAsia"/>
               <w:noProof/>
-              <w:color w:val="000000" w:themeColor="text1"/>
               <w:lang w:eastAsia="hu-HU"/>
             </w:rPr>
           </w:pPr>
@@ -295,76 +500,61 @@
             </w:rPr>
             <w:fldChar w:fldCharType="separate"/>
           </w:r>
-          <w:hyperlink w:anchor="_Toc227050604" w:history="1">
+          <w:hyperlink w:anchor="_Toc227144545" w:history="1">
             <w:r>
               <w:rPr>
                 <w:rStyle w:val="Hiperhivatkozs"/>
                 <w:rFonts w:ascii="Times New Roman" w:hAnsi="Times New Roman" w:cs="Times New Roman"/>
                 <w:b/>
                 <w:noProof/>
-                <w:color w:val="000000" w:themeColor="text1"/>
               </w:rPr>
               <w:t>1. Bevezetés a vállalat hálózati tervezésébe</w:t>
             </w:r>
             <w:r>
               <w:rPr>
-                <w:rFonts w:ascii="Times New Roman" w:hAnsi="Times New Roman" w:cs="Times New Roman"/>
-                <w:noProof/>
-                <w:webHidden/>
-                <w:color w:val="000000" w:themeColor="text1"/>
+                <w:noProof/>
+                <w:webHidden/>
               </w:rPr>
               <w:tab/>
             </w:r>
             <w:r>
               <w:rPr>
-                <w:rFonts w:ascii="Times New Roman" w:hAnsi="Times New Roman" w:cs="Times New Roman"/>
-                <w:noProof/>
-                <w:webHidden/>
-                <w:color w:val="000000" w:themeColor="text1"/>
+                <w:noProof/>
+                <w:webHidden/>
               </w:rPr>
               <w:fldChar w:fldCharType="begin"/>
             </w:r>
             <w:r>
               <w:rPr>
-                <w:rFonts w:ascii="Times New Roman" w:hAnsi="Times New Roman" w:cs="Times New Roman"/>
-                <w:noProof/>
-                <w:webHidden/>
-                <w:color w:val="000000" w:themeColor="text1"/>
-              </w:rPr>
-              <w:instrText xml:space="preserve"> PAGEREF _Toc227050604 \h </w:instrText>
-            </w:r>
-            <w:r>
-              <w:rPr>
-                <w:rFonts w:ascii="Times New Roman" w:hAnsi="Times New Roman" w:cs="Times New Roman"/>
-                <w:noProof/>
-                <w:webHidden/>
-                <w:color w:val="000000" w:themeColor="text1"/>
-              </w:rPr>
-            </w:r>
-            <w:r>
-              <w:rPr>
-                <w:rFonts w:ascii="Times New Roman" w:hAnsi="Times New Roman" w:cs="Times New Roman"/>
-                <w:noProof/>
-                <w:webHidden/>
-                <w:color w:val="000000" w:themeColor="text1"/>
+                <w:noProof/>
+                <w:webHidden/>
+              </w:rPr>
+              <w:instrText xml:space="preserve"> PAGEREF _Toc227144545 \h </w:instrText>
+            </w:r>
+            <w:r>
+              <w:rPr>
+                <w:noProof/>
+                <w:webHidden/>
+              </w:rPr>
+            </w:r>
+            <w:r>
+              <w:rPr>
+                <w:noProof/>
+                <w:webHidden/>
               </w:rPr>
               <w:fldChar w:fldCharType="separate"/>
             </w:r>
             <w:r>
               <w:rPr>
-                <w:rFonts w:ascii="Times New Roman" w:hAnsi="Times New Roman" w:cs="Times New Roman"/>
-                <w:noProof/>
-                <w:webHidden/>
-                <w:color w:val="000000" w:themeColor="text1"/>
-              </w:rPr>
-              <w:t>4</w:t>
-            </w:r>
-            <w:r>
-              <w:rPr>
-                <w:rFonts w:ascii="Times New Roman" w:hAnsi="Times New Roman" w:cs="Times New Roman"/>
-                <w:noProof/>
-                <w:webHidden/>
-                <w:color w:val="000000" w:themeColor="text1"/>
+                <w:noProof/>
+                <w:webHidden/>
+              </w:rPr>
+              <w:t>5</w:t>
+            </w:r>
+            <w:r>
+              <w:rPr>
+                <w:noProof/>
+                <w:webHidden/>
               </w:rPr>
               <w:fldChar w:fldCharType="end"/>
             </w:r>
@@ -377,81 +567,65 @@
               <w:tab w:val="right" w:leader="dot" w:pos="9062"/>
             </w:tabs>
             <w:rPr>
-              <w:rFonts w:ascii="Times New Roman" w:eastAsiaTheme="minorEastAsia" w:hAnsi="Times New Roman" w:cs="Times New Roman"/>
+              <w:rFonts w:eastAsiaTheme="minorEastAsia"/>
               <w:noProof/>
-              <w:color w:val="000000" w:themeColor="text1"/>
               <w:lang w:eastAsia="hu-HU"/>
             </w:rPr>
           </w:pPr>
-          <w:hyperlink w:anchor="_Toc227050605" w:history="1">
+          <w:hyperlink w:anchor="_Toc227144546" w:history="1">
             <w:r>
               <w:rPr>
                 <w:rStyle w:val="Hiperhivatkozs"/>
                 <w:rFonts w:ascii="Times New Roman" w:hAnsi="Times New Roman" w:cs="Times New Roman"/>
                 <w:noProof/>
-                <w:color w:val="000000" w:themeColor="text1"/>
               </w:rPr>
               <w:t>2. A hálózat célja és követelményei</w:t>
             </w:r>
             <w:r>
               <w:rPr>
-                <w:rFonts w:ascii="Times New Roman" w:hAnsi="Times New Roman" w:cs="Times New Roman"/>
-                <w:noProof/>
-                <w:webHidden/>
-                <w:color w:val="000000" w:themeColor="text1"/>
+                <w:noProof/>
+                <w:webHidden/>
               </w:rPr>
               <w:tab/>
             </w:r>
             <w:r>
               <w:rPr>
-                <w:rFonts w:ascii="Times New Roman" w:hAnsi="Times New Roman" w:cs="Times New Roman"/>
-                <w:noProof/>
-                <w:webHidden/>
-                <w:color w:val="000000" w:themeColor="text1"/>
+                <w:noProof/>
+                <w:webHidden/>
               </w:rPr>
               <w:fldChar w:fldCharType="begin"/>
             </w:r>
             <w:r>
               <w:rPr>
-                <w:rFonts w:ascii="Times New Roman" w:hAnsi="Times New Roman" w:cs="Times New Roman"/>
-                <w:noProof/>
-                <w:webHidden/>
-                <w:color w:val="000000" w:themeColor="text1"/>
-              </w:rPr>
-              <w:instrText xml:space="preserve"> PAGEREF _Toc227050605 \h </w:instrText>
-            </w:r>
-            <w:r>
-              <w:rPr>
-                <w:rFonts w:ascii="Times New Roman" w:hAnsi="Times New Roman" w:cs="Times New Roman"/>
-                <w:noProof/>
-                <w:webHidden/>
-                <w:color w:val="000000" w:themeColor="text1"/>
-              </w:rPr>
-            </w:r>
-            <w:r>
-              <w:rPr>
-                <w:rFonts w:ascii="Times New Roman" w:hAnsi="Times New Roman" w:cs="Times New Roman"/>
-                <w:noProof/>
-                <w:webHidden/>
-                <w:color w:val="000000" w:themeColor="text1"/>
+                <w:noProof/>
+                <w:webHidden/>
+              </w:rPr>
+              <w:instrText xml:space="preserve"> PAGEREF _Toc227144546 \h </w:instrText>
+            </w:r>
+            <w:r>
+              <w:rPr>
+                <w:noProof/>
+                <w:webHidden/>
+              </w:rPr>
+            </w:r>
+            <w:r>
+              <w:rPr>
+                <w:noProof/>
+                <w:webHidden/>
               </w:rPr>
               <w:fldChar w:fldCharType="separate"/>
             </w:r>
             <w:r>
               <w:rPr>
-                <w:rFonts w:ascii="Times New Roman" w:hAnsi="Times New Roman" w:cs="Times New Roman"/>
-                <w:noProof/>
-                <w:webHidden/>
-                <w:color w:val="000000" w:themeColor="text1"/>
-              </w:rPr>
-              <w:t>4</w:t>
-            </w:r>
-            <w:r>
-              <w:rPr>
-                <w:rFonts w:ascii="Times New Roman" w:hAnsi="Times New Roman" w:cs="Times New Roman"/>
-                <w:noProof/>
-                <w:webHidden/>
-                <w:color w:val="000000" w:themeColor="text1"/>
+                <w:noProof/>
+                <w:webHidden/>
+              </w:rPr>
+              <w:t>5</w:t>
+            </w:r>
+            <w:r>
+              <w:rPr>
+                <w:noProof/>
+                <w:webHidden/>
               </w:rPr>
               <w:fldChar w:fldCharType="end"/>
             </w:r>
@@ -464,81 +638,66 @@
               <w:tab w:val="right" w:leader="dot" w:pos="9062"/>
             </w:tabs>
             <w:rPr>
-              <w:rFonts w:ascii="Times New Roman" w:eastAsiaTheme="minorEastAsia" w:hAnsi="Times New Roman" w:cs="Times New Roman"/>
+              <w:rFonts w:eastAsiaTheme="minorEastAsia"/>
               <w:noProof/>
-              <w:color w:val="000000" w:themeColor="text1"/>
               <w:lang w:eastAsia="hu-HU"/>
             </w:rPr>
           </w:pPr>
-          <w:hyperlink w:anchor="_Toc227050606" w:history="1">
+          <w:hyperlink w:anchor="_Toc227144547" w:history="1">
             <w:r>
               <w:rPr>
                 <w:rStyle w:val="Hiperhivatkozs"/>
                 <w:rFonts w:ascii="Times New Roman" w:hAnsi="Times New Roman" w:cs="Times New Roman"/>
-                <w:noProof/>
-                <w:color w:val="000000" w:themeColor="text1"/>
+                <w:b/>
+                <w:noProof/>
               </w:rPr>
               <w:t>3. Hálózati topológia áttekintése</w:t>
             </w:r>
             <w:r>
               <w:rPr>
-                <w:rFonts w:ascii="Times New Roman" w:hAnsi="Times New Roman" w:cs="Times New Roman"/>
-                <w:noProof/>
-                <w:webHidden/>
-                <w:color w:val="000000" w:themeColor="text1"/>
+                <w:noProof/>
+                <w:webHidden/>
               </w:rPr>
               <w:tab/>
             </w:r>
             <w:r>
               <w:rPr>
-                <w:rFonts w:ascii="Times New Roman" w:hAnsi="Times New Roman" w:cs="Times New Roman"/>
-                <w:noProof/>
-                <w:webHidden/>
-                <w:color w:val="000000" w:themeColor="text1"/>
+                <w:noProof/>
+                <w:webHidden/>
               </w:rPr>
               <w:fldChar w:fldCharType="begin"/>
             </w:r>
             <w:r>
               <w:rPr>
-                <w:rFonts w:ascii="Times New Roman" w:hAnsi="Times New Roman" w:cs="Times New Roman"/>
-                <w:noProof/>
-                <w:webHidden/>
-                <w:color w:val="000000" w:themeColor="text1"/>
-              </w:rPr>
-              <w:instrText xml:space="preserve"> PAGEREF _Toc227050606 \h </w:instrText>
-            </w:r>
-            <w:r>
-              <w:rPr>
-                <w:rFonts w:ascii="Times New Roman" w:hAnsi="Times New Roman" w:cs="Times New Roman"/>
-                <w:noProof/>
-                <w:webHidden/>
-                <w:color w:val="000000" w:themeColor="text1"/>
-              </w:rPr>
-            </w:r>
-            <w:r>
-              <w:rPr>
-                <w:rFonts w:ascii="Times New Roman" w:hAnsi="Times New Roman" w:cs="Times New Roman"/>
-                <w:noProof/>
-                <w:webHidden/>
-                <w:color w:val="000000" w:themeColor="text1"/>
+                <w:noProof/>
+                <w:webHidden/>
+              </w:rPr>
+              <w:instrText xml:space="preserve"> PAGEREF _Toc227144547 \h </w:instrText>
+            </w:r>
+            <w:r>
+              <w:rPr>
+                <w:noProof/>
+                <w:webHidden/>
+              </w:rPr>
+            </w:r>
+            <w:r>
+              <w:rPr>
+                <w:noProof/>
+                <w:webHidden/>
               </w:rPr>
               <w:fldChar w:fldCharType="separate"/>
             </w:r>
             <w:r>
               <w:rPr>
-                <w:rFonts w:ascii="Times New Roman" w:hAnsi="Times New Roman" w:cs="Times New Roman"/>
-                <w:noProof/>
-                <w:webHidden/>
-                <w:color w:val="000000" w:themeColor="text1"/>
-              </w:rPr>
-              <w:t>5</w:t>
-            </w:r>
-            <w:r>
-              <w:rPr>
-                <w:rFonts w:ascii="Times New Roman" w:hAnsi="Times New Roman" w:cs="Times New Roman"/>
-                <w:noProof/>
-                <w:webHidden/>
-                <w:color w:val="000000" w:themeColor="text1"/>
+                <w:noProof/>
+                <w:webHidden/>
+              </w:rPr>
+              <w:t>6</w:t>
+            </w:r>
+            <w:r>
+              <w:rPr>
+                <w:noProof/>
+                <w:webHidden/>
               </w:rPr>
               <w:fldChar w:fldCharType="end"/>
             </w:r>
@@ -551,81 +710,66 @@
               <w:tab w:val="right" w:leader="dot" w:pos="9062"/>
             </w:tabs>
             <w:rPr>
-              <w:rFonts w:ascii="Times New Roman" w:eastAsiaTheme="minorEastAsia" w:hAnsi="Times New Roman" w:cs="Times New Roman"/>
+              <w:rFonts w:eastAsiaTheme="minorEastAsia"/>
               <w:noProof/>
-              <w:color w:val="000000" w:themeColor="text1"/>
               <w:lang w:eastAsia="hu-HU"/>
             </w:rPr>
           </w:pPr>
-          <w:hyperlink w:anchor="_Toc227050607" w:history="1">
+          <w:hyperlink w:anchor="_Toc227144548" w:history="1">
             <w:r>
               <w:rPr>
                 <w:rStyle w:val="Hiperhivatkozs"/>
                 <w:rFonts w:ascii="Times New Roman" w:hAnsi="Times New Roman" w:cs="Times New Roman"/>
-                <w:noProof/>
-                <w:color w:val="000000" w:themeColor="text1"/>
+                <w:b/>
+                <w:noProof/>
               </w:rPr>
               <w:t>4. VLAN struktúra és hálózati szegmentáció</w:t>
             </w:r>
             <w:r>
               <w:rPr>
-                <w:rFonts w:ascii="Times New Roman" w:hAnsi="Times New Roman" w:cs="Times New Roman"/>
-                <w:noProof/>
-                <w:webHidden/>
-                <w:color w:val="000000" w:themeColor="text1"/>
+                <w:noProof/>
+                <w:webHidden/>
               </w:rPr>
               <w:tab/>
             </w:r>
             <w:r>
               <w:rPr>
-                <w:rFonts w:ascii="Times New Roman" w:hAnsi="Times New Roman" w:cs="Times New Roman"/>
-                <w:noProof/>
-                <w:webHidden/>
-                <w:color w:val="000000" w:themeColor="text1"/>
+                <w:noProof/>
+                <w:webHidden/>
               </w:rPr>
               <w:fldChar w:fldCharType="begin"/>
             </w:r>
             <w:r>
               <w:rPr>
-                <w:rFonts w:ascii="Times New Roman" w:hAnsi="Times New Roman" w:cs="Times New Roman"/>
-                <w:noProof/>
-                <w:webHidden/>
-                <w:color w:val="000000" w:themeColor="text1"/>
-              </w:rPr>
-              <w:instrText xml:space="preserve"> PAGEREF _Toc227050607 \h </w:instrText>
-            </w:r>
-            <w:r>
-              <w:rPr>
-                <w:rFonts w:ascii="Times New Roman" w:hAnsi="Times New Roman" w:cs="Times New Roman"/>
-                <w:noProof/>
-                <w:webHidden/>
-                <w:color w:val="000000" w:themeColor="text1"/>
-              </w:rPr>
-            </w:r>
-            <w:r>
-              <w:rPr>
-                <w:rFonts w:ascii="Times New Roman" w:hAnsi="Times New Roman" w:cs="Times New Roman"/>
-                <w:noProof/>
-                <w:webHidden/>
-                <w:color w:val="000000" w:themeColor="text1"/>
+                <w:noProof/>
+                <w:webHidden/>
+              </w:rPr>
+              <w:instrText xml:space="preserve"> PAGEREF _Toc227144548 \h </w:instrText>
+            </w:r>
+            <w:r>
+              <w:rPr>
+                <w:noProof/>
+                <w:webHidden/>
+              </w:rPr>
+            </w:r>
+            <w:r>
+              <w:rPr>
+                <w:noProof/>
+                <w:webHidden/>
               </w:rPr>
               <w:fldChar w:fldCharType="separate"/>
             </w:r>
             <w:r>
               <w:rPr>
-                <w:rFonts w:ascii="Times New Roman" w:hAnsi="Times New Roman" w:cs="Times New Roman"/>
-                <w:noProof/>
-                <w:webHidden/>
-                <w:color w:val="000000" w:themeColor="text1"/>
-              </w:rPr>
-              <w:t>6</w:t>
-            </w:r>
-            <w:r>
-              <w:rPr>
-                <w:rFonts w:ascii="Times New Roman" w:hAnsi="Times New Roman" w:cs="Times New Roman"/>
-                <w:noProof/>
-                <w:webHidden/>
-                <w:color w:val="000000" w:themeColor="text1"/>
+                <w:noProof/>
+                <w:webHidden/>
+              </w:rPr>
+              <w:t>7</w:t>
+            </w:r>
+            <w:r>
+              <w:rPr>
+                <w:noProof/>
+                <w:webHidden/>
               </w:rPr>
               <w:fldChar w:fldCharType="end"/>
             </w:r>
@@ -638,81 +782,66 @@
               <w:tab w:val="right" w:leader="dot" w:pos="9062"/>
             </w:tabs>
             <w:rPr>
-              <w:rFonts w:ascii="Times New Roman" w:eastAsiaTheme="minorEastAsia" w:hAnsi="Times New Roman" w:cs="Times New Roman"/>
+              <w:rFonts w:eastAsiaTheme="minorEastAsia"/>
               <w:noProof/>
-              <w:color w:val="000000" w:themeColor="text1"/>
               <w:lang w:eastAsia="hu-HU"/>
             </w:rPr>
           </w:pPr>
-          <w:hyperlink w:anchor="_Toc227050608" w:history="1">
+          <w:hyperlink w:anchor="_Toc227144549" w:history="1">
             <w:r>
               <w:rPr>
                 <w:rStyle w:val="Hiperhivatkozs"/>
                 <w:rFonts w:ascii="Times New Roman" w:hAnsi="Times New Roman" w:cs="Times New Roman"/>
-                <w:noProof/>
-                <w:color w:val="000000" w:themeColor="text1"/>
+                <w:b/>
+                <w:noProof/>
               </w:rPr>
               <w:t>5. IP címzési terv (IPv4 és IPv6)</w:t>
             </w:r>
             <w:r>
               <w:rPr>
-                <w:rFonts w:ascii="Times New Roman" w:hAnsi="Times New Roman" w:cs="Times New Roman"/>
-                <w:noProof/>
-                <w:webHidden/>
-                <w:color w:val="000000" w:themeColor="text1"/>
+                <w:noProof/>
+                <w:webHidden/>
               </w:rPr>
               <w:tab/>
             </w:r>
             <w:r>
               <w:rPr>
-                <w:rFonts w:ascii="Times New Roman" w:hAnsi="Times New Roman" w:cs="Times New Roman"/>
-                <w:noProof/>
-                <w:webHidden/>
-                <w:color w:val="000000" w:themeColor="text1"/>
+                <w:noProof/>
+                <w:webHidden/>
               </w:rPr>
               <w:fldChar w:fldCharType="begin"/>
             </w:r>
             <w:r>
               <w:rPr>
-                <w:rFonts w:ascii="Times New Roman" w:hAnsi="Times New Roman" w:cs="Times New Roman"/>
-                <w:noProof/>
-                <w:webHidden/>
-                <w:color w:val="000000" w:themeColor="text1"/>
-              </w:rPr>
-              <w:instrText xml:space="preserve"> PAGEREF _Toc227050608 \h </w:instrText>
-            </w:r>
-            <w:r>
-              <w:rPr>
-                <w:rFonts w:ascii="Times New Roman" w:hAnsi="Times New Roman" w:cs="Times New Roman"/>
-                <w:noProof/>
-                <w:webHidden/>
-                <w:color w:val="000000" w:themeColor="text1"/>
-              </w:rPr>
-            </w:r>
-            <w:r>
-              <w:rPr>
-                <w:rFonts w:ascii="Times New Roman" w:hAnsi="Times New Roman" w:cs="Times New Roman"/>
-                <w:noProof/>
-                <w:webHidden/>
-                <w:color w:val="000000" w:themeColor="text1"/>
+                <w:noProof/>
+                <w:webHidden/>
+              </w:rPr>
+              <w:instrText xml:space="preserve"> PAGEREF _Toc227144549 \h </w:instrText>
+            </w:r>
+            <w:r>
+              <w:rPr>
+                <w:noProof/>
+                <w:webHidden/>
+              </w:rPr>
+            </w:r>
+            <w:r>
+              <w:rPr>
+                <w:noProof/>
+                <w:webHidden/>
               </w:rPr>
               <w:fldChar w:fldCharType="separate"/>
             </w:r>
             <w:r>
               <w:rPr>
-                <w:rFonts w:ascii="Times New Roman" w:hAnsi="Times New Roman" w:cs="Times New Roman"/>
-                <w:noProof/>
-                <w:webHidden/>
-                <w:color w:val="000000" w:themeColor="text1"/>
-              </w:rPr>
-              <w:t>6</w:t>
-            </w:r>
-            <w:r>
-              <w:rPr>
-                <w:rFonts w:ascii="Times New Roman" w:hAnsi="Times New Roman" w:cs="Times New Roman"/>
-                <w:noProof/>
-                <w:webHidden/>
-                <w:color w:val="000000" w:themeColor="text1"/>
+                <w:noProof/>
+                <w:webHidden/>
+              </w:rPr>
+              <w:t>7</w:t>
+            </w:r>
+            <w:r>
+              <w:rPr>
+                <w:noProof/>
+                <w:webHidden/>
               </w:rPr>
               <w:fldChar w:fldCharType="end"/>
             </w:r>
@@ -725,81 +854,66 @@
               <w:tab w:val="right" w:leader="dot" w:pos="9062"/>
             </w:tabs>
             <w:rPr>
-              <w:rFonts w:ascii="Times New Roman" w:eastAsiaTheme="minorEastAsia" w:hAnsi="Times New Roman" w:cs="Times New Roman"/>
+              <w:rFonts w:eastAsiaTheme="minorEastAsia"/>
               <w:noProof/>
-              <w:color w:val="000000" w:themeColor="text1"/>
               <w:lang w:eastAsia="hu-HU"/>
             </w:rPr>
           </w:pPr>
-          <w:hyperlink w:anchor="_Toc227050609" w:history="1">
+          <w:hyperlink w:anchor="_Toc227144550" w:history="1">
             <w:r>
               <w:rPr>
                 <w:rStyle w:val="Hiperhivatkozs"/>
                 <w:rFonts w:ascii="Times New Roman" w:hAnsi="Times New Roman" w:cs="Times New Roman"/>
-                <w:noProof/>
-                <w:color w:val="000000" w:themeColor="text1"/>
+                <w:b/>
+                <w:noProof/>
               </w:rPr>
               <w:t>6. Forgalomirányítás (Routing)</w:t>
             </w:r>
             <w:r>
               <w:rPr>
-                <w:rFonts w:ascii="Times New Roman" w:hAnsi="Times New Roman" w:cs="Times New Roman"/>
-                <w:noProof/>
-                <w:webHidden/>
-                <w:color w:val="000000" w:themeColor="text1"/>
+                <w:noProof/>
+                <w:webHidden/>
               </w:rPr>
               <w:tab/>
             </w:r>
             <w:r>
               <w:rPr>
-                <w:rFonts w:ascii="Times New Roman" w:hAnsi="Times New Roman" w:cs="Times New Roman"/>
-                <w:noProof/>
-                <w:webHidden/>
-                <w:color w:val="000000" w:themeColor="text1"/>
+                <w:noProof/>
+                <w:webHidden/>
               </w:rPr>
               <w:fldChar w:fldCharType="begin"/>
             </w:r>
             <w:r>
               <w:rPr>
-                <w:rFonts w:ascii="Times New Roman" w:hAnsi="Times New Roman" w:cs="Times New Roman"/>
-                <w:noProof/>
-                <w:webHidden/>
-                <w:color w:val="000000" w:themeColor="text1"/>
-              </w:rPr>
-              <w:instrText xml:space="preserve"> PAGEREF _Toc227050609 \h </w:instrText>
-            </w:r>
-            <w:r>
-              <w:rPr>
-                <w:rFonts w:ascii="Times New Roman" w:hAnsi="Times New Roman" w:cs="Times New Roman"/>
-                <w:noProof/>
-                <w:webHidden/>
-                <w:color w:val="000000" w:themeColor="text1"/>
-              </w:rPr>
-            </w:r>
-            <w:r>
-              <w:rPr>
-                <w:rFonts w:ascii="Times New Roman" w:hAnsi="Times New Roman" w:cs="Times New Roman"/>
-                <w:noProof/>
-                <w:webHidden/>
-                <w:color w:val="000000" w:themeColor="text1"/>
+                <w:noProof/>
+                <w:webHidden/>
+              </w:rPr>
+              <w:instrText xml:space="preserve"> PAGEREF _Toc227144550 \h </w:instrText>
+            </w:r>
+            <w:r>
+              <w:rPr>
+                <w:noProof/>
+                <w:webHidden/>
+              </w:rPr>
+            </w:r>
+            <w:r>
+              <w:rPr>
+                <w:noProof/>
+                <w:webHidden/>
               </w:rPr>
               <w:fldChar w:fldCharType="separate"/>
             </w:r>
             <w:r>
               <w:rPr>
-                <w:rFonts w:ascii="Times New Roman" w:hAnsi="Times New Roman" w:cs="Times New Roman"/>
-                <w:noProof/>
-                <w:webHidden/>
-                <w:color w:val="000000" w:themeColor="text1"/>
-              </w:rPr>
-              <w:t>7</w:t>
-            </w:r>
-            <w:r>
-              <w:rPr>
-                <w:rFonts w:ascii="Times New Roman" w:hAnsi="Times New Roman" w:cs="Times New Roman"/>
-                <w:noProof/>
-                <w:webHidden/>
-                <w:color w:val="000000" w:themeColor="text1"/>
+                <w:noProof/>
+                <w:webHidden/>
+              </w:rPr>
+              <w:t>8</w:t>
+            </w:r>
+            <w:r>
+              <w:rPr>
+                <w:noProof/>
+                <w:webHidden/>
               </w:rPr>
               <w:fldChar w:fldCharType="end"/>
             </w:r>
@@ -812,81 +926,66 @@
               <w:tab w:val="right" w:leader="dot" w:pos="9062"/>
             </w:tabs>
             <w:rPr>
-              <w:rFonts w:ascii="Times New Roman" w:eastAsiaTheme="minorEastAsia" w:hAnsi="Times New Roman" w:cs="Times New Roman"/>
+              <w:rFonts w:eastAsiaTheme="minorEastAsia"/>
               <w:noProof/>
-              <w:color w:val="000000" w:themeColor="text1"/>
               <w:lang w:eastAsia="hu-HU"/>
             </w:rPr>
           </w:pPr>
-          <w:hyperlink w:anchor="_Toc227050610" w:history="1">
+          <w:hyperlink w:anchor="_Toc227144551" w:history="1">
             <w:r>
               <w:rPr>
                 <w:rStyle w:val="Hiperhivatkozs"/>
                 <w:rFonts w:ascii="Times New Roman" w:hAnsi="Times New Roman" w:cs="Times New Roman"/>
-                <w:noProof/>
-                <w:color w:val="000000" w:themeColor="text1"/>
+                <w:b/>
+                <w:noProof/>
               </w:rPr>
               <w:t>7. Redundancia és magas rendelkezésre állás</w:t>
             </w:r>
             <w:r>
               <w:rPr>
-                <w:rFonts w:ascii="Times New Roman" w:hAnsi="Times New Roman" w:cs="Times New Roman"/>
-                <w:noProof/>
-                <w:webHidden/>
-                <w:color w:val="000000" w:themeColor="text1"/>
+                <w:noProof/>
+                <w:webHidden/>
               </w:rPr>
               <w:tab/>
             </w:r>
             <w:r>
               <w:rPr>
-                <w:rFonts w:ascii="Times New Roman" w:hAnsi="Times New Roman" w:cs="Times New Roman"/>
-                <w:noProof/>
-                <w:webHidden/>
-                <w:color w:val="000000" w:themeColor="text1"/>
+                <w:noProof/>
+                <w:webHidden/>
               </w:rPr>
               <w:fldChar w:fldCharType="begin"/>
             </w:r>
             <w:r>
               <w:rPr>
-                <w:rFonts w:ascii="Times New Roman" w:hAnsi="Times New Roman" w:cs="Times New Roman"/>
-                <w:noProof/>
-                <w:webHidden/>
-                <w:color w:val="000000" w:themeColor="text1"/>
-              </w:rPr>
-              <w:instrText xml:space="preserve"> PAGEREF _Toc227050610 \h </w:instrText>
-            </w:r>
-            <w:r>
-              <w:rPr>
-                <w:rFonts w:ascii="Times New Roman" w:hAnsi="Times New Roman" w:cs="Times New Roman"/>
-                <w:noProof/>
-                <w:webHidden/>
-                <w:color w:val="000000" w:themeColor="text1"/>
-              </w:rPr>
-            </w:r>
-            <w:r>
-              <w:rPr>
-                <w:rFonts w:ascii="Times New Roman" w:hAnsi="Times New Roman" w:cs="Times New Roman"/>
-                <w:noProof/>
-                <w:webHidden/>
-                <w:color w:val="000000" w:themeColor="text1"/>
+                <w:noProof/>
+                <w:webHidden/>
+              </w:rPr>
+              <w:instrText xml:space="preserve"> PAGEREF _Toc227144551 \h </w:instrText>
+            </w:r>
+            <w:r>
+              <w:rPr>
+                <w:noProof/>
+                <w:webHidden/>
+              </w:rPr>
+            </w:r>
+            <w:r>
+              <w:rPr>
+                <w:noProof/>
+                <w:webHidden/>
               </w:rPr>
               <w:fldChar w:fldCharType="separate"/>
             </w:r>
             <w:r>
               <w:rPr>
-                <w:rFonts w:ascii="Times New Roman" w:hAnsi="Times New Roman" w:cs="Times New Roman"/>
-                <w:noProof/>
-                <w:webHidden/>
-                <w:color w:val="000000" w:themeColor="text1"/>
-              </w:rPr>
-              <w:t>8</w:t>
-            </w:r>
-            <w:r>
-              <w:rPr>
-                <w:rFonts w:ascii="Times New Roman" w:hAnsi="Times New Roman" w:cs="Times New Roman"/>
-                <w:noProof/>
-                <w:webHidden/>
-                <w:color w:val="000000" w:themeColor="text1"/>
+                <w:noProof/>
+                <w:webHidden/>
+              </w:rPr>
+              <w:t>9</w:t>
+            </w:r>
+            <w:r>
+              <w:rPr>
+                <w:noProof/>
+                <w:webHidden/>
               </w:rPr>
               <w:fldChar w:fldCharType="end"/>
             </w:r>
@@ -899,81 +998,66 @@
               <w:tab w:val="right" w:leader="dot" w:pos="9062"/>
             </w:tabs>
             <w:rPr>
-              <w:rFonts w:ascii="Times New Roman" w:eastAsiaTheme="minorEastAsia" w:hAnsi="Times New Roman" w:cs="Times New Roman"/>
+              <w:rFonts w:eastAsiaTheme="minorEastAsia"/>
               <w:noProof/>
-              <w:color w:val="000000" w:themeColor="text1"/>
               <w:lang w:eastAsia="hu-HU"/>
             </w:rPr>
           </w:pPr>
-          <w:hyperlink w:anchor="_Toc227050611" w:history="1">
+          <w:hyperlink w:anchor="_Toc227144552" w:history="1">
             <w:r>
               <w:rPr>
                 <w:rStyle w:val="Hiperhivatkozs"/>
                 <w:rFonts w:ascii="Times New Roman" w:hAnsi="Times New Roman" w:cs="Times New Roman"/>
-                <w:noProof/>
-                <w:color w:val="000000" w:themeColor="text1"/>
+                <w:b/>
+                <w:noProof/>
               </w:rPr>
               <w:t>8. Vezeték nélküli hálózat (WLAN) kialakítása és biztonsága</w:t>
             </w:r>
             <w:r>
               <w:rPr>
-                <w:rFonts w:ascii="Times New Roman" w:hAnsi="Times New Roman" w:cs="Times New Roman"/>
-                <w:noProof/>
-                <w:webHidden/>
-                <w:color w:val="000000" w:themeColor="text1"/>
+                <w:noProof/>
+                <w:webHidden/>
               </w:rPr>
               <w:tab/>
             </w:r>
             <w:r>
               <w:rPr>
-                <w:rFonts w:ascii="Times New Roman" w:hAnsi="Times New Roman" w:cs="Times New Roman"/>
-                <w:noProof/>
-                <w:webHidden/>
-                <w:color w:val="000000" w:themeColor="text1"/>
+                <w:noProof/>
+                <w:webHidden/>
               </w:rPr>
               <w:fldChar w:fldCharType="begin"/>
             </w:r>
             <w:r>
               <w:rPr>
-                <w:rFonts w:ascii="Times New Roman" w:hAnsi="Times New Roman" w:cs="Times New Roman"/>
-                <w:noProof/>
-                <w:webHidden/>
-                <w:color w:val="000000" w:themeColor="text1"/>
-              </w:rPr>
-              <w:instrText xml:space="preserve"> PAGEREF _Toc227050611 \h </w:instrText>
-            </w:r>
-            <w:r>
-              <w:rPr>
-                <w:rFonts w:ascii="Times New Roman" w:hAnsi="Times New Roman" w:cs="Times New Roman"/>
-                <w:noProof/>
-                <w:webHidden/>
-                <w:color w:val="000000" w:themeColor="text1"/>
-              </w:rPr>
-            </w:r>
-            <w:r>
-              <w:rPr>
-                <w:rFonts w:ascii="Times New Roman" w:hAnsi="Times New Roman" w:cs="Times New Roman"/>
-                <w:noProof/>
-                <w:webHidden/>
-                <w:color w:val="000000" w:themeColor="text1"/>
+                <w:noProof/>
+                <w:webHidden/>
+              </w:rPr>
+              <w:instrText xml:space="preserve"> PAGEREF _Toc227144552 \h </w:instrText>
+            </w:r>
+            <w:r>
+              <w:rPr>
+                <w:noProof/>
+                <w:webHidden/>
+              </w:rPr>
+            </w:r>
+            <w:r>
+              <w:rPr>
+                <w:noProof/>
+                <w:webHidden/>
               </w:rPr>
               <w:fldChar w:fldCharType="separate"/>
             </w:r>
             <w:r>
               <w:rPr>
-                <w:rFonts w:ascii="Times New Roman" w:hAnsi="Times New Roman" w:cs="Times New Roman"/>
-                <w:noProof/>
-                <w:webHidden/>
-                <w:color w:val="000000" w:themeColor="text1"/>
-              </w:rPr>
-              <w:t>8</w:t>
-            </w:r>
-            <w:r>
-              <w:rPr>
-                <w:rFonts w:ascii="Times New Roman" w:hAnsi="Times New Roman" w:cs="Times New Roman"/>
-                <w:noProof/>
-                <w:webHidden/>
-                <w:color w:val="000000" w:themeColor="text1"/>
+                <w:noProof/>
+                <w:webHidden/>
+              </w:rPr>
+              <w:t>9</w:t>
+            </w:r>
+            <w:r>
+              <w:rPr>
+                <w:noProof/>
+                <w:webHidden/>
               </w:rPr>
               <w:fldChar w:fldCharType="end"/>
             </w:r>
@@ -986,81 +1070,66 @@
               <w:tab w:val="right" w:leader="dot" w:pos="9062"/>
             </w:tabs>
             <w:rPr>
-              <w:rFonts w:ascii="Times New Roman" w:eastAsiaTheme="minorEastAsia" w:hAnsi="Times New Roman" w:cs="Times New Roman"/>
+              <w:rFonts w:eastAsiaTheme="minorEastAsia"/>
               <w:noProof/>
-              <w:color w:val="000000" w:themeColor="text1"/>
               <w:lang w:eastAsia="hu-HU"/>
             </w:rPr>
           </w:pPr>
-          <w:hyperlink w:anchor="_Toc227050612" w:history="1">
+          <w:hyperlink w:anchor="_Toc227144553" w:history="1">
             <w:r>
               <w:rPr>
                 <w:rStyle w:val="Hiperhivatkozs"/>
                 <w:rFonts w:ascii="Times New Roman" w:hAnsi="Times New Roman" w:cs="Times New Roman"/>
-                <w:noProof/>
-                <w:color w:val="000000" w:themeColor="text1"/>
+                <w:b/>
+                <w:noProof/>
               </w:rPr>
               <w:t>9. IoT infrastruktúra és eszközök integrálása</w:t>
             </w:r>
             <w:r>
               <w:rPr>
-                <w:rFonts w:ascii="Times New Roman" w:hAnsi="Times New Roman" w:cs="Times New Roman"/>
-                <w:noProof/>
-                <w:webHidden/>
-                <w:color w:val="000000" w:themeColor="text1"/>
+                <w:noProof/>
+                <w:webHidden/>
               </w:rPr>
               <w:tab/>
             </w:r>
             <w:r>
               <w:rPr>
-                <w:rFonts w:ascii="Times New Roman" w:hAnsi="Times New Roman" w:cs="Times New Roman"/>
-                <w:noProof/>
-                <w:webHidden/>
-                <w:color w:val="000000" w:themeColor="text1"/>
+                <w:noProof/>
+                <w:webHidden/>
               </w:rPr>
               <w:fldChar w:fldCharType="begin"/>
             </w:r>
             <w:r>
               <w:rPr>
-                <w:rFonts w:ascii="Times New Roman" w:hAnsi="Times New Roman" w:cs="Times New Roman"/>
-                <w:noProof/>
-                <w:webHidden/>
-                <w:color w:val="000000" w:themeColor="text1"/>
-              </w:rPr>
-              <w:instrText xml:space="preserve"> PAGEREF _Toc227050612 \h </w:instrText>
-            </w:r>
-            <w:r>
-              <w:rPr>
-                <w:rFonts w:ascii="Times New Roman" w:hAnsi="Times New Roman" w:cs="Times New Roman"/>
-                <w:noProof/>
-                <w:webHidden/>
-                <w:color w:val="000000" w:themeColor="text1"/>
-              </w:rPr>
-            </w:r>
-            <w:r>
-              <w:rPr>
-                <w:rFonts w:ascii="Times New Roman" w:hAnsi="Times New Roman" w:cs="Times New Roman"/>
-                <w:noProof/>
-                <w:webHidden/>
-                <w:color w:val="000000" w:themeColor="text1"/>
+                <w:noProof/>
+                <w:webHidden/>
+              </w:rPr>
+              <w:instrText xml:space="preserve"> PAGEREF _Toc227144553 \h </w:instrText>
+            </w:r>
+            <w:r>
+              <w:rPr>
+                <w:noProof/>
+                <w:webHidden/>
+              </w:rPr>
+            </w:r>
+            <w:r>
+              <w:rPr>
+                <w:noProof/>
+                <w:webHidden/>
               </w:rPr>
               <w:fldChar w:fldCharType="separate"/>
             </w:r>
             <w:r>
               <w:rPr>
-                <w:rFonts w:ascii="Times New Roman" w:hAnsi="Times New Roman" w:cs="Times New Roman"/>
-                <w:noProof/>
-                <w:webHidden/>
-                <w:color w:val="000000" w:themeColor="text1"/>
-              </w:rPr>
-              <w:t>9</w:t>
-            </w:r>
-            <w:r>
-              <w:rPr>
-                <w:rFonts w:ascii="Times New Roman" w:hAnsi="Times New Roman" w:cs="Times New Roman"/>
-                <w:noProof/>
-                <w:webHidden/>
-                <w:color w:val="000000" w:themeColor="text1"/>
+                <w:noProof/>
+                <w:webHidden/>
+              </w:rPr>
+              <w:t>10</w:t>
+            </w:r>
+            <w:r>
+              <w:rPr>
+                <w:noProof/>
+                <w:webHidden/>
               </w:rPr>
               <w:fldChar w:fldCharType="end"/>
             </w:r>
@@ -1073,81 +1142,66 @@
               <w:tab w:val="right" w:leader="dot" w:pos="9062"/>
             </w:tabs>
             <w:rPr>
-              <w:rFonts w:ascii="Times New Roman" w:eastAsiaTheme="minorEastAsia" w:hAnsi="Times New Roman" w:cs="Times New Roman"/>
+              <w:rFonts w:eastAsiaTheme="minorEastAsia"/>
               <w:noProof/>
-              <w:color w:val="000000" w:themeColor="text1"/>
               <w:lang w:eastAsia="hu-HU"/>
             </w:rPr>
           </w:pPr>
-          <w:hyperlink w:anchor="_Toc227050613" w:history="1">
+          <w:hyperlink w:anchor="_Toc227144554" w:history="1">
             <w:r>
               <w:rPr>
                 <w:rStyle w:val="Hiperhivatkozs"/>
                 <w:rFonts w:ascii="Times New Roman" w:hAnsi="Times New Roman" w:cs="Times New Roman"/>
-                <w:noProof/>
-                <w:color w:val="000000" w:themeColor="text1"/>
+                <w:b/>
+                <w:noProof/>
               </w:rPr>
               <w:t>10. Szerverek és hálózati szolgáltatások</w:t>
             </w:r>
             <w:r>
               <w:rPr>
-                <w:rFonts w:ascii="Times New Roman" w:hAnsi="Times New Roman" w:cs="Times New Roman"/>
-                <w:noProof/>
-                <w:webHidden/>
-                <w:color w:val="000000" w:themeColor="text1"/>
+                <w:noProof/>
+                <w:webHidden/>
               </w:rPr>
               <w:tab/>
             </w:r>
             <w:r>
               <w:rPr>
-                <w:rFonts w:ascii="Times New Roman" w:hAnsi="Times New Roman" w:cs="Times New Roman"/>
-                <w:noProof/>
-                <w:webHidden/>
-                <w:color w:val="000000" w:themeColor="text1"/>
+                <w:noProof/>
+                <w:webHidden/>
               </w:rPr>
               <w:fldChar w:fldCharType="begin"/>
             </w:r>
             <w:r>
               <w:rPr>
-                <w:rFonts w:ascii="Times New Roman" w:hAnsi="Times New Roman" w:cs="Times New Roman"/>
-                <w:noProof/>
-                <w:webHidden/>
-                <w:color w:val="000000" w:themeColor="text1"/>
-              </w:rPr>
-              <w:instrText xml:space="preserve"> PAGEREF _Toc227050613 \h </w:instrText>
-            </w:r>
-            <w:r>
-              <w:rPr>
-                <w:rFonts w:ascii="Times New Roman" w:hAnsi="Times New Roman" w:cs="Times New Roman"/>
-                <w:noProof/>
-                <w:webHidden/>
-                <w:color w:val="000000" w:themeColor="text1"/>
-              </w:rPr>
-            </w:r>
-            <w:r>
-              <w:rPr>
-                <w:rFonts w:ascii="Times New Roman" w:hAnsi="Times New Roman" w:cs="Times New Roman"/>
-                <w:noProof/>
-                <w:webHidden/>
-                <w:color w:val="000000" w:themeColor="text1"/>
+                <w:noProof/>
+                <w:webHidden/>
+              </w:rPr>
+              <w:instrText xml:space="preserve"> PAGEREF _Toc227144554 \h </w:instrText>
+            </w:r>
+            <w:r>
+              <w:rPr>
+                <w:noProof/>
+                <w:webHidden/>
+              </w:rPr>
+            </w:r>
+            <w:r>
+              <w:rPr>
+                <w:noProof/>
+                <w:webHidden/>
               </w:rPr>
               <w:fldChar w:fldCharType="separate"/>
             </w:r>
             <w:r>
               <w:rPr>
-                <w:rFonts w:ascii="Times New Roman" w:hAnsi="Times New Roman" w:cs="Times New Roman"/>
-                <w:noProof/>
-                <w:webHidden/>
-                <w:color w:val="000000" w:themeColor="text1"/>
-              </w:rPr>
-              <w:t>9</w:t>
-            </w:r>
-            <w:r>
-              <w:rPr>
-                <w:rFonts w:ascii="Times New Roman" w:hAnsi="Times New Roman" w:cs="Times New Roman"/>
-                <w:noProof/>
-                <w:webHidden/>
-                <w:color w:val="000000" w:themeColor="text1"/>
+                <w:noProof/>
+                <w:webHidden/>
+              </w:rPr>
+              <w:t>10</w:t>
+            </w:r>
+            <w:r>
+              <w:rPr>
+                <w:noProof/>
+                <w:webHidden/>
               </w:rPr>
               <w:fldChar w:fldCharType="end"/>
             </w:r>
@@ -1160,81 +1214,66 @@
               <w:tab w:val="right" w:leader="dot" w:pos="9062"/>
             </w:tabs>
             <w:rPr>
-              <w:rFonts w:ascii="Times New Roman" w:eastAsiaTheme="minorEastAsia" w:hAnsi="Times New Roman" w:cs="Times New Roman"/>
+              <w:rFonts w:eastAsiaTheme="minorEastAsia"/>
               <w:noProof/>
-              <w:color w:val="000000" w:themeColor="text1"/>
               <w:lang w:eastAsia="hu-HU"/>
             </w:rPr>
           </w:pPr>
-          <w:hyperlink w:anchor="_Toc227050614" w:history="1">
+          <w:hyperlink w:anchor="_Toc227144555" w:history="1">
             <w:r>
               <w:rPr>
                 <w:rStyle w:val="Hiperhivatkozs"/>
                 <w:rFonts w:ascii="Times New Roman" w:hAnsi="Times New Roman" w:cs="Times New Roman"/>
-                <w:noProof/>
-                <w:color w:val="000000" w:themeColor="text1"/>
+                <w:b/>
+                <w:noProof/>
               </w:rPr>
               <w:t>11. Hálózati biztonság (ACL-ek és tűzfalak)</w:t>
             </w:r>
             <w:r>
               <w:rPr>
-                <w:rFonts w:ascii="Times New Roman" w:hAnsi="Times New Roman" w:cs="Times New Roman"/>
-                <w:noProof/>
-                <w:webHidden/>
-                <w:color w:val="000000" w:themeColor="text1"/>
+                <w:noProof/>
+                <w:webHidden/>
               </w:rPr>
               <w:tab/>
             </w:r>
             <w:r>
               <w:rPr>
-                <w:rFonts w:ascii="Times New Roman" w:hAnsi="Times New Roman" w:cs="Times New Roman"/>
-                <w:noProof/>
-                <w:webHidden/>
-                <w:color w:val="000000" w:themeColor="text1"/>
+                <w:noProof/>
+                <w:webHidden/>
               </w:rPr>
               <w:fldChar w:fldCharType="begin"/>
             </w:r>
             <w:r>
               <w:rPr>
-                <w:rFonts w:ascii="Times New Roman" w:hAnsi="Times New Roman" w:cs="Times New Roman"/>
-                <w:noProof/>
-                <w:webHidden/>
-                <w:color w:val="000000" w:themeColor="text1"/>
-              </w:rPr>
-              <w:instrText xml:space="preserve"> PAGEREF _Toc227050614 \h </w:instrText>
-            </w:r>
-            <w:r>
-              <w:rPr>
-                <w:rFonts w:ascii="Times New Roman" w:hAnsi="Times New Roman" w:cs="Times New Roman"/>
-                <w:noProof/>
-                <w:webHidden/>
-                <w:color w:val="000000" w:themeColor="text1"/>
-              </w:rPr>
-            </w:r>
-            <w:r>
-              <w:rPr>
-                <w:rFonts w:ascii="Times New Roman" w:hAnsi="Times New Roman" w:cs="Times New Roman"/>
-                <w:noProof/>
-                <w:webHidden/>
-                <w:color w:val="000000" w:themeColor="text1"/>
+                <w:noProof/>
+                <w:webHidden/>
+              </w:rPr>
+              <w:instrText xml:space="preserve"> PAGEREF _Toc227144555 \h </w:instrText>
+            </w:r>
+            <w:r>
+              <w:rPr>
+                <w:noProof/>
+                <w:webHidden/>
+              </w:rPr>
+            </w:r>
+            <w:r>
+              <w:rPr>
+                <w:noProof/>
+                <w:webHidden/>
               </w:rPr>
               <w:fldChar w:fldCharType="separate"/>
             </w:r>
             <w:r>
               <w:rPr>
-                <w:rFonts w:ascii="Times New Roman" w:hAnsi="Times New Roman" w:cs="Times New Roman"/>
-                <w:noProof/>
-                <w:webHidden/>
-                <w:color w:val="000000" w:themeColor="text1"/>
-              </w:rPr>
-              <w:t>10</w:t>
-            </w:r>
-            <w:r>
-              <w:rPr>
-                <w:rFonts w:ascii="Times New Roman" w:hAnsi="Times New Roman" w:cs="Times New Roman"/>
-                <w:noProof/>
-                <w:webHidden/>
-                <w:color w:val="000000" w:themeColor="text1"/>
+                <w:noProof/>
+                <w:webHidden/>
+              </w:rPr>
+              <w:t>11</w:t>
+            </w:r>
+            <w:r>
+              <w:rPr>
+                <w:noProof/>
+                <w:webHidden/>
               </w:rPr>
               <w:fldChar w:fldCharType="end"/>
             </w:r>
@@ -1247,81 +1286,66 @@
               <w:tab w:val="right" w:leader="dot" w:pos="9062"/>
             </w:tabs>
             <w:rPr>
-              <w:rFonts w:ascii="Times New Roman" w:eastAsiaTheme="minorEastAsia" w:hAnsi="Times New Roman" w:cs="Times New Roman"/>
+              <w:rFonts w:eastAsiaTheme="minorEastAsia"/>
               <w:noProof/>
-              <w:color w:val="000000" w:themeColor="text1"/>
               <w:lang w:eastAsia="hu-HU"/>
             </w:rPr>
           </w:pPr>
-          <w:hyperlink w:anchor="_Toc227050615" w:history="1">
+          <w:hyperlink w:anchor="_Toc227144556" w:history="1">
             <w:r>
               <w:rPr>
                 <w:rStyle w:val="Hiperhivatkozs"/>
                 <w:rFonts w:ascii="Times New Roman" w:hAnsi="Times New Roman" w:cs="Times New Roman"/>
-                <w:noProof/>
-                <w:color w:val="000000" w:themeColor="text1"/>
+                <w:b/>
+                <w:noProof/>
               </w:rPr>
               <w:t>12. NAT és internetelérés</w:t>
             </w:r>
             <w:r>
               <w:rPr>
-                <w:rFonts w:ascii="Times New Roman" w:hAnsi="Times New Roman" w:cs="Times New Roman"/>
-                <w:noProof/>
-                <w:webHidden/>
-                <w:color w:val="000000" w:themeColor="text1"/>
+                <w:noProof/>
+                <w:webHidden/>
               </w:rPr>
               <w:tab/>
             </w:r>
             <w:r>
               <w:rPr>
-                <w:rFonts w:ascii="Times New Roman" w:hAnsi="Times New Roman" w:cs="Times New Roman"/>
-                <w:noProof/>
-                <w:webHidden/>
-                <w:color w:val="000000" w:themeColor="text1"/>
+                <w:noProof/>
+                <w:webHidden/>
               </w:rPr>
               <w:fldChar w:fldCharType="begin"/>
             </w:r>
             <w:r>
               <w:rPr>
-                <w:rFonts w:ascii="Times New Roman" w:hAnsi="Times New Roman" w:cs="Times New Roman"/>
-                <w:noProof/>
-                <w:webHidden/>
-                <w:color w:val="000000" w:themeColor="text1"/>
-              </w:rPr>
-              <w:instrText xml:space="preserve"> PAGEREF _Toc227050615 \h </w:instrText>
-            </w:r>
-            <w:r>
-              <w:rPr>
-                <w:rFonts w:ascii="Times New Roman" w:hAnsi="Times New Roman" w:cs="Times New Roman"/>
-                <w:noProof/>
-                <w:webHidden/>
-                <w:color w:val="000000" w:themeColor="text1"/>
-              </w:rPr>
-            </w:r>
-            <w:r>
-              <w:rPr>
-                <w:rFonts w:ascii="Times New Roman" w:hAnsi="Times New Roman" w:cs="Times New Roman"/>
-                <w:noProof/>
-                <w:webHidden/>
-                <w:color w:val="000000" w:themeColor="text1"/>
+                <w:noProof/>
+                <w:webHidden/>
+              </w:rPr>
+              <w:instrText xml:space="preserve"> PAGEREF _Toc227144556 \h </w:instrText>
+            </w:r>
+            <w:r>
+              <w:rPr>
+                <w:noProof/>
+                <w:webHidden/>
+              </w:rPr>
+            </w:r>
+            <w:r>
+              <w:rPr>
+                <w:noProof/>
+                <w:webHidden/>
               </w:rPr>
               <w:fldChar w:fldCharType="separate"/>
             </w:r>
             <w:r>
               <w:rPr>
-                <w:rFonts w:ascii="Times New Roman" w:hAnsi="Times New Roman" w:cs="Times New Roman"/>
-                <w:noProof/>
-                <w:webHidden/>
-                <w:color w:val="000000" w:themeColor="text1"/>
-              </w:rPr>
-              <w:t>10</w:t>
-            </w:r>
-            <w:r>
-              <w:rPr>
-                <w:rFonts w:ascii="Times New Roman" w:hAnsi="Times New Roman" w:cs="Times New Roman"/>
-                <w:noProof/>
-                <w:webHidden/>
-                <w:color w:val="000000" w:themeColor="text1"/>
+                <w:noProof/>
+                <w:webHidden/>
+              </w:rPr>
+              <w:t>11</w:t>
+            </w:r>
+            <w:r>
+              <w:rPr>
+                <w:noProof/>
+                <w:webHidden/>
               </w:rPr>
               <w:fldChar w:fldCharType="end"/>
             </w:r>
@@ -1334,81 +1358,66 @@
               <w:tab w:val="right" w:leader="dot" w:pos="9062"/>
             </w:tabs>
             <w:rPr>
-              <w:rFonts w:ascii="Times New Roman" w:eastAsiaTheme="minorEastAsia" w:hAnsi="Times New Roman" w:cs="Times New Roman"/>
+              <w:rFonts w:eastAsiaTheme="minorEastAsia"/>
               <w:noProof/>
-              <w:color w:val="000000" w:themeColor="text1"/>
               <w:lang w:eastAsia="hu-HU"/>
             </w:rPr>
           </w:pPr>
-          <w:hyperlink w:anchor="_Toc227050616" w:history="1">
+          <w:hyperlink w:anchor="_Toc227144557" w:history="1">
             <w:r>
               <w:rPr>
                 <w:rStyle w:val="Hiperhivatkozs"/>
                 <w:rFonts w:ascii="Times New Roman" w:hAnsi="Times New Roman" w:cs="Times New Roman"/>
-                <w:noProof/>
-                <w:color w:val="000000" w:themeColor="text1"/>
+                <w:b/>
+                <w:noProof/>
               </w:rPr>
               <w:t>13. VPN kapcsolatok (IPsec)</w:t>
             </w:r>
             <w:r>
               <w:rPr>
-                <w:rFonts w:ascii="Times New Roman" w:hAnsi="Times New Roman" w:cs="Times New Roman"/>
-                <w:noProof/>
-                <w:webHidden/>
-                <w:color w:val="000000" w:themeColor="text1"/>
+                <w:noProof/>
+                <w:webHidden/>
               </w:rPr>
               <w:tab/>
             </w:r>
             <w:r>
               <w:rPr>
-                <w:rFonts w:ascii="Times New Roman" w:hAnsi="Times New Roman" w:cs="Times New Roman"/>
-                <w:noProof/>
-                <w:webHidden/>
-                <w:color w:val="000000" w:themeColor="text1"/>
+                <w:noProof/>
+                <w:webHidden/>
               </w:rPr>
               <w:fldChar w:fldCharType="begin"/>
             </w:r>
             <w:r>
               <w:rPr>
-                <w:rFonts w:ascii="Times New Roman" w:hAnsi="Times New Roman" w:cs="Times New Roman"/>
-                <w:noProof/>
-                <w:webHidden/>
-                <w:color w:val="000000" w:themeColor="text1"/>
-              </w:rPr>
-              <w:instrText xml:space="preserve"> PAGEREF _Toc227050616 \h </w:instrText>
-            </w:r>
-            <w:r>
-              <w:rPr>
-                <w:rFonts w:ascii="Times New Roman" w:hAnsi="Times New Roman" w:cs="Times New Roman"/>
-                <w:noProof/>
-                <w:webHidden/>
-                <w:color w:val="000000" w:themeColor="text1"/>
-              </w:rPr>
-            </w:r>
-            <w:r>
-              <w:rPr>
-                <w:rFonts w:ascii="Times New Roman" w:hAnsi="Times New Roman" w:cs="Times New Roman"/>
-                <w:noProof/>
-                <w:webHidden/>
-                <w:color w:val="000000" w:themeColor="text1"/>
+                <w:noProof/>
+                <w:webHidden/>
+              </w:rPr>
+              <w:instrText xml:space="preserve"> PAGEREF _Toc227144557 \h </w:instrText>
+            </w:r>
+            <w:r>
+              <w:rPr>
+                <w:noProof/>
+                <w:webHidden/>
+              </w:rPr>
+            </w:r>
+            <w:r>
+              <w:rPr>
+                <w:noProof/>
+                <w:webHidden/>
               </w:rPr>
               <w:fldChar w:fldCharType="separate"/>
             </w:r>
             <w:r>
               <w:rPr>
-                <w:rFonts w:ascii="Times New Roman" w:hAnsi="Times New Roman" w:cs="Times New Roman"/>
-                <w:noProof/>
-                <w:webHidden/>
-                <w:color w:val="000000" w:themeColor="text1"/>
-              </w:rPr>
-              <w:t>11</w:t>
-            </w:r>
-            <w:r>
-              <w:rPr>
-                <w:rFonts w:ascii="Times New Roman" w:hAnsi="Times New Roman" w:cs="Times New Roman"/>
-                <w:noProof/>
-                <w:webHidden/>
-                <w:color w:val="000000" w:themeColor="text1"/>
+                <w:noProof/>
+                <w:webHidden/>
+              </w:rPr>
+              <w:t>12</w:t>
+            </w:r>
+            <w:r>
+              <w:rPr>
+                <w:noProof/>
+                <w:webHidden/>
               </w:rPr>
               <w:fldChar w:fldCharType="end"/>
             </w:r>
@@ -1421,81 +1430,66 @@
               <w:tab w:val="right" w:leader="dot" w:pos="9062"/>
             </w:tabs>
             <w:rPr>
-              <w:rFonts w:ascii="Times New Roman" w:eastAsiaTheme="minorEastAsia" w:hAnsi="Times New Roman" w:cs="Times New Roman"/>
+              <w:rFonts w:eastAsiaTheme="minorEastAsia"/>
               <w:noProof/>
-              <w:color w:val="000000" w:themeColor="text1"/>
               <w:lang w:eastAsia="hu-HU"/>
             </w:rPr>
           </w:pPr>
-          <w:hyperlink w:anchor="_Toc227050617" w:history="1">
+          <w:hyperlink w:anchor="_Toc227144558" w:history="1">
             <w:r>
               <w:rPr>
                 <w:rStyle w:val="Hiperhivatkozs"/>
                 <w:rFonts w:ascii="Times New Roman" w:hAnsi="Times New Roman" w:cs="Times New Roman"/>
-                <w:noProof/>
-                <w:color w:val="000000" w:themeColor="text1"/>
+                <w:b/>
+                <w:noProof/>
               </w:rPr>
               <w:t>14. Tesztelés és hibakeresés</w:t>
             </w:r>
             <w:r>
               <w:rPr>
-                <w:rFonts w:ascii="Times New Roman" w:hAnsi="Times New Roman" w:cs="Times New Roman"/>
-                <w:noProof/>
-                <w:webHidden/>
-                <w:color w:val="000000" w:themeColor="text1"/>
+                <w:noProof/>
+                <w:webHidden/>
               </w:rPr>
               <w:tab/>
             </w:r>
             <w:r>
               <w:rPr>
-                <w:rFonts w:ascii="Times New Roman" w:hAnsi="Times New Roman" w:cs="Times New Roman"/>
-                <w:noProof/>
-                <w:webHidden/>
-                <w:color w:val="000000" w:themeColor="text1"/>
+                <w:noProof/>
+                <w:webHidden/>
               </w:rPr>
               <w:fldChar w:fldCharType="begin"/>
             </w:r>
             <w:r>
               <w:rPr>
-                <w:rFonts w:ascii="Times New Roman" w:hAnsi="Times New Roman" w:cs="Times New Roman"/>
-                <w:noProof/>
-                <w:webHidden/>
-                <w:color w:val="000000" w:themeColor="text1"/>
-              </w:rPr>
-              <w:instrText xml:space="preserve"> PAGEREF _Toc227050617 \h </w:instrText>
-            </w:r>
-            <w:r>
-              <w:rPr>
-                <w:rFonts w:ascii="Times New Roman" w:hAnsi="Times New Roman" w:cs="Times New Roman"/>
-                <w:noProof/>
-                <w:webHidden/>
-                <w:color w:val="000000" w:themeColor="text1"/>
-              </w:rPr>
-            </w:r>
-            <w:r>
-              <w:rPr>
-                <w:rFonts w:ascii="Times New Roman" w:hAnsi="Times New Roman" w:cs="Times New Roman"/>
-                <w:noProof/>
-                <w:webHidden/>
-                <w:color w:val="000000" w:themeColor="text1"/>
+                <w:noProof/>
+                <w:webHidden/>
+              </w:rPr>
+              <w:instrText xml:space="preserve"> PAGEREF _Toc227144558 \h </w:instrText>
+            </w:r>
+            <w:r>
+              <w:rPr>
+                <w:noProof/>
+                <w:webHidden/>
+              </w:rPr>
+            </w:r>
+            <w:r>
+              <w:rPr>
+                <w:noProof/>
+                <w:webHidden/>
               </w:rPr>
               <w:fldChar w:fldCharType="separate"/>
             </w:r>
             <w:r>
               <w:rPr>
-                <w:rFonts w:ascii="Times New Roman" w:hAnsi="Times New Roman" w:cs="Times New Roman"/>
-                <w:noProof/>
-                <w:webHidden/>
-                <w:color w:val="000000" w:themeColor="text1"/>
-              </w:rPr>
-              <w:t>11</w:t>
-            </w:r>
-            <w:r>
-              <w:rPr>
-                <w:rFonts w:ascii="Times New Roman" w:hAnsi="Times New Roman" w:cs="Times New Roman"/>
-                <w:noProof/>
-                <w:webHidden/>
-                <w:color w:val="000000" w:themeColor="text1"/>
+                <w:noProof/>
+                <w:webHidden/>
+              </w:rPr>
+              <w:t>12</w:t>
+            </w:r>
+            <w:r>
+              <w:rPr>
+                <w:noProof/>
+                <w:webHidden/>
               </w:rPr>
               <w:fldChar w:fldCharType="end"/>
             </w:r>
@@ -1508,81 +1502,66 @@
               <w:tab w:val="right" w:leader="dot" w:pos="9062"/>
             </w:tabs>
             <w:rPr>
-              <w:rFonts w:ascii="Times New Roman" w:eastAsiaTheme="minorEastAsia" w:hAnsi="Times New Roman" w:cs="Times New Roman"/>
+              <w:rFonts w:eastAsiaTheme="minorEastAsia"/>
               <w:noProof/>
-              <w:color w:val="000000" w:themeColor="text1"/>
               <w:lang w:eastAsia="hu-HU"/>
             </w:rPr>
           </w:pPr>
-          <w:hyperlink w:anchor="_Toc227050618" w:history="1">
+          <w:hyperlink w:anchor="_Toc227144559" w:history="1">
             <w:r>
               <w:rPr>
                 <w:rStyle w:val="Hiperhivatkozs"/>
                 <w:rFonts w:ascii="Times New Roman" w:hAnsi="Times New Roman" w:cs="Times New Roman"/>
-                <w:noProof/>
-                <w:color w:val="000000" w:themeColor="text1"/>
+                <w:b/>
+                <w:noProof/>
               </w:rPr>
               <w:t>15. Összegzés</w:t>
             </w:r>
             <w:r>
               <w:rPr>
-                <w:rFonts w:ascii="Times New Roman" w:hAnsi="Times New Roman" w:cs="Times New Roman"/>
-                <w:noProof/>
-                <w:webHidden/>
-                <w:color w:val="000000" w:themeColor="text1"/>
+                <w:noProof/>
+                <w:webHidden/>
               </w:rPr>
               <w:tab/>
             </w:r>
             <w:r>
               <w:rPr>
-                <w:rFonts w:ascii="Times New Roman" w:hAnsi="Times New Roman" w:cs="Times New Roman"/>
-                <w:noProof/>
-                <w:webHidden/>
-                <w:color w:val="000000" w:themeColor="text1"/>
+                <w:noProof/>
+                <w:webHidden/>
               </w:rPr>
               <w:fldChar w:fldCharType="begin"/>
             </w:r>
             <w:r>
               <w:rPr>
-                <w:rFonts w:ascii="Times New Roman" w:hAnsi="Times New Roman" w:cs="Times New Roman"/>
-                <w:noProof/>
-                <w:webHidden/>
-                <w:color w:val="000000" w:themeColor="text1"/>
-              </w:rPr>
-              <w:instrText xml:space="preserve"> PAGEREF _Toc227050618 \h </w:instrText>
-            </w:r>
-            <w:r>
-              <w:rPr>
-                <w:rFonts w:ascii="Times New Roman" w:hAnsi="Times New Roman" w:cs="Times New Roman"/>
-                <w:noProof/>
-                <w:webHidden/>
-                <w:color w:val="000000" w:themeColor="text1"/>
-              </w:rPr>
-            </w:r>
-            <w:r>
-              <w:rPr>
-                <w:rFonts w:ascii="Times New Roman" w:hAnsi="Times New Roman" w:cs="Times New Roman"/>
-                <w:noProof/>
-                <w:webHidden/>
-                <w:color w:val="000000" w:themeColor="text1"/>
+                <w:noProof/>
+                <w:webHidden/>
+              </w:rPr>
+              <w:instrText xml:space="preserve"> PAGEREF _Toc227144559 \h </w:instrText>
+            </w:r>
+            <w:r>
+              <w:rPr>
+                <w:noProof/>
+                <w:webHidden/>
+              </w:rPr>
+            </w:r>
+            <w:r>
+              <w:rPr>
+                <w:noProof/>
+                <w:webHidden/>
               </w:rPr>
               <w:fldChar w:fldCharType="separate"/>
             </w:r>
             <w:r>
               <w:rPr>
-                <w:rFonts w:ascii="Times New Roman" w:hAnsi="Times New Roman" w:cs="Times New Roman"/>
-                <w:noProof/>
-                <w:webHidden/>
-                <w:color w:val="000000" w:themeColor="text1"/>
-              </w:rPr>
-              <w:t>12</w:t>
-            </w:r>
-            <w:r>
-              <w:rPr>
-                <w:rFonts w:ascii="Times New Roman" w:hAnsi="Times New Roman" w:cs="Times New Roman"/>
-                <w:noProof/>
-                <w:webHidden/>
-                <w:color w:val="000000" w:themeColor="text1"/>
+                <w:noProof/>
+                <w:webHidden/>
+              </w:rPr>
+              <w:t>13</w:t>
+            </w:r>
+            <w:r>
+              <w:rPr>
+                <w:noProof/>
+                <w:webHidden/>
               </w:rPr>
               <w:fldChar w:fldCharType="end"/>
             </w:r>
@@ -1595,81 +1574,66 @@
               <w:tab w:val="right" w:leader="dot" w:pos="9062"/>
             </w:tabs>
             <w:rPr>
-              <w:rFonts w:ascii="Times New Roman" w:eastAsiaTheme="minorEastAsia" w:hAnsi="Times New Roman" w:cs="Times New Roman"/>
+              <w:rFonts w:eastAsiaTheme="minorEastAsia"/>
               <w:noProof/>
-              <w:color w:val="000000" w:themeColor="text1"/>
               <w:lang w:eastAsia="hu-HU"/>
             </w:rPr>
           </w:pPr>
-          <w:hyperlink w:anchor="_Toc227050619" w:history="1">
+          <w:hyperlink w:anchor="_Toc227144560" w:history="1">
             <w:r>
               <w:rPr>
                 <w:rStyle w:val="Hiperhivatkozs"/>
                 <w:rFonts w:ascii="Times New Roman" w:hAnsi="Times New Roman" w:cs="Times New Roman"/>
-                <w:noProof/>
-                <w:color w:val="000000" w:themeColor="text1"/>
+                <w:b/>
+                <w:noProof/>
               </w:rPr>
               <w:t>A Vállalati Hálózat Részletes Bemutatása és Szimulációja</w:t>
             </w:r>
             <w:r>
               <w:rPr>
-                <w:rFonts w:ascii="Times New Roman" w:hAnsi="Times New Roman" w:cs="Times New Roman"/>
-                <w:noProof/>
-                <w:webHidden/>
-                <w:color w:val="000000" w:themeColor="text1"/>
+                <w:noProof/>
+                <w:webHidden/>
               </w:rPr>
               <w:tab/>
             </w:r>
             <w:r>
               <w:rPr>
-                <w:rFonts w:ascii="Times New Roman" w:hAnsi="Times New Roman" w:cs="Times New Roman"/>
-                <w:noProof/>
-                <w:webHidden/>
-                <w:color w:val="000000" w:themeColor="text1"/>
+                <w:noProof/>
+                <w:webHidden/>
               </w:rPr>
               <w:fldChar w:fldCharType="begin"/>
             </w:r>
             <w:r>
               <w:rPr>
-                <w:rFonts w:ascii="Times New Roman" w:hAnsi="Times New Roman" w:cs="Times New Roman"/>
-                <w:noProof/>
-                <w:webHidden/>
-                <w:color w:val="000000" w:themeColor="text1"/>
-              </w:rPr>
-              <w:instrText xml:space="preserve"> PAGEREF _Toc227050619 \h </w:instrText>
-            </w:r>
-            <w:r>
-              <w:rPr>
-                <w:rFonts w:ascii="Times New Roman" w:hAnsi="Times New Roman" w:cs="Times New Roman"/>
-                <w:noProof/>
-                <w:webHidden/>
-                <w:color w:val="000000" w:themeColor="text1"/>
-              </w:rPr>
-            </w:r>
-            <w:r>
-              <w:rPr>
-                <w:rFonts w:ascii="Times New Roman" w:hAnsi="Times New Roman" w:cs="Times New Roman"/>
-                <w:noProof/>
-                <w:webHidden/>
-                <w:color w:val="000000" w:themeColor="text1"/>
+                <w:noProof/>
+                <w:webHidden/>
+              </w:rPr>
+              <w:instrText xml:space="preserve"> PAGEREF _Toc227144560 \h </w:instrText>
+            </w:r>
+            <w:r>
+              <w:rPr>
+                <w:noProof/>
+                <w:webHidden/>
+              </w:rPr>
+            </w:r>
+            <w:r>
+              <w:rPr>
+                <w:noProof/>
+                <w:webHidden/>
               </w:rPr>
               <w:fldChar w:fldCharType="separate"/>
             </w:r>
             <w:r>
               <w:rPr>
-                <w:rFonts w:ascii="Times New Roman" w:hAnsi="Times New Roman" w:cs="Times New Roman"/>
-                <w:noProof/>
-                <w:webHidden/>
-                <w:color w:val="000000" w:themeColor="text1"/>
-              </w:rPr>
-              <w:t>13</w:t>
-            </w:r>
-            <w:r>
-              <w:rPr>
-                <w:rFonts w:ascii="Times New Roman" w:hAnsi="Times New Roman" w:cs="Times New Roman"/>
-                <w:noProof/>
-                <w:webHidden/>
-                <w:color w:val="000000" w:themeColor="text1"/>
+                <w:noProof/>
+                <w:webHidden/>
+              </w:rPr>
+              <w:t>14</w:t>
+            </w:r>
+            <w:r>
+              <w:rPr>
+                <w:noProof/>
+                <w:webHidden/>
               </w:rPr>
               <w:fldChar w:fldCharType="end"/>
             </w:r>
@@ -1682,81 +1646,64 @@
               <w:tab w:val="right" w:leader="dot" w:pos="9062"/>
             </w:tabs>
             <w:rPr>
-              <w:rFonts w:ascii="Times New Roman" w:eastAsiaTheme="minorEastAsia" w:hAnsi="Times New Roman" w:cs="Times New Roman"/>
+              <w:rFonts w:eastAsiaTheme="minorEastAsia"/>
               <w:noProof/>
-              <w:color w:val="000000" w:themeColor="text1"/>
               <w:lang w:eastAsia="hu-HU"/>
             </w:rPr>
           </w:pPr>
-          <w:hyperlink w:anchor="_Toc227050620" w:history="1">
+          <w:hyperlink w:anchor="_Toc227144561" w:history="1">
             <w:r>
               <w:rPr>
                 <w:rStyle w:val="Hiperhivatkozs"/>
-                <w:rFonts w:ascii="Times New Roman" w:hAnsi="Times New Roman" w:cs="Times New Roman"/>
-                <w:noProof/>
-                <w:color w:val="000000" w:themeColor="text1"/>
+                <w:noProof/>
               </w:rPr>
               <w:t>Központi iroda</w:t>
             </w:r>
             <w:r>
               <w:rPr>
-                <w:rFonts w:ascii="Times New Roman" w:hAnsi="Times New Roman" w:cs="Times New Roman"/>
-                <w:noProof/>
-                <w:webHidden/>
-                <w:color w:val="000000" w:themeColor="text1"/>
+                <w:noProof/>
+                <w:webHidden/>
               </w:rPr>
               <w:tab/>
             </w:r>
             <w:r>
               <w:rPr>
-                <w:rFonts w:ascii="Times New Roman" w:hAnsi="Times New Roman" w:cs="Times New Roman"/>
-                <w:noProof/>
-                <w:webHidden/>
-                <w:color w:val="000000" w:themeColor="text1"/>
+                <w:noProof/>
+                <w:webHidden/>
               </w:rPr>
               <w:fldChar w:fldCharType="begin"/>
             </w:r>
             <w:r>
               <w:rPr>
-                <w:rFonts w:ascii="Times New Roman" w:hAnsi="Times New Roman" w:cs="Times New Roman"/>
-                <w:noProof/>
-                <w:webHidden/>
-                <w:color w:val="000000" w:themeColor="text1"/>
-              </w:rPr>
-              <w:instrText xml:space="preserve"> PAGEREF _Toc227050620 \h </w:instrText>
-            </w:r>
-            <w:r>
-              <w:rPr>
-                <w:rFonts w:ascii="Times New Roman" w:hAnsi="Times New Roman" w:cs="Times New Roman"/>
-                <w:noProof/>
-                <w:webHidden/>
-                <w:color w:val="000000" w:themeColor="text1"/>
-              </w:rPr>
-            </w:r>
-            <w:r>
-              <w:rPr>
-                <w:rFonts w:ascii="Times New Roman" w:hAnsi="Times New Roman" w:cs="Times New Roman"/>
-                <w:noProof/>
-                <w:webHidden/>
-                <w:color w:val="000000" w:themeColor="text1"/>
+                <w:noProof/>
+                <w:webHidden/>
+              </w:rPr>
+              <w:instrText xml:space="preserve"> PAGEREF _Toc227144561 \h </w:instrText>
+            </w:r>
+            <w:r>
+              <w:rPr>
+                <w:noProof/>
+                <w:webHidden/>
+              </w:rPr>
+            </w:r>
+            <w:r>
+              <w:rPr>
+                <w:noProof/>
+                <w:webHidden/>
               </w:rPr>
               <w:fldChar w:fldCharType="separate"/>
             </w:r>
             <w:r>
               <w:rPr>
-                <w:rFonts w:ascii="Times New Roman" w:hAnsi="Times New Roman" w:cs="Times New Roman"/>
-                <w:noProof/>
-                <w:webHidden/>
-                <w:color w:val="000000" w:themeColor="text1"/>
-              </w:rPr>
-              <w:t>13</w:t>
-            </w:r>
-            <w:r>
-              <w:rPr>
-                <w:rFonts w:ascii="Times New Roman" w:hAnsi="Times New Roman" w:cs="Times New Roman"/>
-                <w:noProof/>
-                <w:webHidden/>
-                <w:color w:val="000000" w:themeColor="text1"/>
+                <w:noProof/>
+                <w:webHidden/>
+              </w:rPr>
+              <w:t>14</w:t>
+            </w:r>
+            <w:r>
+              <w:rPr>
+                <w:noProof/>
+                <w:webHidden/>
               </w:rPr>
               <w:fldChar w:fldCharType="end"/>
             </w:r>
@@ -1769,81 +1716,64 @@
               <w:tab w:val="right" w:leader="dot" w:pos="9062"/>
             </w:tabs>
             <w:rPr>
-              <w:rFonts w:ascii="Times New Roman" w:eastAsiaTheme="minorEastAsia" w:hAnsi="Times New Roman" w:cs="Times New Roman"/>
+              <w:rFonts w:eastAsiaTheme="minorEastAsia"/>
               <w:noProof/>
-              <w:color w:val="000000" w:themeColor="text1"/>
               <w:lang w:eastAsia="hu-HU"/>
             </w:rPr>
           </w:pPr>
-          <w:hyperlink w:anchor="_Toc227050621" w:history="1">
+          <w:hyperlink w:anchor="_Toc227144562" w:history="1">
             <w:r>
               <w:rPr>
                 <w:rStyle w:val="Hiperhivatkozs"/>
-                <w:rFonts w:ascii="Times New Roman" w:hAnsi="Times New Roman" w:cs="Times New Roman"/>
-                <w:noProof/>
-                <w:color w:val="000000" w:themeColor="text1"/>
+                <w:noProof/>
               </w:rPr>
               <w:t>Északi telephely</w:t>
             </w:r>
             <w:r>
               <w:rPr>
-                <w:rFonts w:ascii="Times New Roman" w:hAnsi="Times New Roman" w:cs="Times New Roman"/>
-                <w:noProof/>
-                <w:webHidden/>
-                <w:color w:val="000000" w:themeColor="text1"/>
+                <w:noProof/>
+                <w:webHidden/>
               </w:rPr>
               <w:tab/>
             </w:r>
             <w:r>
               <w:rPr>
-                <w:rFonts w:ascii="Times New Roman" w:hAnsi="Times New Roman" w:cs="Times New Roman"/>
-                <w:noProof/>
-                <w:webHidden/>
-                <w:color w:val="000000" w:themeColor="text1"/>
+                <w:noProof/>
+                <w:webHidden/>
               </w:rPr>
               <w:fldChar w:fldCharType="begin"/>
             </w:r>
             <w:r>
               <w:rPr>
-                <w:rFonts w:ascii="Times New Roman" w:hAnsi="Times New Roman" w:cs="Times New Roman"/>
-                <w:noProof/>
-                <w:webHidden/>
-                <w:color w:val="000000" w:themeColor="text1"/>
-              </w:rPr>
-              <w:instrText xml:space="preserve"> PAGEREF _Toc227050621 \h </w:instrText>
-            </w:r>
-            <w:r>
-              <w:rPr>
-                <w:rFonts w:ascii="Times New Roman" w:hAnsi="Times New Roman" w:cs="Times New Roman"/>
-                <w:noProof/>
-                <w:webHidden/>
-                <w:color w:val="000000" w:themeColor="text1"/>
-              </w:rPr>
-            </w:r>
-            <w:r>
-              <w:rPr>
-                <w:rFonts w:ascii="Times New Roman" w:hAnsi="Times New Roman" w:cs="Times New Roman"/>
-                <w:noProof/>
-                <w:webHidden/>
-                <w:color w:val="000000" w:themeColor="text1"/>
+                <w:noProof/>
+                <w:webHidden/>
+              </w:rPr>
+              <w:instrText xml:space="preserve"> PAGEREF _Toc227144562 \h </w:instrText>
+            </w:r>
+            <w:r>
+              <w:rPr>
+                <w:noProof/>
+                <w:webHidden/>
+              </w:rPr>
+            </w:r>
+            <w:r>
+              <w:rPr>
+                <w:noProof/>
+                <w:webHidden/>
               </w:rPr>
               <w:fldChar w:fldCharType="separate"/>
             </w:r>
             <w:r>
               <w:rPr>
-                <w:rFonts w:ascii="Times New Roman" w:hAnsi="Times New Roman" w:cs="Times New Roman"/>
-                <w:noProof/>
-                <w:webHidden/>
-                <w:color w:val="000000" w:themeColor="text1"/>
-              </w:rPr>
-              <w:t>14</w:t>
-            </w:r>
-            <w:r>
-              <w:rPr>
-                <w:rFonts w:ascii="Times New Roman" w:hAnsi="Times New Roman" w:cs="Times New Roman"/>
-                <w:noProof/>
-                <w:webHidden/>
-                <w:color w:val="000000" w:themeColor="text1"/>
+                <w:noProof/>
+                <w:webHidden/>
+              </w:rPr>
+              <w:t>15</w:t>
+            </w:r>
+            <w:r>
+              <w:rPr>
+                <w:noProof/>
+                <w:webHidden/>
               </w:rPr>
               <w:fldChar w:fldCharType="end"/>
             </w:r>
@@ -1856,81 +1786,64 @@
               <w:tab w:val="right" w:leader="dot" w:pos="9062"/>
             </w:tabs>
             <w:rPr>
-              <w:rFonts w:ascii="Times New Roman" w:eastAsiaTheme="minorEastAsia" w:hAnsi="Times New Roman" w:cs="Times New Roman"/>
+              <w:rFonts w:eastAsiaTheme="minorEastAsia"/>
               <w:noProof/>
-              <w:color w:val="000000" w:themeColor="text1"/>
               <w:lang w:eastAsia="hu-HU"/>
             </w:rPr>
           </w:pPr>
-          <w:hyperlink w:anchor="_Toc227050622" w:history="1">
+          <w:hyperlink w:anchor="_Toc227144563" w:history="1">
             <w:r>
               <w:rPr>
                 <w:rStyle w:val="Hiperhivatkozs"/>
-                <w:rFonts w:ascii="Times New Roman" w:hAnsi="Times New Roman" w:cs="Times New Roman"/>
-                <w:noProof/>
-                <w:color w:val="000000" w:themeColor="text1"/>
+                <w:noProof/>
               </w:rPr>
               <w:t>Déli telephely</w:t>
             </w:r>
             <w:r>
               <w:rPr>
-                <w:rFonts w:ascii="Times New Roman" w:hAnsi="Times New Roman" w:cs="Times New Roman"/>
-                <w:noProof/>
-                <w:webHidden/>
-                <w:color w:val="000000" w:themeColor="text1"/>
+                <w:noProof/>
+                <w:webHidden/>
               </w:rPr>
               <w:tab/>
             </w:r>
             <w:r>
               <w:rPr>
-                <w:rFonts w:ascii="Times New Roman" w:hAnsi="Times New Roman" w:cs="Times New Roman"/>
-                <w:noProof/>
-                <w:webHidden/>
-                <w:color w:val="000000" w:themeColor="text1"/>
+                <w:noProof/>
+                <w:webHidden/>
               </w:rPr>
               <w:fldChar w:fldCharType="begin"/>
             </w:r>
             <w:r>
               <w:rPr>
-                <w:rFonts w:ascii="Times New Roman" w:hAnsi="Times New Roman" w:cs="Times New Roman"/>
-                <w:noProof/>
-                <w:webHidden/>
-                <w:color w:val="000000" w:themeColor="text1"/>
-              </w:rPr>
-              <w:instrText xml:space="preserve"> PAGEREF _Toc227050622 \h </w:instrText>
-            </w:r>
-            <w:r>
-              <w:rPr>
-                <w:rFonts w:ascii="Times New Roman" w:hAnsi="Times New Roman" w:cs="Times New Roman"/>
-                <w:noProof/>
-                <w:webHidden/>
-                <w:color w:val="000000" w:themeColor="text1"/>
-              </w:rPr>
-            </w:r>
-            <w:r>
-              <w:rPr>
-                <w:rFonts w:ascii="Times New Roman" w:hAnsi="Times New Roman" w:cs="Times New Roman"/>
-                <w:noProof/>
-                <w:webHidden/>
-                <w:color w:val="000000" w:themeColor="text1"/>
+                <w:noProof/>
+                <w:webHidden/>
+              </w:rPr>
+              <w:instrText xml:space="preserve"> PAGEREF _Toc227144563 \h </w:instrText>
+            </w:r>
+            <w:r>
+              <w:rPr>
+                <w:noProof/>
+                <w:webHidden/>
+              </w:rPr>
+            </w:r>
+            <w:r>
+              <w:rPr>
+                <w:noProof/>
+                <w:webHidden/>
               </w:rPr>
               <w:fldChar w:fldCharType="separate"/>
             </w:r>
             <w:r>
               <w:rPr>
-                <w:rFonts w:ascii="Times New Roman" w:hAnsi="Times New Roman" w:cs="Times New Roman"/>
-                <w:noProof/>
-                <w:webHidden/>
-                <w:color w:val="000000" w:themeColor="text1"/>
-              </w:rPr>
-              <w:t>15</w:t>
-            </w:r>
-            <w:r>
-              <w:rPr>
-                <w:rFonts w:ascii="Times New Roman" w:hAnsi="Times New Roman" w:cs="Times New Roman"/>
-                <w:noProof/>
-                <w:webHidden/>
-                <w:color w:val="000000" w:themeColor="text1"/>
+                <w:noProof/>
+                <w:webHidden/>
+              </w:rPr>
+              <w:t>16</w:t>
+            </w:r>
+            <w:r>
+              <w:rPr>
+                <w:noProof/>
+                <w:webHidden/>
               </w:rPr>
               <w:fldChar w:fldCharType="end"/>
             </w:r>
@@ -1943,82 +1856,68 @@
               <w:tab w:val="right" w:leader="dot" w:pos="9062"/>
             </w:tabs>
             <w:rPr>
-              <w:rFonts w:ascii="Times New Roman" w:eastAsiaTheme="minorEastAsia" w:hAnsi="Times New Roman" w:cs="Times New Roman"/>
+              <w:rFonts w:eastAsiaTheme="minorEastAsia"/>
               <w:noProof/>
-              <w:color w:val="000000" w:themeColor="text1"/>
               <w:lang w:eastAsia="hu-HU"/>
             </w:rPr>
           </w:pPr>
-          <w:hyperlink w:anchor="_Toc227050623" w:history="1">
+          <w:hyperlink w:anchor="_Toc227144564" w:history="1">
             <w:r>
               <w:rPr>
                 <w:rStyle w:val="Hiperhivatkozs"/>
                 <w:rFonts w:ascii="Times New Roman" w:hAnsi="Times New Roman" w:cs="Times New Roman"/>
                 <w:b/>
                 <w:noProof/>
-                <w:color w:val="000000" w:themeColor="text1"/>
               </w:rPr>
               <w:t>Központi Iroda Hálózati Eszközei – Részletes Leírás</w:t>
             </w:r>
-            <w:r>
-              <w:rPr>
-                <w:rFonts w:ascii="Times New Roman" w:hAnsi="Times New Roman" w:cs="Times New Roman"/>
-                <w:noProof/>
-                <w:webHidden/>
-                <w:color w:val="000000" w:themeColor="text1"/>
+            <w:bookmarkStart w:id="0" w:name="_GoBack"/>
+            <w:bookmarkEnd w:id="0"/>
+            <w:r>
+              <w:rPr>
+                <w:noProof/>
+                <w:webHidden/>
               </w:rPr>
               <w:tab/>
             </w:r>
             <w:r>
               <w:rPr>
-                <w:rFonts w:ascii="Times New Roman" w:hAnsi="Times New Roman" w:cs="Times New Roman"/>
-                <w:noProof/>
-                <w:webHidden/>
-                <w:color w:val="000000" w:themeColor="text1"/>
+                <w:noProof/>
+                <w:webHidden/>
               </w:rPr>
               <w:fldChar w:fldCharType="begin"/>
             </w:r>
             <w:r>
               <w:rPr>
-                <w:rFonts w:ascii="Times New Roman" w:hAnsi="Times New Roman" w:cs="Times New Roman"/>
-                <w:noProof/>
-                <w:webHidden/>
-                <w:color w:val="000000" w:themeColor="text1"/>
-              </w:rPr>
-              <w:instrText xml:space="preserve"> PAGEREF _Toc227050623 \h </w:instrText>
-            </w:r>
-            <w:r>
-              <w:rPr>
-                <w:rFonts w:ascii="Times New Roman" w:hAnsi="Times New Roman" w:cs="Times New Roman"/>
-                <w:noProof/>
-                <w:webHidden/>
-                <w:color w:val="000000" w:themeColor="text1"/>
-              </w:rPr>
-            </w:r>
-            <w:r>
-              <w:rPr>
-                <w:rFonts w:ascii="Times New Roman" w:hAnsi="Times New Roman" w:cs="Times New Roman"/>
-                <w:noProof/>
-                <w:webHidden/>
-                <w:color w:val="000000" w:themeColor="text1"/>
+                <w:noProof/>
+                <w:webHidden/>
+              </w:rPr>
+              <w:instrText xml:space="preserve"> PAGEREF _Toc227144564 \h </w:instrText>
+            </w:r>
+            <w:r>
+              <w:rPr>
+                <w:noProof/>
+                <w:webHidden/>
+              </w:rPr>
+            </w:r>
+            <w:r>
+              <w:rPr>
+                <w:noProof/>
+                <w:webHidden/>
               </w:rPr>
               <w:fldChar w:fldCharType="separate"/>
             </w:r>
             <w:r>
               <w:rPr>
-                <w:rFonts w:ascii="Times New Roman" w:hAnsi="Times New Roman" w:cs="Times New Roman"/>
-                <w:noProof/>
-                <w:webHidden/>
-                <w:color w:val="000000" w:themeColor="text1"/>
-              </w:rPr>
-              <w:t>15</w:t>
-            </w:r>
-            <w:r>
-              <w:rPr>
-                <w:rFonts w:ascii="Times New Roman" w:hAnsi="Times New Roman" w:cs="Times New Roman"/>
-                <w:noProof/>
-                <w:webHidden/>
-                <w:color w:val="000000" w:themeColor="text1"/>
+                <w:noProof/>
+                <w:webHidden/>
+              </w:rPr>
+              <w:t>16</w:t>
+            </w:r>
+            <w:r>
+              <w:rPr>
+                <w:noProof/>
+                <w:webHidden/>
               </w:rPr>
               <w:fldChar w:fldCharType="end"/>
             </w:r>
@@ -2031,81 +1930,64 @@
               <w:tab w:val="right" w:leader="dot" w:pos="9062"/>
             </w:tabs>
             <w:rPr>
-              <w:rFonts w:ascii="Times New Roman" w:eastAsiaTheme="minorEastAsia" w:hAnsi="Times New Roman" w:cs="Times New Roman"/>
+              <w:rFonts w:eastAsiaTheme="minorEastAsia"/>
               <w:noProof/>
-              <w:color w:val="000000" w:themeColor="text1"/>
               <w:lang w:eastAsia="hu-HU"/>
             </w:rPr>
           </w:pPr>
-          <w:hyperlink w:anchor="_Toc227050624" w:history="1">
+          <w:hyperlink w:anchor="_Toc227144565" w:history="1">
             <w:r>
               <w:rPr>
                 <w:rStyle w:val="Hiperhivatkozs"/>
-                <w:rFonts w:ascii="Times New Roman" w:hAnsi="Times New Roman" w:cs="Times New Roman"/>
-                <w:noProof/>
-                <w:color w:val="000000" w:themeColor="text1"/>
+                <w:noProof/>
               </w:rPr>
               <w:t>PC-k (Personal Computer – 2 db)</w:t>
             </w:r>
             <w:r>
               <w:rPr>
-                <w:rFonts w:ascii="Times New Roman" w:hAnsi="Times New Roman" w:cs="Times New Roman"/>
-                <w:noProof/>
-                <w:webHidden/>
-                <w:color w:val="000000" w:themeColor="text1"/>
+                <w:noProof/>
+                <w:webHidden/>
               </w:rPr>
               <w:tab/>
             </w:r>
             <w:r>
               <w:rPr>
-                <w:rFonts w:ascii="Times New Roman" w:hAnsi="Times New Roman" w:cs="Times New Roman"/>
-                <w:noProof/>
-                <w:webHidden/>
-                <w:color w:val="000000" w:themeColor="text1"/>
+                <w:noProof/>
+                <w:webHidden/>
               </w:rPr>
               <w:fldChar w:fldCharType="begin"/>
             </w:r>
             <w:r>
               <w:rPr>
-                <w:rFonts w:ascii="Times New Roman" w:hAnsi="Times New Roman" w:cs="Times New Roman"/>
-                <w:noProof/>
-                <w:webHidden/>
-                <w:color w:val="000000" w:themeColor="text1"/>
-              </w:rPr>
-              <w:instrText xml:space="preserve"> PAGEREF _Toc227050624 \h </w:instrText>
-            </w:r>
-            <w:r>
-              <w:rPr>
-                <w:rFonts w:ascii="Times New Roman" w:hAnsi="Times New Roman" w:cs="Times New Roman"/>
-                <w:noProof/>
-                <w:webHidden/>
-                <w:color w:val="000000" w:themeColor="text1"/>
-              </w:rPr>
-            </w:r>
-            <w:r>
-              <w:rPr>
-                <w:rFonts w:ascii="Times New Roman" w:hAnsi="Times New Roman" w:cs="Times New Roman"/>
-                <w:noProof/>
-                <w:webHidden/>
-                <w:color w:val="000000" w:themeColor="text1"/>
+                <w:noProof/>
+                <w:webHidden/>
+              </w:rPr>
+              <w:instrText xml:space="preserve"> PAGEREF _Toc227144565 \h </w:instrText>
+            </w:r>
+            <w:r>
+              <w:rPr>
+                <w:noProof/>
+                <w:webHidden/>
+              </w:rPr>
+            </w:r>
+            <w:r>
+              <w:rPr>
+                <w:noProof/>
+                <w:webHidden/>
               </w:rPr>
               <w:fldChar w:fldCharType="separate"/>
             </w:r>
             <w:r>
               <w:rPr>
-                <w:rFonts w:ascii="Times New Roman" w:hAnsi="Times New Roman" w:cs="Times New Roman"/>
-                <w:noProof/>
-                <w:webHidden/>
-                <w:color w:val="000000" w:themeColor="text1"/>
-              </w:rPr>
-              <w:t>15</w:t>
-            </w:r>
-            <w:r>
-              <w:rPr>
-                <w:rFonts w:ascii="Times New Roman" w:hAnsi="Times New Roman" w:cs="Times New Roman"/>
-                <w:noProof/>
-                <w:webHidden/>
-                <w:color w:val="000000" w:themeColor="text1"/>
+                <w:noProof/>
+                <w:webHidden/>
+              </w:rPr>
+              <w:t>17</w:t>
+            </w:r>
+            <w:r>
+              <w:rPr>
+                <w:noProof/>
+                <w:webHidden/>
               </w:rPr>
               <w:fldChar w:fldCharType="end"/>
             </w:r>
@@ -2118,81 +2000,64 @@
               <w:tab w:val="right" w:leader="dot" w:pos="9062"/>
             </w:tabs>
             <w:rPr>
-              <w:rFonts w:ascii="Times New Roman" w:eastAsiaTheme="minorEastAsia" w:hAnsi="Times New Roman" w:cs="Times New Roman"/>
+              <w:rFonts w:eastAsiaTheme="minorEastAsia"/>
               <w:noProof/>
-              <w:color w:val="000000" w:themeColor="text1"/>
               <w:lang w:eastAsia="hu-HU"/>
             </w:rPr>
           </w:pPr>
-          <w:hyperlink w:anchor="_Toc227050625" w:history="1">
+          <w:hyperlink w:anchor="_Toc227144566" w:history="1">
             <w:r>
               <w:rPr>
                 <w:rStyle w:val="Hiperhivatkozs"/>
-                <w:rFonts w:ascii="Times New Roman" w:hAnsi="Times New Roman" w:cs="Times New Roman"/>
-                <w:noProof/>
-                <w:color w:val="000000" w:themeColor="text1"/>
+                <w:noProof/>
               </w:rPr>
               <w:t>Szerver (Server-PT)</w:t>
             </w:r>
             <w:r>
               <w:rPr>
-                <w:rFonts w:ascii="Times New Roman" w:hAnsi="Times New Roman" w:cs="Times New Roman"/>
-                <w:noProof/>
-                <w:webHidden/>
-                <w:color w:val="000000" w:themeColor="text1"/>
+                <w:noProof/>
+                <w:webHidden/>
               </w:rPr>
               <w:tab/>
             </w:r>
             <w:r>
               <w:rPr>
-                <w:rFonts w:ascii="Times New Roman" w:hAnsi="Times New Roman" w:cs="Times New Roman"/>
-                <w:noProof/>
-                <w:webHidden/>
-                <w:color w:val="000000" w:themeColor="text1"/>
+                <w:noProof/>
+                <w:webHidden/>
               </w:rPr>
               <w:fldChar w:fldCharType="begin"/>
             </w:r>
             <w:r>
               <w:rPr>
-                <w:rFonts w:ascii="Times New Roman" w:hAnsi="Times New Roman" w:cs="Times New Roman"/>
-                <w:noProof/>
-                <w:webHidden/>
-                <w:color w:val="000000" w:themeColor="text1"/>
-              </w:rPr>
-              <w:instrText xml:space="preserve"> PAGEREF _Toc227050625 \h </w:instrText>
-            </w:r>
-            <w:r>
-              <w:rPr>
-                <w:rFonts w:ascii="Times New Roman" w:hAnsi="Times New Roman" w:cs="Times New Roman"/>
-                <w:noProof/>
-                <w:webHidden/>
-                <w:color w:val="000000" w:themeColor="text1"/>
-              </w:rPr>
-            </w:r>
-            <w:r>
-              <w:rPr>
-                <w:rFonts w:ascii="Times New Roman" w:hAnsi="Times New Roman" w:cs="Times New Roman"/>
-                <w:noProof/>
-                <w:webHidden/>
-                <w:color w:val="000000" w:themeColor="text1"/>
+                <w:noProof/>
+                <w:webHidden/>
+              </w:rPr>
+              <w:instrText xml:space="preserve"> PAGEREF _Toc227144566 \h </w:instrText>
+            </w:r>
+            <w:r>
+              <w:rPr>
+                <w:noProof/>
+                <w:webHidden/>
+              </w:rPr>
+            </w:r>
+            <w:r>
+              <w:rPr>
+                <w:noProof/>
+                <w:webHidden/>
               </w:rPr>
               <w:fldChar w:fldCharType="separate"/>
             </w:r>
             <w:r>
               <w:rPr>
-                <w:rFonts w:ascii="Times New Roman" w:hAnsi="Times New Roman" w:cs="Times New Roman"/>
-                <w:noProof/>
-                <w:webHidden/>
-                <w:color w:val="000000" w:themeColor="text1"/>
-              </w:rPr>
-              <w:t>16</w:t>
-            </w:r>
-            <w:r>
-              <w:rPr>
-                <w:rFonts w:ascii="Times New Roman" w:hAnsi="Times New Roman" w:cs="Times New Roman"/>
-                <w:noProof/>
-                <w:webHidden/>
-                <w:color w:val="000000" w:themeColor="text1"/>
+                <w:noProof/>
+                <w:webHidden/>
+              </w:rPr>
+              <w:t>17</w:t>
+            </w:r>
+            <w:r>
+              <w:rPr>
+                <w:noProof/>
+                <w:webHidden/>
               </w:rPr>
               <w:fldChar w:fldCharType="end"/>
             </w:r>
@@ -2205,81 +2070,64 @@
               <w:tab w:val="right" w:leader="dot" w:pos="9062"/>
             </w:tabs>
             <w:rPr>
-              <w:rFonts w:ascii="Times New Roman" w:eastAsiaTheme="minorEastAsia" w:hAnsi="Times New Roman" w:cs="Times New Roman"/>
+              <w:rFonts w:eastAsiaTheme="minorEastAsia"/>
               <w:noProof/>
-              <w:color w:val="000000" w:themeColor="text1"/>
               <w:lang w:eastAsia="hu-HU"/>
             </w:rPr>
           </w:pPr>
-          <w:hyperlink w:anchor="_Toc227050626" w:history="1">
+          <w:hyperlink w:anchor="_Toc227144567" w:history="1">
             <w:r>
               <w:rPr>
                 <w:rStyle w:val="Hiperhivatkozs"/>
-                <w:rFonts w:ascii="Times New Roman" w:hAnsi="Times New Roman" w:cs="Times New Roman"/>
-                <w:noProof/>
-                <w:color w:val="000000" w:themeColor="text1"/>
+                <w:noProof/>
               </w:rPr>
               <w:t>Access Point (Access Point-PT)</w:t>
             </w:r>
             <w:r>
               <w:rPr>
-                <w:rFonts w:ascii="Times New Roman" w:hAnsi="Times New Roman" w:cs="Times New Roman"/>
-                <w:noProof/>
-                <w:webHidden/>
-                <w:color w:val="000000" w:themeColor="text1"/>
+                <w:noProof/>
+                <w:webHidden/>
               </w:rPr>
               <w:tab/>
             </w:r>
             <w:r>
               <w:rPr>
-                <w:rFonts w:ascii="Times New Roman" w:hAnsi="Times New Roman" w:cs="Times New Roman"/>
-                <w:noProof/>
-                <w:webHidden/>
-                <w:color w:val="000000" w:themeColor="text1"/>
+                <w:noProof/>
+                <w:webHidden/>
               </w:rPr>
               <w:fldChar w:fldCharType="begin"/>
             </w:r>
             <w:r>
               <w:rPr>
-                <w:rFonts w:ascii="Times New Roman" w:hAnsi="Times New Roman" w:cs="Times New Roman"/>
-                <w:noProof/>
-                <w:webHidden/>
-                <w:color w:val="000000" w:themeColor="text1"/>
-              </w:rPr>
-              <w:instrText xml:space="preserve"> PAGEREF _Toc227050626 \h </w:instrText>
-            </w:r>
-            <w:r>
-              <w:rPr>
-                <w:rFonts w:ascii="Times New Roman" w:hAnsi="Times New Roman" w:cs="Times New Roman"/>
-                <w:noProof/>
-                <w:webHidden/>
-                <w:color w:val="000000" w:themeColor="text1"/>
-              </w:rPr>
-            </w:r>
-            <w:r>
-              <w:rPr>
-                <w:rFonts w:ascii="Times New Roman" w:hAnsi="Times New Roman" w:cs="Times New Roman"/>
-                <w:noProof/>
-                <w:webHidden/>
-                <w:color w:val="000000" w:themeColor="text1"/>
+                <w:noProof/>
+                <w:webHidden/>
+              </w:rPr>
+              <w:instrText xml:space="preserve"> PAGEREF _Toc227144567 \h </w:instrText>
+            </w:r>
+            <w:r>
+              <w:rPr>
+                <w:noProof/>
+                <w:webHidden/>
+              </w:rPr>
+            </w:r>
+            <w:r>
+              <w:rPr>
+                <w:noProof/>
+                <w:webHidden/>
               </w:rPr>
               <w:fldChar w:fldCharType="separate"/>
             </w:r>
             <w:r>
               <w:rPr>
-                <w:rFonts w:ascii="Times New Roman" w:hAnsi="Times New Roman" w:cs="Times New Roman"/>
-                <w:noProof/>
-                <w:webHidden/>
-                <w:color w:val="000000" w:themeColor="text1"/>
-              </w:rPr>
-              <w:t>16</w:t>
-            </w:r>
-            <w:r>
-              <w:rPr>
-                <w:rFonts w:ascii="Times New Roman" w:hAnsi="Times New Roman" w:cs="Times New Roman"/>
-                <w:noProof/>
-                <w:webHidden/>
-                <w:color w:val="000000" w:themeColor="text1"/>
+                <w:noProof/>
+                <w:webHidden/>
+              </w:rPr>
+              <w:t>18</w:t>
+            </w:r>
+            <w:r>
+              <w:rPr>
+                <w:noProof/>
+                <w:webHidden/>
               </w:rPr>
               <w:fldChar w:fldCharType="end"/>
             </w:r>
@@ -2292,81 +2140,64 @@
               <w:tab w:val="right" w:leader="dot" w:pos="9062"/>
             </w:tabs>
             <w:rPr>
-              <w:rFonts w:ascii="Times New Roman" w:eastAsiaTheme="minorEastAsia" w:hAnsi="Times New Roman" w:cs="Times New Roman"/>
+              <w:rFonts w:eastAsiaTheme="minorEastAsia"/>
               <w:noProof/>
-              <w:color w:val="000000" w:themeColor="text1"/>
               <w:lang w:eastAsia="hu-HU"/>
             </w:rPr>
           </w:pPr>
-          <w:hyperlink w:anchor="_Toc227050627" w:history="1">
+          <w:hyperlink w:anchor="_Toc227144568" w:history="1">
             <w:r>
               <w:rPr>
                 <w:rStyle w:val="Hiperhivatkozs"/>
-                <w:rFonts w:ascii="Times New Roman" w:hAnsi="Times New Roman" w:cs="Times New Roman"/>
-                <w:noProof/>
-                <w:color w:val="000000" w:themeColor="text1"/>
+                <w:noProof/>
               </w:rPr>
               <w:t>Switch (2960-24TT – 3 db)</w:t>
             </w:r>
             <w:r>
               <w:rPr>
-                <w:rFonts w:ascii="Times New Roman" w:hAnsi="Times New Roman" w:cs="Times New Roman"/>
-                <w:noProof/>
-                <w:webHidden/>
-                <w:color w:val="000000" w:themeColor="text1"/>
+                <w:noProof/>
+                <w:webHidden/>
               </w:rPr>
               <w:tab/>
             </w:r>
             <w:r>
               <w:rPr>
-                <w:rFonts w:ascii="Times New Roman" w:hAnsi="Times New Roman" w:cs="Times New Roman"/>
-                <w:noProof/>
-                <w:webHidden/>
-                <w:color w:val="000000" w:themeColor="text1"/>
+                <w:noProof/>
+                <w:webHidden/>
               </w:rPr>
               <w:fldChar w:fldCharType="begin"/>
             </w:r>
             <w:r>
               <w:rPr>
-                <w:rFonts w:ascii="Times New Roman" w:hAnsi="Times New Roman" w:cs="Times New Roman"/>
-                <w:noProof/>
-                <w:webHidden/>
-                <w:color w:val="000000" w:themeColor="text1"/>
-              </w:rPr>
-              <w:instrText xml:space="preserve"> PAGEREF _Toc227050627 \h </w:instrText>
-            </w:r>
-            <w:r>
-              <w:rPr>
-                <w:rFonts w:ascii="Times New Roman" w:hAnsi="Times New Roman" w:cs="Times New Roman"/>
-                <w:noProof/>
-                <w:webHidden/>
-                <w:color w:val="000000" w:themeColor="text1"/>
-              </w:rPr>
-            </w:r>
-            <w:r>
-              <w:rPr>
-                <w:rFonts w:ascii="Times New Roman" w:hAnsi="Times New Roman" w:cs="Times New Roman"/>
-                <w:noProof/>
-                <w:webHidden/>
-                <w:color w:val="000000" w:themeColor="text1"/>
+                <w:noProof/>
+                <w:webHidden/>
+              </w:rPr>
+              <w:instrText xml:space="preserve"> PAGEREF _Toc227144568 \h </w:instrText>
+            </w:r>
+            <w:r>
+              <w:rPr>
+                <w:noProof/>
+                <w:webHidden/>
+              </w:rPr>
+            </w:r>
+            <w:r>
+              <w:rPr>
+                <w:noProof/>
+                <w:webHidden/>
               </w:rPr>
               <w:fldChar w:fldCharType="separate"/>
             </w:r>
             <w:r>
               <w:rPr>
-                <w:rFonts w:ascii="Times New Roman" w:hAnsi="Times New Roman" w:cs="Times New Roman"/>
-                <w:noProof/>
-                <w:webHidden/>
-                <w:color w:val="000000" w:themeColor="text1"/>
-              </w:rPr>
-              <w:t>17</w:t>
-            </w:r>
-            <w:r>
-              <w:rPr>
-                <w:rFonts w:ascii="Times New Roman" w:hAnsi="Times New Roman" w:cs="Times New Roman"/>
-                <w:noProof/>
-                <w:webHidden/>
-                <w:color w:val="000000" w:themeColor="text1"/>
+                <w:noProof/>
+                <w:webHidden/>
+              </w:rPr>
+              <w:t>18</w:t>
+            </w:r>
+            <w:r>
+              <w:rPr>
+                <w:noProof/>
+                <w:webHidden/>
               </w:rPr>
               <w:fldChar w:fldCharType="end"/>
             </w:r>
@@ -2379,13 +2210,12 @@
               <w:tab w:val="right" w:leader="dot" w:pos="9062"/>
             </w:tabs>
             <w:rPr>
-              <w:rFonts w:ascii="Times New Roman" w:eastAsiaTheme="minorEastAsia" w:hAnsi="Times New Roman" w:cs="Times New Roman"/>
+              <w:rFonts w:eastAsiaTheme="minorEastAsia"/>
               <w:noProof/>
-              <w:color w:val="000000" w:themeColor="text1"/>
               <w:lang w:eastAsia="hu-HU"/>
             </w:rPr>
           </w:pPr>
-          <w:hyperlink w:anchor="_Toc227050628" w:history="1">
+          <w:hyperlink w:anchor="_Toc227144569" w:history="1">
             <w:r>
               <w:rPr>
                 <w:rStyle w:val="Hiperhivatkozs"/>
@@ -2393,70 +2223,55 @@
                 <w:b/>
                 <w:bCs/>
                 <w:noProof/>
-                <w:color w:val="000000" w:themeColor="text1"/>
                 <w:lang w:eastAsia="hu-HU"/>
               </w:rPr>
               <w:t>Router (Cisco 1841 – 2 db)</w:t>
             </w:r>
             <w:r>
               <w:rPr>
-                <w:rFonts w:ascii="Times New Roman" w:hAnsi="Times New Roman" w:cs="Times New Roman"/>
-                <w:noProof/>
-                <w:webHidden/>
-                <w:color w:val="000000" w:themeColor="text1"/>
+                <w:noProof/>
+                <w:webHidden/>
               </w:rPr>
               <w:tab/>
             </w:r>
             <w:r>
               <w:rPr>
-                <w:rFonts w:ascii="Times New Roman" w:hAnsi="Times New Roman" w:cs="Times New Roman"/>
-                <w:noProof/>
-                <w:webHidden/>
-                <w:color w:val="000000" w:themeColor="text1"/>
+                <w:noProof/>
+                <w:webHidden/>
               </w:rPr>
               <w:fldChar w:fldCharType="begin"/>
             </w:r>
             <w:r>
               <w:rPr>
-                <w:rFonts w:ascii="Times New Roman" w:hAnsi="Times New Roman" w:cs="Times New Roman"/>
-                <w:noProof/>
-                <w:webHidden/>
-                <w:color w:val="000000" w:themeColor="text1"/>
-              </w:rPr>
-              <w:instrText xml:space="preserve"> PAGEREF _Toc227050628 \h </w:instrText>
-            </w:r>
-            <w:r>
-              <w:rPr>
-                <w:rFonts w:ascii="Times New Roman" w:hAnsi="Times New Roman" w:cs="Times New Roman"/>
-                <w:noProof/>
-                <w:webHidden/>
-                <w:color w:val="000000" w:themeColor="text1"/>
-              </w:rPr>
-            </w:r>
-            <w:r>
-              <w:rPr>
-                <w:rFonts w:ascii="Times New Roman" w:hAnsi="Times New Roman" w:cs="Times New Roman"/>
-                <w:noProof/>
-                <w:webHidden/>
-                <w:color w:val="000000" w:themeColor="text1"/>
+                <w:noProof/>
+                <w:webHidden/>
+              </w:rPr>
+              <w:instrText xml:space="preserve"> PAGEREF _Toc227144569 \h </w:instrText>
+            </w:r>
+            <w:r>
+              <w:rPr>
+                <w:noProof/>
+                <w:webHidden/>
+              </w:rPr>
+            </w:r>
+            <w:r>
+              <w:rPr>
+                <w:noProof/>
+                <w:webHidden/>
               </w:rPr>
               <w:fldChar w:fldCharType="separate"/>
             </w:r>
             <w:r>
               <w:rPr>
-                <w:rFonts w:ascii="Times New Roman" w:hAnsi="Times New Roman" w:cs="Times New Roman"/>
-                <w:noProof/>
-                <w:webHidden/>
-                <w:color w:val="000000" w:themeColor="text1"/>
-              </w:rPr>
-              <w:t>17</w:t>
-            </w:r>
-            <w:r>
-              <w:rPr>
-                <w:rFonts w:ascii="Times New Roman" w:hAnsi="Times New Roman" w:cs="Times New Roman"/>
-                <w:noProof/>
-                <w:webHidden/>
-                <w:color w:val="000000" w:themeColor="text1"/>
+                <w:noProof/>
+                <w:webHidden/>
+              </w:rPr>
+              <w:t>18</w:t>
+            </w:r>
+            <w:r>
+              <w:rPr>
+                <w:noProof/>
+                <w:webHidden/>
               </w:rPr>
               <w:fldChar w:fldCharType="end"/>
             </w:r>
@@ -2469,13 +2284,12 @@
               <w:tab w:val="right" w:leader="dot" w:pos="9062"/>
             </w:tabs>
             <w:rPr>
-              <w:rFonts w:ascii="Times New Roman" w:eastAsiaTheme="minorEastAsia" w:hAnsi="Times New Roman" w:cs="Times New Roman"/>
+              <w:rFonts w:eastAsiaTheme="minorEastAsia"/>
               <w:noProof/>
-              <w:color w:val="000000" w:themeColor="text1"/>
               <w:lang w:eastAsia="hu-HU"/>
             </w:rPr>
           </w:pPr>
-          <w:hyperlink w:anchor="_Toc227050629" w:history="1">
+          <w:hyperlink w:anchor="_Toc227144570" w:history="1">
             <w:r>
               <w:rPr>
                 <w:rStyle w:val="Hiperhivatkozs"/>
@@ -2483,70 +2297,55 @@
                 <w:b/>
                 <w:bCs/>
                 <w:noProof/>
-                <w:color w:val="000000" w:themeColor="text1"/>
                 <w:lang w:eastAsia="hu-HU"/>
               </w:rPr>
               <w:t>ASA 5505 Tűzfal</w:t>
             </w:r>
             <w:r>
               <w:rPr>
-                <w:rFonts w:ascii="Times New Roman" w:hAnsi="Times New Roman" w:cs="Times New Roman"/>
-                <w:noProof/>
-                <w:webHidden/>
-                <w:color w:val="000000" w:themeColor="text1"/>
+                <w:noProof/>
+                <w:webHidden/>
               </w:rPr>
               <w:tab/>
             </w:r>
             <w:r>
               <w:rPr>
-                <w:rFonts w:ascii="Times New Roman" w:hAnsi="Times New Roman" w:cs="Times New Roman"/>
-                <w:noProof/>
-                <w:webHidden/>
-                <w:color w:val="000000" w:themeColor="text1"/>
+                <w:noProof/>
+                <w:webHidden/>
               </w:rPr>
               <w:fldChar w:fldCharType="begin"/>
             </w:r>
             <w:r>
               <w:rPr>
-                <w:rFonts w:ascii="Times New Roman" w:hAnsi="Times New Roman" w:cs="Times New Roman"/>
-                <w:noProof/>
-                <w:webHidden/>
-                <w:color w:val="000000" w:themeColor="text1"/>
-              </w:rPr>
-              <w:instrText xml:space="preserve"> PAGEREF _Toc227050629 \h </w:instrText>
-            </w:r>
-            <w:r>
-              <w:rPr>
-                <w:rFonts w:ascii="Times New Roman" w:hAnsi="Times New Roman" w:cs="Times New Roman"/>
-                <w:noProof/>
-                <w:webHidden/>
-                <w:color w:val="000000" w:themeColor="text1"/>
-              </w:rPr>
-            </w:r>
-            <w:r>
-              <w:rPr>
-                <w:rFonts w:ascii="Times New Roman" w:hAnsi="Times New Roman" w:cs="Times New Roman"/>
-                <w:noProof/>
-                <w:webHidden/>
-                <w:color w:val="000000" w:themeColor="text1"/>
+                <w:noProof/>
+                <w:webHidden/>
+              </w:rPr>
+              <w:instrText xml:space="preserve"> PAGEREF _Toc227144570 \h </w:instrText>
+            </w:r>
+            <w:r>
+              <w:rPr>
+                <w:noProof/>
+                <w:webHidden/>
+              </w:rPr>
+            </w:r>
+            <w:r>
+              <w:rPr>
+                <w:noProof/>
+                <w:webHidden/>
               </w:rPr>
               <w:fldChar w:fldCharType="separate"/>
             </w:r>
             <w:r>
               <w:rPr>
-                <w:rFonts w:ascii="Times New Roman" w:hAnsi="Times New Roman" w:cs="Times New Roman"/>
-                <w:noProof/>
-                <w:webHidden/>
-                <w:color w:val="000000" w:themeColor="text1"/>
-              </w:rPr>
-              <w:t>18</w:t>
-            </w:r>
-            <w:r>
-              <w:rPr>
-                <w:rFonts w:ascii="Times New Roman" w:hAnsi="Times New Roman" w:cs="Times New Roman"/>
-                <w:noProof/>
-                <w:webHidden/>
-                <w:color w:val="000000" w:themeColor="text1"/>
+                <w:noProof/>
+                <w:webHidden/>
+              </w:rPr>
+              <w:t>19</w:t>
+            </w:r>
+            <w:r>
+              <w:rPr>
+                <w:noProof/>
+                <w:webHidden/>
               </w:rPr>
               <w:fldChar w:fldCharType="end"/>
             </w:r>
@@ -2559,81 +2358,64 @@
               <w:tab w:val="right" w:leader="dot" w:pos="9062"/>
             </w:tabs>
             <w:rPr>
-              <w:rFonts w:ascii="Times New Roman" w:eastAsiaTheme="minorEastAsia" w:hAnsi="Times New Roman" w:cs="Times New Roman"/>
+              <w:rFonts w:eastAsiaTheme="minorEastAsia"/>
               <w:noProof/>
-              <w:color w:val="000000" w:themeColor="text1"/>
               <w:lang w:eastAsia="hu-HU"/>
             </w:rPr>
           </w:pPr>
-          <w:hyperlink w:anchor="_Toc227050630" w:history="1">
+          <w:hyperlink w:anchor="_Toc227144571" w:history="1">
             <w:r>
               <w:rPr>
                 <w:rStyle w:val="Hiperhivatkozs"/>
-                <w:rFonts w:ascii="Times New Roman" w:hAnsi="Times New Roman" w:cs="Times New Roman"/>
-                <w:noProof/>
-                <w:color w:val="000000" w:themeColor="text1"/>
+                <w:noProof/>
               </w:rPr>
               <w:t>Cloud-PT</w:t>
             </w:r>
             <w:r>
               <w:rPr>
-                <w:rFonts w:ascii="Times New Roman" w:hAnsi="Times New Roman" w:cs="Times New Roman"/>
-                <w:noProof/>
-                <w:webHidden/>
-                <w:color w:val="000000" w:themeColor="text1"/>
+                <w:noProof/>
+                <w:webHidden/>
               </w:rPr>
               <w:tab/>
             </w:r>
             <w:r>
               <w:rPr>
-                <w:rFonts w:ascii="Times New Roman" w:hAnsi="Times New Roman" w:cs="Times New Roman"/>
-                <w:noProof/>
-                <w:webHidden/>
-                <w:color w:val="000000" w:themeColor="text1"/>
+                <w:noProof/>
+                <w:webHidden/>
               </w:rPr>
               <w:fldChar w:fldCharType="begin"/>
             </w:r>
             <w:r>
               <w:rPr>
-                <w:rFonts w:ascii="Times New Roman" w:hAnsi="Times New Roman" w:cs="Times New Roman"/>
-                <w:noProof/>
-                <w:webHidden/>
-                <w:color w:val="000000" w:themeColor="text1"/>
-              </w:rPr>
-              <w:instrText xml:space="preserve"> PAGEREF _Toc227050630 \h </w:instrText>
-            </w:r>
-            <w:r>
-              <w:rPr>
-                <w:rFonts w:ascii="Times New Roman" w:hAnsi="Times New Roman" w:cs="Times New Roman"/>
-                <w:noProof/>
-                <w:webHidden/>
-                <w:color w:val="000000" w:themeColor="text1"/>
-              </w:rPr>
-            </w:r>
-            <w:r>
-              <w:rPr>
-                <w:rFonts w:ascii="Times New Roman" w:hAnsi="Times New Roman" w:cs="Times New Roman"/>
-                <w:noProof/>
-                <w:webHidden/>
-                <w:color w:val="000000" w:themeColor="text1"/>
+                <w:noProof/>
+                <w:webHidden/>
+              </w:rPr>
+              <w:instrText xml:space="preserve"> PAGEREF _Toc227144571 \h </w:instrText>
+            </w:r>
+            <w:r>
+              <w:rPr>
+                <w:noProof/>
+                <w:webHidden/>
+              </w:rPr>
+            </w:r>
+            <w:r>
+              <w:rPr>
+                <w:noProof/>
+                <w:webHidden/>
               </w:rPr>
               <w:fldChar w:fldCharType="separate"/>
             </w:r>
             <w:r>
               <w:rPr>
-                <w:rFonts w:ascii="Times New Roman" w:hAnsi="Times New Roman" w:cs="Times New Roman"/>
-                <w:noProof/>
-                <w:webHidden/>
-                <w:color w:val="000000" w:themeColor="text1"/>
-              </w:rPr>
-              <w:t>19</w:t>
-            </w:r>
-            <w:r>
-              <w:rPr>
-                <w:rFonts w:ascii="Times New Roman" w:hAnsi="Times New Roman" w:cs="Times New Roman"/>
-                <w:noProof/>
-                <w:webHidden/>
-                <w:color w:val="000000" w:themeColor="text1"/>
+                <w:noProof/>
+                <w:webHidden/>
+              </w:rPr>
+              <w:t>20</w:t>
+            </w:r>
+            <w:r>
+              <w:rPr>
+                <w:noProof/>
+                <w:webHidden/>
               </w:rPr>
               <w:fldChar w:fldCharType="end"/>
             </w:r>
@@ -2646,82 +2428,66 @@
               <w:tab w:val="right" w:leader="dot" w:pos="9062"/>
             </w:tabs>
             <w:rPr>
-              <w:rFonts w:ascii="Times New Roman" w:eastAsiaTheme="minorEastAsia" w:hAnsi="Times New Roman" w:cs="Times New Roman"/>
+              <w:rFonts w:eastAsiaTheme="minorEastAsia"/>
               <w:noProof/>
-              <w:color w:val="000000" w:themeColor="text1"/>
               <w:lang w:eastAsia="hu-HU"/>
             </w:rPr>
           </w:pPr>
-          <w:hyperlink w:anchor="_Toc227050631" w:history="1">
+          <w:hyperlink w:anchor="_Toc227144572" w:history="1">
             <w:r>
               <w:rPr>
                 <w:rStyle w:val="Hiperhivatkozs"/>
                 <w:rFonts w:ascii="Times New Roman" w:hAnsi="Times New Roman" w:cs="Times New Roman"/>
                 <w:b/>
                 <w:noProof/>
-                <w:color w:val="000000" w:themeColor="text1"/>
               </w:rPr>
               <w:t>Északi Telephely Hálózati Eszközei – Részletes Leírás</w:t>
             </w:r>
             <w:r>
               <w:rPr>
-                <w:rFonts w:ascii="Times New Roman" w:hAnsi="Times New Roman" w:cs="Times New Roman"/>
-                <w:noProof/>
-                <w:webHidden/>
-                <w:color w:val="000000" w:themeColor="text1"/>
+                <w:noProof/>
+                <w:webHidden/>
               </w:rPr>
               <w:tab/>
             </w:r>
             <w:r>
               <w:rPr>
-                <w:rFonts w:ascii="Times New Roman" w:hAnsi="Times New Roman" w:cs="Times New Roman"/>
-                <w:noProof/>
-                <w:webHidden/>
-                <w:color w:val="000000" w:themeColor="text1"/>
+                <w:noProof/>
+                <w:webHidden/>
               </w:rPr>
               <w:fldChar w:fldCharType="begin"/>
             </w:r>
             <w:r>
               <w:rPr>
-                <w:rFonts w:ascii="Times New Roman" w:hAnsi="Times New Roman" w:cs="Times New Roman"/>
-                <w:noProof/>
-                <w:webHidden/>
-                <w:color w:val="000000" w:themeColor="text1"/>
-              </w:rPr>
-              <w:instrText xml:space="preserve"> PAGEREF _Toc227050631 \h </w:instrText>
-            </w:r>
-            <w:r>
-              <w:rPr>
-                <w:rFonts w:ascii="Times New Roman" w:hAnsi="Times New Roman" w:cs="Times New Roman"/>
-                <w:noProof/>
-                <w:webHidden/>
-                <w:color w:val="000000" w:themeColor="text1"/>
-              </w:rPr>
-            </w:r>
-            <w:r>
-              <w:rPr>
-                <w:rFonts w:ascii="Times New Roman" w:hAnsi="Times New Roman" w:cs="Times New Roman"/>
-                <w:noProof/>
-                <w:webHidden/>
-                <w:color w:val="000000" w:themeColor="text1"/>
+                <w:noProof/>
+                <w:webHidden/>
+              </w:rPr>
+              <w:instrText xml:space="preserve"> PAGEREF _Toc227144572 \h </w:instrText>
+            </w:r>
+            <w:r>
+              <w:rPr>
+                <w:noProof/>
+                <w:webHidden/>
+              </w:rPr>
+            </w:r>
+            <w:r>
+              <w:rPr>
+                <w:noProof/>
+                <w:webHidden/>
               </w:rPr>
               <w:fldChar w:fldCharType="separate"/>
             </w:r>
             <w:r>
               <w:rPr>
-                <w:rFonts w:ascii="Times New Roman" w:hAnsi="Times New Roman" w:cs="Times New Roman"/>
-                <w:noProof/>
-                <w:webHidden/>
-                <w:color w:val="000000" w:themeColor="text1"/>
-              </w:rPr>
-              <w:t>20</w:t>
-            </w:r>
-            <w:r>
-              <w:rPr>
-                <w:rFonts w:ascii="Times New Roman" w:hAnsi="Times New Roman" w:cs="Times New Roman"/>
-                <w:noProof/>
-                <w:webHidden/>
-                <w:color w:val="000000" w:themeColor="text1"/>
+                <w:noProof/>
+                <w:webHidden/>
+              </w:rPr>
+              <w:t>21</w:t>
+            </w:r>
+            <w:r>
+              <w:rPr>
+                <w:noProof/>
+                <w:webHidden/>
               </w:rPr>
               <w:fldChar w:fldCharType="end"/>
             </w:r>
@@ -2734,81 +2500,64 @@
               <w:tab w:val="right" w:leader="dot" w:pos="9062"/>
             </w:tabs>
             <w:rPr>
-              <w:rFonts w:ascii="Times New Roman" w:eastAsiaTheme="minorEastAsia" w:hAnsi="Times New Roman" w:cs="Times New Roman"/>
+              <w:rFonts w:eastAsiaTheme="minorEastAsia"/>
               <w:noProof/>
-              <w:color w:val="000000" w:themeColor="text1"/>
               <w:lang w:eastAsia="hu-HU"/>
             </w:rPr>
           </w:pPr>
-          <w:hyperlink w:anchor="_Toc227050632" w:history="1">
+          <w:hyperlink w:anchor="_Toc227144573" w:history="1">
             <w:r>
               <w:rPr>
                 <w:rStyle w:val="Hiperhivatkozs"/>
-                <w:rFonts w:ascii="Times New Roman" w:hAnsi="Times New Roman" w:cs="Times New Roman"/>
-                <w:noProof/>
-                <w:color w:val="000000" w:themeColor="text1"/>
+                <w:noProof/>
               </w:rPr>
               <w:t>PC (1 db)</w:t>
             </w:r>
             <w:r>
               <w:rPr>
-                <w:rFonts w:ascii="Times New Roman" w:hAnsi="Times New Roman" w:cs="Times New Roman"/>
-                <w:noProof/>
-                <w:webHidden/>
-                <w:color w:val="000000" w:themeColor="text1"/>
+                <w:noProof/>
+                <w:webHidden/>
               </w:rPr>
               <w:tab/>
             </w:r>
             <w:r>
               <w:rPr>
-                <w:rFonts w:ascii="Times New Roman" w:hAnsi="Times New Roman" w:cs="Times New Roman"/>
-                <w:noProof/>
-                <w:webHidden/>
-                <w:color w:val="000000" w:themeColor="text1"/>
+                <w:noProof/>
+                <w:webHidden/>
               </w:rPr>
               <w:fldChar w:fldCharType="begin"/>
             </w:r>
             <w:r>
               <w:rPr>
-                <w:rFonts w:ascii="Times New Roman" w:hAnsi="Times New Roman" w:cs="Times New Roman"/>
-                <w:noProof/>
-                <w:webHidden/>
-                <w:color w:val="000000" w:themeColor="text1"/>
-              </w:rPr>
-              <w:instrText xml:space="preserve"> PAGEREF _Toc227050632 \h </w:instrText>
-            </w:r>
-            <w:r>
-              <w:rPr>
-                <w:rFonts w:ascii="Times New Roman" w:hAnsi="Times New Roman" w:cs="Times New Roman"/>
-                <w:noProof/>
-                <w:webHidden/>
-                <w:color w:val="000000" w:themeColor="text1"/>
-              </w:rPr>
-            </w:r>
-            <w:r>
-              <w:rPr>
-                <w:rFonts w:ascii="Times New Roman" w:hAnsi="Times New Roman" w:cs="Times New Roman"/>
-                <w:noProof/>
-                <w:webHidden/>
-                <w:color w:val="000000" w:themeColor="text1"/>
+                <w:noProof/>
+                <w:webHidden/>
+              </w:rPr>
+              <w:instrText xml:space="preserve"> PAGEREF _Toc227144573 \h </w:instrText>
+            </w:r>
+            <w:r>
+              <w:rPr>
+                <w:noProof/>
+                <w:webHidden/>
+              </w:rPr>
+            </w:r>
+            <w:r>
+              <w:rPr>
+                <w:noProof/>
+                <w:webHidden/>
               </w:rPr>
               <w:fldChar w:fldCharType="separate"/>
             </w:r>
             <w:r>
               <w:rPr>
-                <w:rFonts w:ascii="Times New Roman" w:hAnsi="Times New Roman" w:cs="Times New Roman"/>
-                <w:noProof/>
-                <w:webHidden/>
-                <w:color w:val="000000" w:themeColor="text1"/>
-              </w:rPr>
-              <w:t>20</w:t>
-            </w:r>
-            <w:r>
-              <w:rPr>
-                <w:rFonts w:ascii="Times New Roman" w:hAnsi="Times New Roman" w:cs="Times New Roman"/>
-                <w:noProof/>
-                <w:webHidden/>
-                <w:color w:val="000000" w:themeColor="text1"/>
+                <w:noProof/>
+                <w:webHidden/>
+              </w:rPr>
+              <w:t>21</w:t>
+            </w:r>
+            <w:r>
+              <w:rPr>
+                <w:noProof/>
+                <w:webHidden/>
               </w:rPr>
               <w:fldChar w:fldCharType="end"/>
             </w:r>
@@ -2821,81 +2570,64 @@
               <w:tab w:val="right" w:leader="dot" w:pos="9062"/>
             </w:tabs>
             <w:rPr>
-              <w:rFonts w:ascii="Times New Roman" w:eastAsiaTheme="minorEastAsia" w:hAnsi="Times New Roman" w:cs="Times New Roman"/>
+              <w:rFonts w:eastAsiaTheme="minorEastAsia"/>
               <w:noProof/>
-              <w:color w:val="000000" w:themeColor="text1"/>
               <w:lang w:eastAsia="hu-HU"/>
             </w:rPr>
           </w:pPr>
-          <w:hyperlink w:anchor="_Toc227050633" w:history="1">
+          <w:hyperlink w:anchor="_Toc227144574" w:history="1">
             <w:r>
               <w:rPr>
                 <w:rStyle w:val="Hiperhivatkozs"/>
-                <w:rFonts w:ascii="Times New Roman" w:hAnsi="Times New Roman" w:cs="Times New Roman"/>
-                <w:noProof/>
-                <w:color w:val="000000" w:themeColor="text1"/>
+                <w:noProof/>
               </w:rPr>
               <w:t>Switch 2960-24TT (1 db)</w:t>
             </w:r>
             <w:r>
               <w:rPr>
-                <w:rFonts w:ascii="Times New Roman" w:hAnsi="Times New Roman" w:cs="Times New Roman"/>
-                <w:noProof/>
-                <w:webHidden/>
-                <w:color w:val="000000" w:themeColor="text1"/>
+                <w:noProof/>
+                <w:webHidden/>
               </w:rPr>
               <w:tab/>
             </w:r>
             <w:r>
               <w:rPr>
-                <w:rFonts w:ascii="Times New Roman" w:hAnsi="Times New Roman" w:cs="Times New Roman"/>
-                <w:noProof/>
-                <w:webHidden/>
-                <w:color w:val="000000" w:themeColor="text1"/>
+                <w:noProof/>
+                <w:webHidden/>
               </w:rPr>
               <w:fldChar w:fldCharType="begin"/>
             </w:r>
             <w:r>
               <w:rPr>
-                <w:rFonts w:ascii="Times New Roman" w:hAnsi="Times New Roman" w:cs="Times New Roman"/>
-                <w:noProof/>
-                <w:webHidden/>
-                <w:color w:val="000000" w:themeColor="text1"/>
-              </w:rPr>
-              <w:instrText xml:space="preserve"> PAGEREF _Toc227050633 \h </w:instrText>
-            </w:r>
-            <w:r>
-              <w:rPr>
-                <w:rFonts w:ascii="Times New Roman" w:hAnsi="Times New Roman" w:cs="Times New Roman"/>
-                <w:noProof/>
-                <w:webHidden/>
-                <w:color w:val="000000" w:themeColor="text1"/>
-              </w:rPr>
-            </w:r>
-            <w:r>
-              <w:rPr>
-                <w:rFonts w:ascii="Times New Roman" w:hAnsi="Times New Roman" w:cs="Times New Roman"/>
-                <w:noProof/>
-                <w:webHidden/>
-                <w:color w:val="000000" w:themeColor="text1"/>
+                <w:noProof/>
+                <w:webHidden/>
+              </w:rPr>
+              <w:instrText xml:space="preserve"> PAGEREF _Toc227144574 \h </w:instrText>
+            </w:r>
+            <w:r>
+              <w:rPr>
+                <w:noProof/>
+                <w:webHidden/>
+              </w:rPr>
+            </w:r>
+            <w:r>
+              <w:rPr>
+                <w:noProof/>
+                <w:webHidden/>
               </w:rPr>
               <w:fldChar w:fldCharType="separate"/>
             </w:r>
             <w:r>
               <w:rPr>
-                <w:rFonts w:ascii="Times New Roman" w:hAnsi="Times New Roman" w:cs="Times New Roman"/>
-                <w:noProof/>
-                <w:webHidden/>
-                <w:color w:val="000000" w:themeColor="text1"/>
-              </w:rPr>
-              <w:t>21</w:t>
-            </w:r>
-            <w:r>
-              <w:rPr>
-                <w:rFonts w:ascii="Times New Roman" w:hAnsi="Times New Roman" w:cs="Times New Roman"/>
-                <w:noProof/>
-                <w:webHidden/>
-                <w:color w:val="000000" w:themeColor="text1"/>
+                <w:noProof/>
+                <w:webHidden/>
+              </w:rPr>
+              <w:t>22</w:t>
+            </w:r>
+            <w:r>
+              <w:rPr>
+                <w:noProof/>
+                <w:webHidden/>
               </w:rPr>
               <w:fldChar w:fldCharType="end"/>
             </w:r>
@@ -2908,81 +2640,64 @@
               <w:tab w:val="right" w:leader="dot" w:pos="9062"/>
             </w:tabs>
             <w:rPr>
-              <w:rFonts w:ascii="Times New Roman" w:eastAsiaTheme="minorEastAsia" w:hAnsi="Times New Roman" w:cs="Times New Roman"/>
+              <w:rFonts w:eastAsiaTheme="minorEastAsia"/>
               <w:noProof/>
-              <w:color w:val="000000" w:themeColor="text1"/>
               <w:lang w:eastAsia="hu-HU"/>
             </w:rPr>
           </w:pPr>
-          <w:hyperlink w:anchor="_Toc227050634" w:history="1">
+          <w:hyperlink w:anchor="_Toc227144575" w:history="1">
             <w:r>
               <w:rPr>
                 <w:rStyle w:val="Hiperhivatkozs"/>
-                <w:rFonts w:ascii="Times New Roman" w:hAnsi="Times New Roman" w:cs="Times New Roman"/>
-                <w:noProof/>
-                <w:color w:val="000000" w:themeColor="text1"/>
+                <w:noProof/>
               </w:rPr>
               <w:t>Router 1841 (1 db)</w:t>
             </w:r>
             <w:r>
               <w:rPr>
-                <w:rFonts w:ascii="Times New Roman" w:hAnsi="Times New Roman" w:cs="Times New Roman"/>
-                <w:noProof/>
-                <w:webHidden/>
-                <w:color w:val="000000" w:themeColor="text1"/>
+                <w:noProof/>
+                <w:webHidden/>
               </w:rPr>
               <w:tab/>
             </w:r>
             <w:r>
               <w:rPr>
-                <w:rFonts w:ascii="Times New Roman" w:hAnsi="Times New Roman" w:cs="Times New Roman"/>
-                <w:noProof/>
-                <w:webHidden/>
-                <w:color w:val="000000" w:themeColor="text1"/>
+                <w:noProof/>
+                <w:webHidden/>
               </w:rPr>
               <w:fldChar w:fldCharType="begin"/>
             </w:r>
             <w:r>
               <w:rPr>
-                <w:rFonts w:ascii="Times New Roman" w:hAnsi="Times New Roman" w:cs="Times New Roman"/>
-                <w:noProof/>
-                <w:webHidden/>
-                <w:color w:val="000000" w:themeColor="text1"/>
-              </w:rPr>
-              <w:instrText xml:space="preserve"> PAGEREF _Toc227050634 \h </w:instrText>
-            </w:r>
-            <w:r>
-              <w:rPr>
-                <w:rFonts w:ascii="Times New Roman" w:hAnsi="Times New Roman" w:cs="Times New Roman"/>
-                <w:noProof/>
-                <w:webHidden/>
-                <w:color w:val="000000" w:themeColor="text1"/>
-              </w:rPr>
-            </w:r>
-            <w:r>
-              <w:rPr>
-                <w:rFonts w:ascii="Times New Roman" w:hAnsi="Times New Roman" w:cs="Times New Roman"/>
-                <w:noProof/>
-                <w:webHidden/>
-                <w:color w:val="000000" w:themeColor="text1"/>
+                <w:noProof/>
+                <w:webHidden/>
+              </w:rPr>
+              <w:instrText xml:space="preserve"> PAGEREF _Toc227144575 \h </w:instrText>
+            </w:r>
+            <w:r>
+              <w:rPr>
+                <w:noProof/>
+                <w:webHidden/>
+              </w:rPr>
+            </w:r>
+            <w:r>
+              <w:rPr>
+                <w:noProof/>
+                <w:webHidden/>
               </w:rPr>
               <w:fldChar w:fldCharType="separate"/>
             </w:r>
             <w:r>
               <w:rPr>
-                <w:rFonts w:ascii="Times New Roman" w:hAnsi="Times New Roman" w:cs="Times New Roman"/>
-                <w:noProof/>
-                <w:webHidden/>
-                <w:color w:val="000000" w:themeColor="text1"/>
-              </w:rPr>
-              <w:t>21</w:t>
-            </w:r>
-            <w:r>
-              <w:rPr>
-                <w:rFonts w:ascii="Times New Roman" w:hAnsi="Times New Roman" w:cs="Times New Roman"/>
-                <w:noProof/>
-                <w:webHidden/>
-                <w:color w:val="000000" w:themeColor="text1"/>
+                <w:noProof/>
+                <w:webHidden/>
+              </w:rPr>
+              <w:t>22</w:t>
+            </w:r>
+            <w:r>
+              <w:rPr>
+                <w:noProof/>
+                <w:webHidden/>
               </w:rPr>
               <w:fldChar w:fldCharType="end"/>
             </w:r>
@@ -2995,81 +2710,64 @@
               <w:tab w:val="right" w:leader="dot" w:pos="9062"/>
             </w:tabs>
             <w:rPr>
-              <w:rFonts w:ascii="Times New Roman" w:eastAsiaTheme="minorEastAsia" w:hAnsi="Times New Roman" w:cs="Times New Roman"/>
+              <w:rFonts w:eastAsiaTheme="minorEastAsia"/>
               <w:noProof/>
-              <w:color w:val="000000" w:themeColor="text1"/>
               <w:lang w:eastAsia="hu-HU"/>
             </w:rPr>
           </w:pPr>
-          <w:hyperlink w:anchor="_Toc227050635" w:history="1">
+          <w:hyperlink w:anchor="_Toc227144576" w:history="1">
             <w:r>
               <w:rPr>
                 <w:rStyle w:val="Hiperhivatkozs"/>
-                <w:rFonts w:ascii="Times New Roman" w:hAnsi="Times New Roman" w:cs="Times New Roman"/>
-                <w:noProof/>
-                <w:color w:val="000000" w:themeColor="text1"/>
+                <w:noProof/>
               </w:rPr>
               <w:t>Server-PT (1 db)</w:t>
             </w:r>
             <w:r>
               <w:rPr>
-                <w:rFonts w:ascii="Times New Roman" w:hAnsi="Times New Roman" w:cs="Times New Roman"/>
-                <w:noProof/>
-                <w:webHidden/>
-                <w:color w:val="000000" w:themeColor="text1"/>
+                <w:noProof/>
+                <w:webHidden/>
               </w:rPr>
               <w:tab/>
             </w:r>
             <w:r>
               <w:rPr>
-                <w:rFonts w:ascii="Times New Roman" w:hAnsi="Times New Roman" w:cs="Times New Roman"/>
-                <w:noProof/>
-                <w:webHidden/>
-                <w:color w:val="000000" w:themeColor="text1"/>
+                <w:noProof/>
+                <w:webHidden/>
               </w:rPr>
               <w:fldChar w:fldCharType="begin"/>
             </w:r>
             <w:r>
               <w:rPr>
-                <w:rFonts w:ascii="Times New Roman" w:hAnsi="Times New Roman" w:cs="Times New Roman"/>
-                <w:noProof/>
-                <w:webHidden/>
-                <w:color w:val="000000" w:themeColor="text1"/>
-              </w:rPr>
-              <w:instrText xml:space="preserve"> PAGEREF _Toc227050635 \h </w:instrText>
-            </w:r>
-            <w:r>
-              <w:rPr>
-                <w:rFonts w:ascii="Times New Roman" w:hAnsi="Times New Roman" w:cs="Times New Roman"/>
-                <w:noProof/>
-                <w:webHidden/>
-                <w:color w:val="000000" w:themeColor="text1"/>
-              </w:rPr>
-            </w:r>
-            <w:r>
-              <w:rPr>
-                <w:rFonts w:ascii="Times New Roman" w:hAnsi="Times New Roman" w:cs="Times New Roman"/>
-                <w:noProof/>
-                <w:webHidden/>
-                <w:color w:val="000000" w:themeColor="text1"/>
+                <w:noProof/>
+                <w:webHidden/>
+              </w:rPr>
+              <w:instrText xml:space="preserve"> PAGEREF _Toc227144576 \h </w:instrText>
+            </w:r>
+            <w:r>
+              <w:rPr>
+                <w:noProof/>
+                <w:webHidden/>
+              </w:rPr>
+            </w:r>
+            <w:r>
+              <w:rPr>
+                <w:noProof/>
+                <w:webHidden/>
               </w:rPr>
               <w:fldChar w:fldCharType="separate"/>
             </w:r>
             <w:r>
               <w:rPr>
-                <w:rFonts w:ascii="Times New Roman" w:hAnsi="Times New Roman" w:cs="Times New Roman"/>
-                <w:noProof/>
-                <w:webHidden/>
-                <w:color w:val="000000" w:themeColor="text1"/>
-              </w:rPr>
-              <w:t>22</w:t>
-            </w:r>
-            <w:r>
-              <w:rPr>
-                <w:rFonts w:ascii="Times New Roman" w:hAnsi="Times New Roman" w:cs="Times New Roman"/>
-                <w:noProof/>
-                <w:webHidden/>
-                <w:color w:val="000000" w:themeColor="text1"/>
+                <w:noProof/>
+                <w:webHidden/>
+              </w:rPr>
+              <w:t>23</w:t>
+            </w:r>
+            <w:r>
+              <w:rPr>
+                <w:noProof/>
+                <w:webHidden/>
               </w:rPr>
               <w:fldChar w:fldCharType="end"/>
             </w:r>
@@ -3082,82 +2780,66 @@
               <w:tab w:val="right" w:leader="dot" w:pos="9062"/>
             </w:tabs>
             <w:rPr>
-              <w:rFonts w:ascii="Times New Roman" w:eastAsiaTheme="minorEastAsia" w:hAnsi="Times New Roman" w:cs="Times New Roman"/>
+              <w:rFonts w:eastAsiaTheme="minorEastAsia"/>
               <w:noProof/>
-              <w:color w:val="000000" w:themeColor="text1"/>
               <w:lang w:eastAsia="hu-HU"/>
             </w:rPr>
           </w:pPr>
-          <w:hyperlink w:anchor="_Toc227050636" w:history="1">
+          <w:hyperlink w:anchor="_Toc227144577" w:history="1">
             <w:r>
               <w:rPr>
                 <w:rStyle w:val="Hiperhivatkozs"/>
                 <w:rFonts w:ascii="Times New Roman" w:hAnsi="Times New Roman" w:cs="Times New Roman"/>
                 <w:b/>
                 <w:noProof/>
-                <w:color w:val="000000" w:themeColor="text1"/>
               </w:rPr>
               <w:t>Déli Telephely Hálózati Eszközei – Részletes Leírás</w:t>
             </w:r>
             <w:r>
               <w:rPr>
-                <w:rFonts w:ascii="Times New Roman" w:hAnsi="Times New Roman" w:cs="Times New Roman"/>
-                <w:noProof/>
-                <w:webHidden/>
-                <w:color w:val="000000" w:themeColor="text1"/>
+                <w:noProof/>
+                <w:webHidden/>
               </w:rPr>
               <w:tab/>
             </w:r>
             <w:r>
               <w:rPr>
-                <w:rFonts w:ascii="Times New Roman" w:hAnsi="Times New Roman" w:cs="Times New Roman"/>
-                <w:noProof/>
-                <w:webHidden/>
-                <w:color w:val="000000" w:themeColor="text1"/>
+                <w:noProof/>
+                <w:webHidden/>
               </w:rPr>
               <w:fldChar w:fldCharType="begin"/>
             </w:r>
             <w:r>
               <w:rPr>
-                <w:rFonts w:ascii="Times New Roman" w:hAnsi="Times New Roman" w:cs="Times New Roman"/>
-                <w:noProof/>
-                <w:webHidden/>
-                <w:color w:val="000000" w:themeColor="text1"/>
-              </w:rPr>
-              <w:instrText xml:space="preserve"> PAGEREF _Toc227050636 \h </w:instrText>
-            </w:r>
-            <w:r>
-              <w:rPr>
-                <w:rFonts w:ascii="Times New Roman" w:hAnsi="Times New Roman" w:cs="Times New Roman"/>
-                <w:noProof/>
-                <w:webHidden/>
-                <w:color w:val="000000" w:themeColor="text1"/>
-              </w:rPr>
-            </w:r>
-            <w:r>
-              <w:rPr>
-                <w:rFonts w:ascii="Times New Roman" w:hAnsi="Times New Roman" w:cs="Times New Roman"/>
-                <w:noProof/>
-                <w:webHidden/>
-                <w:color w:val="000000" w:themeColor="text1"/>
+                <w:noProof/>
+                <w:webHidden/>
+              </w:rPr>
+              <w:instrText xml:space="preserve"> PAGEREF _Toc227144577 \h </w:instrText>
+            </w:r>
+            <w:r>
+              <w:rPr>
+                <w:noProof/>
+                <w:webHidden/>
+              </w:rPr>
+            </w:r>
+            <w:r>
+              <w:rPr>
+                <w:noProof/>
+                <w:webHidden/>
               </w:rPr>
               <w:fldChar w:fldCharType="separate"/>
             </w:r>
             <w:r>
               <w:rPr>
-                <w:rFonts w:ascii="Times New Roman" w:hAnsi="Times New Roman" w:cs="Times New Roman"/>
-                <w:noProof/>
-                <w:webHidden/>
-                <w:color w:val="000000" w:themeColor="text1"/>
-              </w:rPr>
-              <w:t>22</w:t>
-            </w:r>
-            <w:r>
-              <w:rPr>
-                <w:rFonts w:ascii="Times New Roman" w:hAnsi="Times New Roman" w:cs="Times New Roman"/>
-                <w:noProof/>
-                <w:webHidden/>
-                <w:color w:val="000000" w:themeColor="text1"/>
+                <w:noProof/>
+                <w:webHidden/>
+              </w:rPr>
+              <w:t>23</w:t>
+            </w:r>
+            <w:r>
+              <w:rPr>
+                <w:noProof/>
+                <w:webHidden/>
               </w:rPr>
               <w:fldChar w:fldCharType="end"/>
             </w:r>
@@ -3170,81 +2852,64 @@
               <w:tab w:val="right" w:leader="dot" w:pos="9062"/>
             </w:tabs>
             <w:rPr>
-              <w:rFonts w:ascii="Times New Roman" w:eastAsiaTheme="minorEastAsia" w:hAnsi="Times New Roman" w:cs="Times New Roman"/>
+              <w:rFonts w:eastAsiaTheme="minorEastAsia"/>
               <w:noProof/>
-              <w:color w:val="000000" w:themeColor="text1"/>
               <w:lang w:eastAsia="hu-HU"/>
             </w:rPr>
           </w:pPr>
-          <w:hyperlink w:anchor="_Toc227050637" w:history="1">
+          <w:hyperlink w:anchor="_Toc227144578" w:history="1">
             <w:r>
               <w:rPr>
                 <w:rStyle w:val="Hiperhivatkozs"/>
-                <w:rFonts w:ascii="Times New Roman" w:hAnsi="Times New Roman" w:cs="Times New Roman"/>
-                <w:noProof/>
-                <w:color w:val="000000" w:themeColor="text1"/>
+                <w:noProof/>
               </w:rPr>
               <w:t>PC-k (2 db)</w:t>
             </w:r>
             <w:r>
               <w:rPr>
-                <w:rFonts w:ascii="Times New Roman" w:hAnsi="Times New Roman" w:cs="Times New Roman"/>
-                <w:noProof/>
-                <w:webHidden/>
-                <w:color w:val="000000" w:themeColor="text1"/>
+                <w:noProof/>
+                <w:webHidden/>
               </w:rPr>
               <w:tab/>
             </w:r>
             <w:r>
               <w:rPr>
-                <w:rFonts w:ascii="Times New Roman" w:hAnsi="Times New Roman" w:cs="Times New Roman"/>
-                <w:noProof/>
-                <w:webHidden/>
-                <w:color w:val="000000" w:themeColor="text1"/>
+                <w:noProof/>
+                <w:webHidden/>
               </w:rPr>
               <w:fldChar w:fldCharType="begin"/>
             </w:r>
             <w:r>
               <w:rPr>
-                <w:rFonts w:ascii="Times New Roman" w:hAnsi="Times New Roman" w:cs="Times New Roman"/>
-                <w:noProof/>
-                <w:webHidden/>
-                <w:color w:val="000000" w:themeColor="text1"/>
-              </w:rPr>
-              <w:instrText xml:space="preserve"> PAGEREF _Toc227050637 \h </w:instrText>
-            </w:r>
-            <w:r>
-              <w:rPr>
-                <w:rFonts w:ascii="Times New Roman" w:hAnsi="Times New Roman" w:cs="Times New Roman"/>
-                <w:noProof/>
-                <w:webHidden/>
-                <w:color w:val="000000" w:themeColor="text1"/>
-              </w:rPr>
-            </w:r>
-            <w:r>
-              <w:rPr>
-                <w:rFonts w:ascii="Times New Roman" w:hAnsi="Times New Roman" w:cs="Times New Roman"/>
-                <w:noProof/>
-                <w:webHidden/>
-                <w:color w:val="000000" w:themeColor="text1"/>
+                <w:noProof/>
+                <w:webHidden/>
+              </w:rPr>
+              <w:instrText xml:space="preserve"> PAGEREF _Toc227144578 \h </w:instrText>
+            </w:r>
+            <w:r>
+              <w:rPr>
+                <w:noProof/>
+                <w:webHidden/>
+              </w:rPr>
+            </w:r>
+            <w:r>
+              <w:rPr>
+                <w:noProof/>
+                <w:webHidden/>
               </w:rPr>
               <w:fldChar w:fldCharType="separate"/>
             </w:r>
             <w:r>
               <w:rPr>
-                <w:rFonts w:ascii="Times New Roman" w:hAnsi="Times New Roman" w:cs="Times New Roman"/>
-                <w:noProof/>
-                <w:webHidden/>
-                <w:color w:val="000000" w:themeColor="text1"/>
-              </w:rPr>
-              <w:t>23</w:t>
-            </w:r>
-            <w:r>
-              <w:rPr>
-                <w:rFonts w:ascii="Times New Roman" w:hAnsi="Times New Roman" w:cs="Times New Roman"/>
-                <w:noProof/>
-                <w:webHidden/>
-                <w:color w:val="000000" w:themeColor="text1"/>
+                <w:noProof/>
+                <w:webHidden/>
+              </w:rPr>
+              <w:t>24</w:t>
+            </w:r>
+            <w:r>
+              <w:rPr>
+                <w:noProof/>
+                <w:webHidden/>
               </w:rPr>
               <w:fldChar w:fldCharType="end"/>
             </w:r>
@@ -3257,81 +2922,65 @@
               <w:tab w:val="right" w:leader="dot" w:pos="9062"/>
             </w:tabs>
             <w:rPr>
-              <w:rFonts w:ascii="Times New Roman" w:eastAsiaTheme="minorEastAsia" w:hAnsi="Times New Roman" w:cs="Times New Roman"/>
+              <w:rFonts w:eastAsiaTheme="minorEastAsia"/>
               <w:noProof/>
-              <w:color w:val="000000" w:themeColor="text1"/>
               <w:lang w:eastAsia="hu-HU"/>
             </w:rPr>
           </w:pPr>
-          <w:hyperlink w:anchor="_Toc227050638" w:history="1">
+          <w:hyperlink w:anchor="_Toc227144579" w:history="1">
             <w:r>
               <w:rPr>
                 <w:rStyle w:val="Hiperhivatkozs"/>
                 <w:rFonts w:ascii="Times New Roman" w:hAnsi="Times New Roman" w:cs="Times New Roman"/>
                 <w:noProof/>
-                <w:color w:val="000000" w:themeColor="text1"/>
               </w:rPr>
               <w:t>1. Raspberry Pi 5 (PC-szerű használat)</w:t>
             </w:r>
             <w:r>
               <w:rPr>
-                <w:rFonts w:ascii="Times New Roman" w:hAnsi="Times New Roman" w:cs="Times New Roman"/>
-                <w:noProof/>
-                <w:webHidden/>
-                <w:color w:val="000000" w:themeColor="text1"/>
+                <w:noProof/>
+                <w:webHidden/>
               </w:rPr>
               <w:tab/>
             </w:r>
             <w:r>
               <w:rPr>
-                <w:rFonts w:ascii="Times New Roman" w:hAnsi="Times New Roman" w:cs="Times New Roman"/>
-                <w:noProof/>
-                <w:webHidden/>
-                <w:color w:val="000000" w:themeColor="text1"/>
+                <w:noProof/>
+                <w:webHidden/>
               </w:rPr>
               <w:fldChar w:fldCharType="begin"/>
             </w:r>
             <w:r>
               <w:rPr>
-                <w:rFonts w:ascii="Times New Roman" w:hAnsi="Times New Roman" w:cs="Times New Roman"/>
-                <w:noProof/>
-                <w:webHidden/>
-                <w:color w:val="000000" w:themeColor="text1"/>
-              </w:rPr>
-              <w:instrText xml:space="preserve"> PAGEREF _Toc227050638 \h </w:instrText>
-            </w:r>
-            <w:r>
-              <w:rPr>
-                <w:rFonts w:ascii="Times New Roman" w:hAnsi="Times New Roman" w:cs="Times New Roman"/>
-                <w:noProof/>
-                <w:webHidden/>
-                <w:color w:val="000000" w:themeColor="text1"/>
-              </w:rPr>
-            </w:r>
-            <w:r>
-              <w:rPr>
-                <w:rFonts w:ascii="Times New Roman" w:hAnsi="Times New Roman" w:cs="Times New Roman"/>
-                <w:noProof/>
-                <w:webHidden/>
-                <w:color w:val="000000" w:themeColor="text1"/>
+                <w:noProof/>
+                <w:webHidden/>
+              </w:rPr>
+              <w:instrText xml:space="preserve"> PAGEREF _Toc227144579 \h </w:instrText>
+            </w:r>
+            <w:r>
+              <w:rPr>
+                <w:noProof/>
+                <w:webHidden/>
+              </w:rPr>
+            </w:r>
+            <w:r>
+              <w:rPr>
+                <w:noProof/>
+                <w:webHidden/>
               </w:rPr>
               <w:fldChar w:fldCharType="separate"/>
             </w:r>
             <w:r>
               <w:rPr>
-                <w:rFonts w:ascii="Times New Roman" w:hAnsi="Times New Roman" w:cs="Times New Roman"/>
-                <w:noProof/>
-                <w:webHidden/>
-                <w:color w:val="000000" w:themeColor="text1"/>
-              </w:rPr>
-              <w:t>23</w:t>
-            </w:r>
-            <w:r>
-              <w:rPr>
-                <w:rFonts w:ascii="Times New Roman" w:hAnsi="Times New Roman" w:cs="Times New Roman"/>
-                <w:noProof/>
-                <w:webHidden/>
-                <w:color w:val="000000" w:themeColor="text1"/>
+                <w:noProof/>
+                <w:webHidden/>
+              </w:rPr>
+              <w:t>24</w:t>
+            </w:r>
+            <w:r>
+              <w:rPr>
+                <w:noProof/>
+                <w:webHidden/>
               </w:rPr>
               <w:fldChar w:fldCharType="end"/>
             </w:r>
@@ -3344,81 +2993,65 @@
               <w:tab w:val="right" w:leader="dot" w:pos="9062"/>
             </w:tabs>
             <w:rPr>
-              <w:rFonts w:ascii="Times New Roman" w:eastAsiaTheme="minorEastAsia" w:hAnsi="Times New Roman" w:cs="Times New Roman"/>
+              <w:rFonts w:eastAsiaTheme="minorEastAsia"/>
               <w:noProof/>
-              <w:color w:val="000000" w:themeColor="text1"/>
               <w:lang w:eastAsia="hu-HU"/>
             </w:rPr>
           </w:pPr>
-          <w:hyperlink w:anchor="_Toc227050639" w:history="1">
+          <w:hyperlink w:anchor="_Toc227144580" w:history="1">
             <w:r>
               <w:rPr>
                 <w:rStyle w:val="Hiperhivatkozs"/>
                 <w:rFonts w:ascii="Times New Roman" w:hAnsi="Times New Roman" w:cs="Times New Roman"/>
                 <w:noProof/>
-                <w:color w:val="000000" w:themeColor="text1"/>
               </w:rPr>
               <w:t>2. Hagyományos PC</w:t>
             </w:r>
             <w:r>
               <w:rPr>
-                <w:rFonts w:ascii="Times New Roman" w:hAnsi="Times New Roman" w:cs="Times New Roman"/>
-                <w:noProof/>
-                <w:webHidden/>
-                <w:color w:val="000000" w:themeColor="text1"/>
+                <w:noProof/>
+                <w:webHidden/>
               </w:rPr>
               <w:tab/>
             </w:r>
             <w:r>
               <w:rPr>
-                <w:rFonts w:ascii="Times New Roman" w:hAnsi="Times New Roman" w:cs="Times New Roman"/>
-                <w:noProof/>
-                <w:webHidden/>
-                <w:color w:val="000000" w:themeColor="text1"/>
+                <w:noProof/>
+                <w:webHidden/>
               </w:rPr>
               <w:fldChar w:fldCharType="begin"/>
             </w:r>
             <w:r>
               <w:rPr>
-                <w:rFonts w:ascii="Times New Roman" w:hAnsi="Times New Roman" w:cs="Times New Roman"/>
-                <w:noProof/>
-                <w:webHidden/>
-                <w:color w:val="000000" w:themeColor="text1"/>
-              </w:rPr>
-              <w:instrText xml:space="preserve"> PAGEREF _Toc227050639 \h </w:instrText>
-            </w:r>
-            <w:r>
-              <w:rPr>
-                <w:rFonts w:ascii="Times New Roman" w:hAnsi="Times New Roman" w:cs="Times New Roman"/>
-                <w:noProof/>
-                <w:webHidden/>
-                <w:color w:val="000000" w:themeColor="text1"/>
-              </w:rPr>
-            </w:r>
-            <w:r>
-              <w:rPr>
-                <w:rFonts w:ascii="Times New Roman" w:hAnsi="Times New Roman" w:cs="Times New Roman"/>
-                <w:noProof/>
-                <w:webHidden/>
-                <w:color w:val="000000" w:themeColor="text1"/>
+                <w:noProof/>
+                <w:webHidden/>
+              </w:rPr>
+              <w:instrText xml:space="preserve"> PAGEREF _Toc227144580 \h </w:instrText>
+            </w:r>
+            <w:r>
+              <w:rPr>
+                <w:noProof/>
+                <w:webHidden/>
+              </w:rPr>
+            </w:r>
+            <w:r>
+              <w:rPr>
+                <w:noProof/>
+                <w:webHidden/>
               </w:rPr>
               <w:fldChar w:fldCharType="separate"/>
             </w:r>
             <w:r>
               <w:rPr>
-                <w:rFonts w:ascii="Times New Roman" w:hAnsi="Times New Roman" w:cs="Times New Roman"/>
-                <w:noProof/>
-                <w:webHidden/>
-                <w:color w:val="000000" w:themeColor="text1"/>
-              </w:rPr>
-              <w:t>23</w:t>
-            </w:r>
-            <w:r>
-              <w:rPr>
-                <w:rFonts w:ascii="Times New Roman" w:hAnsi="Times New Roman" w:cs="Times New Roman"/>
-                <w:noProof/>
-                <w:webHidden/>
-                <w:color w:val="000000" w:themeColor="text1"/>
+                <w:noProof/>
+                <w:webHidden/>
+              </w:rPr>
+              <w:t>24</w:t>
+            </w:r>
+            <w:r>
+              <w:rPr>
+                <w:noProof/>
+                <w:webHidden/>
               </w:rPr>
               <w:fldChar w:fldCharType="end"/>
             </w:r>
@@ -3431,81 +3064,64 @@
               <w:tab w:val="right" w:leader="dot" w:pos="9062"/>
             </w:tabs>
             <w:rPr>
-              <w:rFonts w:ascii="Times New Roman" w:eastAsiaTheme="minorEastAsia" w:hAnsi="Times New Roman" w:cs="Times New Roman"/>
+              <w:rFonts w:eastAsiaTheme="minorEastAsia"/>
               <w:noProof/>
-              <w:color w:val="000000" w:themeColor="text1"/>
               <w:lang w:eastAsia="hu-HU"/>
             </w:rPr>
           </w:pPr>
-          <w:hyperlink w:anchor="_Toc227050640" w:history="1">
+          <w:hyperlink w:anchor="_Toc227144581" w:history="1">
             <w:r>
               <w:rPr>
                 <w:rStyle w:val="Hiperhivatkozs"/>
-                <w:rFonts w:ascii="Times New Roman" w:hAnsi="Times New Roman" w:cs="Times New Roman"/>
-                <w:noProof/>
-                <w:color w:val="000000" w:themeColor="text1"/>
+                <w:noProof/>
               </w:rPr>
               <w:t>Switch 2960-24TT (1 db)</w:t>
             </w:r>
             <w:r>
               <w:rPr>
-                <w:rFonts w:ascii="Times New Roman" w:hAnsi="Times New Roman" w:cs="Times New Roman"/>
-                <w:noProof/>
-                <w:webHidden/>
-                <w:color w:val="000000" w:themeColor="text1"/>
+                <w:noProof/>
+                <w:webHidden/>
               </w:rPr>
               <w:tab/>
             </w:r>
             <w:r>
               <w:rPr>
-                <w:rFonts w:ascii="Times New Roman" w:hAnsi="Times New Roman" w:cs="Times New Roman"/>
-                <w:noProof/>
-                <w:webHidden/>
-                <w:color w:val="000000" w:themeColor="text1"/>
+                <w:noProof/>
+                <w:webHidden/>
               </w:rPr>
               <w:fldChar w:fldCharType="begin"/>
             </w:r>
             <w:r>
               <w:rPr>
-                <w:rFonts w:ascii="Times New Roman" w:hAnsi="Times New Roman" w:cs="Times New Roman"/>
-                <w:noProof/>
-                <w:webHidden/>
-                <w:color w:val="000000" w:themeColor="text1"/>
-              </w:rPr>
-              <w:instrText xml:space="preserve"> PAGEREF _Toc227050640 \h </w:instrText>
-            </w:r>
-            <w:r>
-              <w:rPr>
-                <w:rFonts w:ascii="Times New Roman" w:hAnsi="Times New Roman" w:cs="Times New Roman"/>
-                <w:noProof/>
-                <w:webHidden/>
-                <w:color w:val="000000" w:themeColor="text1"/>
-              </w:rPr>
-            </w:r>
-            <w:r>
-              <w:rPr>
-                <w:rFonts w:ascii="Times New Roman" w:hAnsi="Times New Roman" w:cs="Times New Roman"/>
-                <w:noProof/>
-                <w:webHidden/>
-                <w:color w:val="000000" w:themeColor="text1"/>
+                <w:noProof/>
+                <w:webHidden/>
+              </w:rPr>
+              <w:instrText xml:space="preserve"> PAGEREF _Toc227144581 \h </w:instrText>
+            </w:r>
+            <w:r>
+              <w:rPr>
+                <w:noProof/>
+                <w:webHidden/>
+              </w:rPr>
+            </w:r>
+            <w:r>
+              <w:rPr>
+                <w:noProof/>
+                <w:webHidden/>
               </w:rPr>
               <w:fldChar w:fldCharType="separate"/>
             </w:r>
             <w:r>
               <w:rPr>
-                <w:rFonts w:ascii="Times New Roman" w:hAnsi="Times New Roman" w:cs="Times New Roman"/>
-                <w:noProof/>
-                <w:webHidden/>
-                <w:color w:val="000000" w:themeColor="text1"/>
-              </w:rPr>
-              <w:t>23</w:t>
-            </w:r>
-            <w:r>
-              <w:rPr>
-                <w:rFonts w:ascii="Times New Roman" w:hAnsi="Times New Roman" w:cs="Times New Roman"/>
-                <w:noProof/>
-                <w:webHidden/>
-                <w:color w:val="000000" w:themeColor="text1"/>
+                <w:noProof/>
+                <w:webHidden/>
+              </w:rPr>
+              <w:t>24</w:t>
+            </w:r>
+            <w:r>
+              <w:rPr>
+                <w:noProof/>
+                <w:webHidden/>
               </w:rPr>
               <w:fldChar w:fldCharType="end"/>
             </w:r>
@@ -3518,81 +3134,64 @@
               <w:tab w:val="right" w:leader="dot" w:pos="9062"/>
             </w:tabs>
             <w:rPr>
-              <w:rFonts w:ascii="Times New Roman" w:eastAsiaTheme="minorEastAsia" w:hAnsi="Times New Roman" w:cs="Times New Roman"/>
+              <w:rFonts w:eastAsiaTheme="minorEastAsia"/>
               <w:noProof/>
-              <w:color w:val="000000" w:themeColor="text1"/>
               <w:lang w:eastAsia="hu-HU"/>
             </w:rPr>
           </w:pPr>
-          <w:hyperlink w:anchor="_Toc227050641" w:history="1">
+          <w:hyperlink w:anchor="_Toc227144582" w:history="1">
             <w:r>
               <w:rPr>
                 <w:rStyle w:val="Hiperhivatkozs"/>
-                <w:rFonts w:ascii="Times New Roman" w:hAnsi="Times New Roman" w:cs="Times New Roman"/>
-                <w:noProof/>
-                <w:color w:val="000000" w:themeColor="text1"/>
+                <w:noProof/>
               </w:rPr>
               <w:t>Wireless Router 867VAE-W-E-K9 (1 db)</w:t>
             </w:r>
             <w:r>
               <w:rPr>
-                <w:rFonts w:ascii="Times New Roman" w:hAnsi="Times New Roman" w:cs="Times New Roman"/>
-                <w:noProof/>
-                <w:webHidden/>
-                <w:color w:val="000000" w:themeColor="text1"/>
+                <w:noProof/>
+                <w:webHidden/>
               </w:rPr>
               <w:tab/>
             </w:r>
             <w:r>
               <w:rPr>
-                <w:rFonts w:ascii="Times New Roman" w:hAnsi="Times New Roman" w:cs="Times New Roman"/>
-                <w:noProof/>
-                <w:webHidden/>
-                <w:color w:val="000000" w:themeColor="text1"/>
+                <w:noProof/>
+                <w:webHidden/>
               </w:rPr>
               <w:fldChar w:fldCharType="begin"/>
             </w:r>
             <w:r>
               <w:rPr>
-                <w:rFonts w:ascii="Times New Roman" w:hAnsi="Times New Roman" w:cs="Times New Roman"/>
-                <w:noProof/>
-                <w:webHidden/>
-                <w:color w:val="000000" w:themeColor="text1"/>
-              </w:rPr>
-              <w:instrText xml:space="preserve"> PAGEREF _Toc227050641 \h </w:instrText>
-            </w:r>
-            <w:r>
-              <w:rPr>
-                <w:rFonts w:ascii="Times New Roman" w:hAnsi="Times New Roman" w:cs="Times New Roman"/>
-                <w:noProof/>
-                <w:webHidden/>
-                <w:color w:val="000000" w:themeColor="text1"/>
-              </w:rPr>
-            </w:r>
-            <w:r>
-              <w:rPr>
-                <w:rFonts w:ascii="Times New Roman" w:hAnsi="Times New Roman" w:cs="Times New Roman"/>
-                <w:noProof/>
-                <w:webHidden/>
-                <w:color w:val="000000" w:themeColor="text1"/>
+                <w:noProof/>
+                <w:webHidden/>
+              </w:rPr>
+              <w:instrText xml:space="preserve"> PAGEREF _Toc227144582 \h </w:instrText>
+            </w:r>
+            <w:r>
+              <w:rPr>
+                <w:noProof/>
+                <w:webHidden/>
+              </w:rPr>
+            </w:r>
+            <w:r>
+              <w:rPr>
+                <w:noProof/>
+                <w:webHidden/>
               </w:rPr>
               <w:fldChar w:fldCharType="separate"/>
             </w:r>
             <w:r>
               <w:rPr>
-                <w:rFonts w:ascii="Times New Roman" w:hAnsi="Times New Roman" w:cs="Times New Roman"/>
-                <w:noProof/>
-                <w:webHidden/>
-                <w:color w:val="000000" w:themeColor="text1"/>
-              </w:rPr>
-              <w:t>24</w:t>
-            </w:r>
-            <w:r>
-              <w:rPr>
-                <w:rFonts w:ascii="Times New Roman" w:hAnsi="Times New Roman" w:cs="Times New Roman"/>
-                <w:noProof/>
-                <w:webHidden/>
-                <w:color w:val="000000" w:themeColor="text1"/>
+                <w:noProof/>
+                <w:webHidden/>
+              </w:rPr>
+              <w:t>25</w:t>
+            </w:r>
+            <w:r>
+              <w:rPr>
+                <w:noProof/>
+                <w:webHidden/>
               </w:rPr>
               <w:fldChar w:fldCharType="end"/>
             </w:r>
@@ -3605,82 +3204,66 @@
               <w:tab w:val="right" w:leader="dot" w:pos="9062"/>
             </w:tabs>
             <w:rPr>
-              <w:rFonts w:ascii="Times New Roman" w:eastAsiaTheme="minorEastAsia" w:hAnsi="Times New Roman" w:cs="Times New Roman"/>
+              <w:rFonts w:eastAsiaTheme="minorEastAsia"/>
               <w:noProof/>
-              <w:color w:val="000000" w:themeColor="text1"/>
               <w:lang w:eastAsia="hu-HU"/>
             </w:rPr>
           </w:pPr>
-          <w:hyperlink w:anchor="_Toc227050642" w:history="1">
+          <w:hyperlink w:anchor="_Toc227144583" w:history="1">
             <w:r>
               <w:rPr>
                 <w:rStyle w:val="Hiperhivatkozs"/>
                 <w:rFonts w:ascii="Times New Roman" w:hAnsi="Times New Roman" w:cs="Times New Roman"/>
                 <w:b/>
                 <w:noProof/>
-                <w:color w:val="000000" w:themeColor="text1"/>
               </w:rPr>
               <w:t>Hálózati eszközök részletes konfigurációja</w:t>
             </w:r>
             <w:r>
               <w:rPr>
-                <w:rFonts w:ascii="Times New Roman" w:hAnsi="Times New Roman" w:cs="Times New Roman"/>
-                <w:noProof/>
-                <w:webHidden/>
-                <w:color w:val="000000" w:themeColor="text1"/>
+                <w:noProof/>
+                <w:webHidden/>
               </w:rPr>
               <w:tab/>
             </w:r>
             <w:r>
               <w:rPr>
-                <w:rFonts w:ascii="Times New Roman" w:hAnsi="Times New Roman" w:cs="Times New Roman"/>
-                <w:noProof/>
-                <w:webHidden/>
-                <w:color w:val="000000" w:themeColor="text1"/>
+                <w:noProof/>
+                <w:webHidden/>
               </w:rPr>
               <w:fldChar w:fldCharType="begin"/>
             </w:r>
             <w:r>
               <w:rPr>
-                <w:rFonts w:ascii="Times New Roman" w:hAnsi="Times New Roman" w:cs="Times New Roman"/>
-                <w:noProof/>
-                <w:webHidden/>
-                <w:color w:val="000000" w:themeColor="text1"/>
-              </w:rPr>
-              <w:instrText xml:space="preserve"> PAGEREF _Toc227050642 \h </w:instrText>
-            </w:r>
-            <w:r>
-              <w:rPr>
-                <w:rFonts w:ascii="Times New Roman" w:hAnsi="Times New Roman" w:cs="Times New Roman"/>
-                <w:noProof/>
-                <w:webHidden/>
-                <w:color w:val="000000" w:themeColor="text1"/>
-              </w:rPr>
-            </w:r>
-            <w:r>
-              <w:rPr>
-                <w:rFonts w:ascii="Times New Roman" w:hAnsi="Times New Roman" w:cs="Times New Roman"/>
-                <w:noProof/>
-                <w:webHidden/>
-                <w:color w:val="000000" w:themeColor="text1"/>
+                <w:noProof/>
+                <w:webHidden/>
+              </w:rPr>
+              <w:instrText xml:space="preserve"> PAGEREF _Toc227144583 \h </w:instrText>
+            </w:r>
+            <w:r>
+              <w:rPr>
+                <w:noProof/>
+                <w:webHidden/>
+              </w:rPr>
+            </w:r>
+            <w:r>
+              <w:rPr>
+                <w:noProof/>
+                <w:webHidden/>
               </w:rPr>
               <w:fldChar w:fldCharType="separate"/>
             </w:r>
             <w:r>
               <w:rPr>
-                <w:rFonts w:ascii="Times New Roman" w:hAnsi="Times New Roman" w:cs="Times New Roman"/>
-                <w:noProof/>
-                <w:webHidden/>
-                <w:color w:val="000000" w:themeColor="text1"/>
-              </w:rPr>
-              <w:t>25</w:t>
-            </w:r>
-            <w:r>
-              <w:rPr>
-                <w:rFonts w:ascii="Times New Roman" w:hAnsi="Times New Roman" w:cs="Times New Roman"/>
-                <w:noProof/>
-                <w:webHidden/>
-                <w:color w:val="000000" w:themeColor="text1"/>
+                <w:noProof/>
+                <w:webHidden/>
+              </w:rPr>
+              <w:t>26</w:t>
+            </w:r>
+            <w:r>
+              <w:rPr>
+                <w:noProof/>
+                <w:webHidden/>
               </w:rPr>
               <w:fldChar w:fldCharType="end"/>
             </w:r>
@@ -3693,81 +3276,65 @@
               <w:tab w:val="right" w:leader="dot" w:pos="9062"/>
             </w:tabs>
             <w:rPr>
-              <w:rFonts w:ascii="Times New Roman" w:eastAsiaTheme="minorEastAsia" w:hAnsi="Times New Roman" w:cs="Times New Roman"/>
+              <w:rFonts w:eastAsiaTheme="minorEastAsia"/>
               <w:noProof/>
-              <w:color w:val="000000" w:themeColor="text1"/>
               <w:lang w:eastAsia="hu-HU"/>
             </w:rPr>
           </w:pPr>
-          <w:hyperlink w:anchor="_Toc227050643" w:history="1">
+          <w:hyperlink w:anchor="_Toc227144584" w:history="1">
             <w:r>
               <w:rPr>
                 <w:rStyle w:val="Hiperhivatkozs"/>
-                <w:rFonts w:ascii="Times New Roman" w:eastAsiaTheme="majorEastAsia" w:hAnsi="Times New Roman" w:cs="Times New Roman"/>
-                <w:noProof/>
-                <w:color w:val="000000" w:themeColor="text1"/>
+                <w:rFonts w:eastAsiaTheme="majorEastAsia"/>
+                <w:noProof/>
               </w:rPr>
               <w:t>VLAN-ok konfigurációja és működése</w:t>
             </w:r>
             <w:r>
               <w:rPr>
-                <w:rFonts w:ascii="Times New Roman" w:hAnsi="Times New Roman" w:cs="Times New Roman"/>
-                <w:noProof/>
-                <w:webHidden/>
-                <w:color w:val="000000" w:themeColor="text1"/>
+                <w:noProof/>
+                <w:webHidden/>
               </w:rPr>
               <w:tab/>
             </w:r>
             <w:r>
               <w:rPr>
-                <w:rFonts w:ascii="Times New Roman" w:hAnsi="Times New Roman" w:cs="Times New Roman"/>
-                <w:noProof/>
-                <w:webHidden/>
-                <w:color w:val="000000" w:themeColor="text1"/>
+                <w:noProof/>
+                <w:webHidden/>
               </w:rPr>
               <w:fldChar w:fldCharType="begin"/>
             </w:r>
             <w:r>
               <w:rPr>
-                <w:rFonts w:ascii="Times New Roman" w:hAnsi="Times New Roman" w:cs="Times New Roman"/>
-                <w:noProof/>
-                <w:webHidden/>
-                <w:color w:val="000000" w:themeColor="text1"/>
-              </w:rPr>
-              <w:instrText xml:space="preserve"> PAGEREF _Toc227050643 \h </w:instrText>
-            </w:r>
-            <w:r>
-              <w:rPr>
-                <w:rFonts w:ascii="Times New Roman" w:hAnsi="Times New Roman" w:cs="Times New Roman"/>
-                <w:noProof/>
-                <w:webHidden/>
-                <w:color w:val="000000" w:themeColor="text1"/>
-              </w:rPr>
-            </w:r>
-            <w:r>
-              <w:rPr>
-                <w:rFonts w:ascii="Times New Roman" w:hAnsi="Times New Roman" w:cs="Times New Roman"/>
-                <w:noProof/>
-                <w:webHidden/>
-                <w:color w:val="000000" w:themeColor="text1"/>
+                <w:noProof/>
+                <w:webHidden/>
+              </w:rPr>
+              <w:instrText xml:space="preserve"> PAGEREF _Toc227144584 \h </w:instrText>
+            </w:r>
+            <w:r>
+              <w:rPr>
+                <w:noProof/>
+                <w:webHidden/>
+              </w:rPr>
+            </w:r>
+            <w:r>
+              <w:rPr>
+                <w:noProof/>
+                <w:webHidden/>
               </w:rPr>
               <w:fldChar w:fldCharType="separate"/>
             </w:r>
             <w:r>
               <w:rPr>
-                <w:rFonts w:ascii="Times New Roman" w:hAnsi="Times New Roman" w:cs="Times New Roman"/>
-                <w:noProof/>
-                <w:webHidden/>
-                <w:color w:val="000000" w:themeColor="text1"/>
-              </w:rPr>
-              <w:t>26</w:t>
-            </w:r>
-            <w:r>
-              <w:rPr>
-                <w:rFonts w:ascii="Times New Roman" w:hAnsi="Times New Roman" w:cs="Times New Roman"/>
-                <w:noProof/>
-                <w:webHidden/>
-                <w:color w:val="000000" w:themeColor="text1"/>
+                <w:noProof/>
+                <w:webHidden/>
+              </w:rPr>
+              <w:t>27</w:t>
+            </w:r>
+            <w:r>
+              <w:rPr>
+                <w:noProof/>
+                <w:webHidden/>
               </w:rPr>
               <w:fldChar w:fldCharType="end"/>
             </w:r>
@@ -3780,81 +3347,65 @@
               <w:tab w:val="right" w:leader="dot" w:pos="9062"/>
             </w:tabs>
             <w:rPr>
-              <w:rFonts w:ascii="Times New Roman" w:eastAsiaTheme="minorEastAsia" w:hAnsi="Times New Roman" w:cs="Times New Roman"/>
+              <w:rFonts w:eastAsiaTheme="minorEastAsia"/>
               <w:noProof/>
-              <w:color w:val="000000" w:themeColor="text1"/>
               <w:lang w:eastAsia="hu-HU"/>
             </w:rPr>
           </w:pPr>
-          <w:hyperlink w:anchor="_Toc227050644" w:history="1">
+          <w:hyperlink w:anchor="_Toc227144585" w:history="1">
             <w:r>
               <w:rPr>
                 <w:rStyle w:val="Hiperhivatkozs"/>
-                <w:rFonts w:ascii="Times New Roman" w:eastAsiaTheme="majorEastAsia" w:hAnsi="Times New Roman" w:cs="Times New Roman"/>
-                <w:noProof/>
-                <w:color w:val="000000" w:themeColor="text1"/>
+                <w:rFonts w:eastAsiaTheme="majorEastAsia"/>
+                <w:noProof/>
               </w:rPr>
               <w:t>Inter-VLAN routing részletes konfigurációja</w:t>
             </w:r>
             <w:r>
               <w:rPr>
-                <w:rFonts w:ascii="Times New Roman" w:hAnsi="Times New Roman" w:cs="Times New Roman"/>
-                <w:noProof/>
-                <w:webHidden/>
-                <w:color w:val="000000" w:themeColor="text1"/>
+                <w:noProof/>
+                <w:webHidden/>
               </w:rPr>
               <w:tab/>
             </w:r>
             <w:r>
               <w:rPr>
-                <w:rFonts w:ascii="Times New Roman" w:hAnsi="Times New Roman" w:cs="Times New Roman"/>
-                <w:noProof/>
-                <w:webHidden/>
-                <w:color w:val="000000" w:themeColor="text1"/>
+                <w:noProof/>
+                <w:webHidden/>
               </w:rPr>
               <w:fldChar w:fldCharType="begin"/>
             </w:r>
             <w:r>
               <w:rPr>
-                <w:rFonts w:ascii="Times New Roman" w:hAnsi="Times New Roman" w:cs="Times New Roman"/>
-                <w:noProof/>
-                <w:webHidden/>
-                <w:color w:val="000000" w:themeColor="text1"/>
-              </w:rPr>
-              <w:instrText xml:space="preserve"> PAGEREF _Toc227050644 \h </w:instrText>
-            </w:r>
-            <w:r>
-              <w:rPr>
-                <w:rFonts w:ascii="Times New Roman" w:hAnsi="Times New Roman" w:cs="Times New Roman"/>
-                <w:noProof/>
-                <w:webHidden/>
-                <w:color w:val="000000" w:themeColor="text1"/>
-              </w:rPr>
-            </w:r>
-            <w:r>
-              <w:rPr>
-                <w:rFonts w:ascii="Times New Roman" w:hAnsi="Times New Roman" w:cs="Times New Roman"/>
-                <w:noProof/>
-                <w:webHidden/>
-                <w:color w:val="000000" w:themeColor="text1"/>
+                <w:noProof/>
+                <w:webHidden/>
+              </w:rPr>
+              <w:instrText xml:space="preserve"> PAGEREF _Toc227144585 \h </w:instrText>
+            </w:r>
+            <w:r>
+              <w:rPr>
+                <w:noProof/>
+                <w:webHidden/>
+              </w:rPr>
+            </w:r>
+            <w:r>
+              <w:rPr>
+                <w:noProof/>
+                <w:webHidden/>
               </w:rPr>
               <w:fldChar w:fldCharType="separate"/>
             </w:r>
             <w:r>
               <w:rPr>
-                <w:rFonts w:ascii="Times New Roman" w:hAnsi="Times New Roman" w:cs="Times New Roman"/>
-                <w:noProof/>
-                <w:webHidden/>
-                <w:color w:val="000000" w:themeColor="text1"/>
-              </w:rPr>
-              <w:t>27</w:t>
-            </w:r>
-            <w:r>
-              <w:rPr>
-                <w:rFonts w:ascii="Times New Roman" w:hAnsi="Times New Roman" w:cs="Times New Roman"/>
-                <w:noProof/>
-                <w:webHidden/>
-                <w:color w:val="000000" w:themeColor="text1"/>
+                <w:noProof/>
+                <w:webHidden/>
+              </w:rPr>
+              <w:t>28</w:t>
+            </w:r>
+            <w:r>
+              <w:rPr>
+                <w:noProof/>
+                <w:webHidden/>
               </w:rPr>
               <w:fldChar w:fldCharType="end"/>
             </w:r>
@@ -3867,81 +3418,64 @@
               <w:tab w:val="right" w:leader="dot" w:pos="9062"/>
             </w:tabs>
             <w:rPr>
-              <w:rFonts w:ascii="Times New Roman" w:eastAsiaTheme="minorEastAsia" w:hAnsi="Times New Roman" w:cs="Times New Roman"/>
+              <w:rFonts w:eastAsiaTheme="minorEastAsia"/>
               <w:noProof/>
-              <w:color w:val="000000" w:themeColor="text1"/>
               <w:lang w:eastAsia="hu-HU"/>
             </w:rPr>
           </w:pPr>
-          <w:hyperlink w:anchor="_Toc227050645" w:history="1">
+          <w:hyperlink w:anchor="_Toc227144586" w:history="1">
             <w:r>
               <w:rPr>
                 <w:rStyle w:val="Hiperhivatkozs"/>
-                <w:rFonts w:ascii="Times New Roman" w:hAnsi="Times New Roman" w:cs="Times New Roman"/>
-                <w:noProof/>
-                <w:color w:val="000000" w:themeColor="text1"/>
+                <w:noProof/>
               </w:rPr>
               <w:t>Dinamikus routing konfiguráció (OSPF)</w:t>
             </w:r>
             <w:r>
               <w:rPr>
-                <w:rFonts w:ascii="Times New Roman" w:hAnsi="Times New Roman" w:cs="Times New Roman"/>
-                <w:noProof/>
-                <w:webHidden/>
-                <w:color w:val="000000" w:themeColor="text1"/>
+                <w:noProof/>
+                <w:webHidden/>
               </w:rPr>
               <w:tab/>
             </w:r>
             <w:r>
               <w:rPr>
-                <w:rFonts w:ascii="Times New Roman" w:hAnsi="Times New Roman" w:cs="Times New Roman"/>
-                <w:noProof/>
-                <w:webHidden/>
-                <w:color w:val="000000" w:themeColor="text1"/>
+                <w:noProof/>
+                <w:webHidden/>
               </w:rPr>
               <w:fldChar w:fldCharType="begin"/>
             </w:r>
             <w:r>
               <w:rPr>
-                <w:rFonts w:ascii="Times New Roman" w:hAnsi="Times New Roman" w:cs="Times New Roman"/>
-                <w:noProof/>
-                <w:webHidden/>
-                <w:color w:val="000000" w:themeColor="text1"/>
-              </w:rPr>
-              <w:instrText xml:space="preserve"> PAGEREF _Toc227050645 \h </w:instrText>
-            </w:r>
-            <w:r>
-              <w:rPr>
-                <w:rFonts w:ascii="Times New Roman" w:hAnsi="Times New Roman" w:cs="Times New Roman"/>
-                <w:noProof/>
-                <w:webHidden/>
-                <w:color w:val="000000" w:themeColor="text1"/>
-              </w:rPr>
-            </w:r>
-            <w:r>
-              <w:rPr>
-                <w:rFonts w:ascii="Times New Roman" w:hAnsi="Times New Roman" w:cs="Times New Roman"/>
-                <w:noProof/>
-                <w:webHidden/>
-                <w:color w:val="000000" w:themeColor="text1"/>
+                <w:noProof/>
+                <w:webHidden/>
+              </w:rPr>
+              <w:instrText xml:space="preserve"> PAGEREF _Toc227144586 \h </w:instrText>
+            </w:r>
+            <w:r>
+              <w:rPr>
+                <w:noProof/>
+                <w:webHidden/>
+              </w:rPr>
+            </w:r>
+            <w:r>
+              <w:rPr>
+                <w:noProof/>
+                <w:webHidden/>
               </w:rPr>
               <w:fldChar w:fldCharType="separate"/>
             </w:r>
             <w:r>
               <w:rPr>
-                <w:rFonts w:ascii="Times New Roman" w:hAnsi="Times New Roman" w:cs="Times New Roman"/>
-                <w:noProof/>
-                <w:webHidden/>
-                <w:color w:val="000000" w:themeColor="text1"/>
-              </w:rPr>
-              <w:t>28</w:t>
-            </w:r>
-            <w:r>
-              <w:rPr>
-                <w:rFonts w:ascii="Times New Roman" w:hAnsi="Times New Roman" w:cs="Times New Roman"/>
-                <w:noProof/>
-                <w:webHidden/>
-                <w:color w:val="000000" w:themeColor="text1"/>
+                <w:noProof/>
+                <w:webHidden/>
+              </w:rPr>
+              <w:t>29</w:t>
+            </w:r>
+            <w:r>
+              <w:rPr>
+                <w:noProof/>
+                <w:webHidden/>
               </w:rPr>
               <w:fldChar w:fldCharType="end"/>
             </w:r>
@@ -3954,81 +3488,64 @@
               <w:tab w:val="right" w:leader="dot" w:pos="9062"/>
             </w:tabs>
             <w:rPr>
-              <w:rFonts w:ascii="Times New Roman" w:eastAsiaTheme="minorEastAsia" w:hAnsi="Times New Roman" w:cs="Times New Roman"/>
+              <w:rFonts w:eastAsiaTheme="minorEastAsia"/>
               <w:noProof/>
-              <w:color w:val="000000" w:themeColor="text1"/>
               <w:lang w:eastAsia="hu-HU"/>
             </w:rPr>
           </w:pPr>
-          <w:hyperlink w:anchor="_Toc227050646" w:history="1">
+          <w:hyperlink w:anchor="_Toc227144587" w:history="1">
             <w:r>
               <w:rPr>
                 <w:rStyle w:val="Hiperhivatkozs"/>
-                <w:rFonts w:ascii="Times New Roman" w:hAnsi="Times New Roman" w:cs="Times New Roman"/>
-                <w:noProof/>
-                <w:color w:val="000000" w:themeColor="text1"/>
+                <w:noProof/>
               </w:rPr>
               <w:t>NAT és PAT konfiguráció részletesen</w:t>
             </w:r>
             <w:r>
               <w:rPr>
-                <w:rFonts w:ascii="Times New Roman" w:hAnsi="Times New Roman" w:cs="Times New Roman"/>
-                <w:noProof/>
-                <w:webHidden/>
-                <w:color w:val="000000" w:themeColor="text1"/>
+                <w:noProof/>
+                <w:webHidden/>
               </w:rPr>
               <w:tab/>
             </w:r>
             <w:r>
               <w:rPr>
-                <w:rFonts w:ascii="Times New Roman" w:hAnsi="Times New Roman" w:cs="Times New Roman"/>
-                <w:noProof/>
-                <w:webHidden/>
-                <w:color w:val="000000" w:themeColor="text1"/>
+                <w:noProof/>
+                <w:webHidden/>
               </w:rPr>
               <w:fldChar w:fldCharType="begin"/>
             </w:r>
             <w:r>
               <w:rPr>
-                <w:rFonts w:ascii="Times New Roman" w:hAnsi="Times New Roman" w:cs="Times New Roman"/>
-                <w:noProof/>
-                <w:webHidden/>
-                <w:color w:val="000000" w:themeColor="text1"/>
-              </w:rPr>
-              <w:instrText xml:space="preserve"> PAGEREF _Toc227050646 \h </w:instrText>
-            </w:r>
-            <w:r>
-              <w:rPr>
-                <w:rFonts w:ascii="Times New Roman" w:hAnsi="Times New Roman" w:cs="Times New Roman"/>
-                <w:noProof/>
-                <w:webHidden/>
-                <w:color w:val="000000" w:themeColor="text1"/>
-              </w:rPr>
-            </w:r>
-            <w:r>
-              <w:rPr>
-                <w:rFonts w:ascii="Times New Roman" w:hAnsi="Times New Roman" w:cs="Times New Roman"/>
-                <w:noProof/>
-                <w:webHidden/>
-                <w:color w:val="000000" w:themeColor="text1"/>
+                <w:noProof/>
+                <w:webHidden/>
+              </w:rPr>
+              <w:instrText xml:space="preserve"> PAGEREF _Toc227144587 \h </w:instrText>
+            </w:r>
+            <w:r>
+              <w:rPr>
+                <w:noProof/>
+                <w:webHidden/>
+              </w:rPr>
+            </w:r>
+            <w:r>
+              <w:rPr>
+                <w:noProof/>
+                <w:webHidden/>
               </w:rPr>
               <w:fldChar w:fldCharType="separate"/>
             </w:r>
             <w:r>
               <w:rPr>
-                <w:rFonts w:ascii="Times New Roman" w:hAnsi="Times New Roman" w:cs="Times New Roman"/>
-                <w:noProof/>
-                <w:webHidden/>
-                <w:color w:val="000000" w:themeColor="text1"/>
+                <w:noProof/>
+                <w:webHidden/>
               </w:rPr>
               <w:t>29</w:t>
             </w:r>
             <w:r>
               <w:rPr>
-                <w:rFonts w:ascii="Times New Roman" w:hAnsi="Times New Roman" w:cs="Times New Roman"/>
-                <w:noProof/>
-                <w:webHidden/>
-                <w:color w:val="000000" w:themeColor="text1"/>
+                <w:noProof/>
+                <w:webHidden/>
               </w:rPr>
               <w:fldChar w:fldCharType="end"/>
             </w:r>
@@ -4041,13 +3558,12 @@
               <w:tab w:val="right" w:leader="dot" w:pos="9062"/>
             </w:tabs>
             <w:rPr>
-              <w:rFonts w:ascii="Times New Roman" w:eastAsiaTheme="minorEastAsia" w:hAnsi="Times New Roman" w:cs="Times New Roman"/>
+              <w:rFonts w:eastAsiaTheme="minorEastAsia"/>
               <w:noProof/>
-              <w:color w:val="000000" w:themeColor="text1"/>
               <w:lang w:eastAsia="hu-HU"/>
             </w:rPr>
           </w:pPr>
-          <w:hyperlink w:anchor="_Toc227050647" w:history="1">
+          <w:hyperlink w:anchor="_Toc227144588" w:history="1">
             <w:r>
               <w:rPr>
                 <w:rStyle w:val="Hiperhivatkozs"/>
@@ -4055,70 +3571,55 @@
                 <w:b/>
                 <w:bCs/>
                 <w:noProof/>
-                <w:color w:val="000000" w:themeColor="text1"/>
                 <w:lang w:eastAsia="hu-HU"/>
               </w:rPr>
               <w:t>ACL-ek részletes konfigurációja és szerepe</w:t>
             </w:r>
             <w:r>
               <w:rPr>
-                <w:rFonts w:ascii="Times New Roman" w:hAnsi="Times New Roman" w:cs="Times New Roman"/>
-                <w:noProof/>
-                <w:webHidden/>
-                <w:color w:val="000000" w:themeColor="text1"/>
+                <w:noProof/>
+                <w:webHidden/>
               </w:rPr>
               <w:tab/>
             </w:r>
             <w:r>
               <w:rPr>
-                <w:rFonts w:ascii="Times New Roman" w:hAnsi="Times New Roman" w:cs="Times New Roman"/>
-                <w:noProof/>
-                <w:webHidden/>
-                <w:color w:val="000000" w:themeColor="text1"/>
+                <w:noProof/>
+                <w:webHidden/>
               </w:rPr>
               <w:fldChar w:fldCharType="begin"/>
             </w:r>
             <w:r>
               <w:rPr>
-                <w:rFonts w:ascii="Times New Roman" w:hAnsi="Times New Roman" w:cs="Times New Roman"/>
-                <w:noProof/>
-                <w:webHidden/>
-                <w:color w:val="000000" w:themeColor="text1"/>
-              </w:rPr>
-              <w:instrText xml:space="preserve"> PAGEREF _Toc227050647 \h </w:instrText>
-            </w:r>
-            <w:r>
-              <w:rPr>
-                <w:rFonts w:ascii="Times New Roman" w:hAnsi="Times New Roman" w:cs="Times New Roman"/>
-                <w:noProof/>
-                <w:webHidden/>
-                <w:color w:val="000000" w:themeColor="text1"/>
-              </w:rPr>
-            </w:r>
-            <w:r>
-              <w:rPr>
-                <w:rFonts w:ascii="Times New Roman" w:hAnsi="Times New Roman" w:cs="Times New Roman"/>
-                <w:noProof/>
-                <w:webHidden/>
-                <w:color w:val="000000" w:themeColor="text1"/>
+                <w:noProof/>
+                <w:webHidden/>
+              </w:rPr>
+              <w:instrText xml:space="preserve"> PAGEREF _Toc227144588 \h </w:instrText>
+            </w:r>
+            <w:r>
+              <w:rPr>
+                <w:noProof/>
+                <w:webHidden/>
+              </w:rPr>
+            </w:r>
+            <w:r>
+              <w:rPr>
+                <w:noProof/>
+                <w:webHidden/>
               </w:rPr>
               <w:fldChar w:fldCharType="separate"/>
             </w:r>
             <w:r>
               <w:rPr>
-                <w:rFonts w:ascii="Times New Roman" w:hAnsi="Times New Roman" w:cs="Times New Roman"/>
-                <w:noProof/>
-                <w:webHidden/>
-                <w:color w:val="000000" w:themeColor="text1"/>
-              </w:rPr>
-              <w:t>30</w:t>
-            </w:r>
-            <w:r>
-              <w:rPr>
-                <w:rFonts w:ascii="Times New Roman" w:hAnsi="Times New Roman" w:cs="Times New Roman"/>
-                <w:noProof/>
-                <w:webHidden/>
-                <w:color w:val="000000" w:themeColor="text1"/>
+                <w:noProof/>
+                <w:webHidden/>
+              </w:rPr>
+              <w:t>31</w:t>
+            </w:r>
+            <w:r>
+              <w:rPr>
+                <w:noProof/>
+                <w:webHidden/>
               </w:rPr>
               <w:fldChar w:fldCharType="end"/>
             </w:r>
@@ -4131,13 +3632,12 @@
               <w:tab w:val="right" w:leader="dot" w:pos="9062"/>
             </w:tabs>
             <w:rPr>
-              <w:rFonts w:ascii="Times New Roman" w:eastAsiaTheme="minorEastAsia" w:hAnsi="Times New Roman" w:cs="Times New Roman"/>
+              <w:rFonts w:eastAsiaTheme="minorEastAsia"/>
               <w:noProof/>
-              <w:color w:val="000000" w:themeColor="text1"/>
               <w:lang w:eastAsia="hu-HU"/>
             </w:rPr>
           </w:pPr>
-          <w:hyperlink w:anchor="_Toc227050648" w:history="1">
+          <w:hyperlink w:anchor="_Toc227144589" w:history="1">
             <w:r>
               <w:rPr>
                 <w:rStyle w:val="Hiperhivatkozs"/>
@@ -4145,70 +3645,55 @@
                 <w:b/>
                 <w:bCs/>
                 <w:noProof/>
-                <w:color w:val="000000" w:themeColor="text1"/>
                 <w:lang w:eastAsia="hu-HU"/>
               </w:rPr>
               <w:t>VPN konfiguráció részletes bemutatása</w:t>
             </w:r>
             <w:r>
               <w:rPr>
-                <w:rFonts w:ascii="Times New Roman" w:hAnsi="Times New Roman" w:cs="Times New Roman"/>
-                <w:noProof/>
-                <w:webHidden/>
-                <w:color w:val="000000" w:themeColor="text1"/>
+                <w:noProof/>
+                <w:webHidden/>
               </w:rPr>
               <w:tab/>
             </w:r>
             <w:r>
               <w:rPr>
-                <w:rFonts w:ascii="Times New Roman" w:hAnsi="Times New Roman" w:cs="Times New Roman"/>
-                <w:noProof/>
-                <w:webHidden/>
-                <w:color w:val="000000" w:themeColor="text1"/>
+                <w:noProof/>
+                <w:webHidden/>
               </w:rPr>
               <w:fldChar w:fldCharType="begin"/>
             </w:r>
             <w:r>
               <w:rPr>
-                <w:rFonts w:ascii="Times New Roman" w:hAnsi="Times New Roman" w:cs="Times New Roman"/>
-                <w:noProof/>
-                <w:webHidden/>
-                <w:color w:val="000000" w:themeColor="text1"/>
-              </w:rPr>
-              <w:instrText xml:space="preserve"> PAGEREF _Toc227050648 \h </w:instrText>
-            </w:r>
-            <w:r>
-              <w:rPr>
-                <w:rFonts w:ascii="Times New Roman" w:hAnsi="Times New Roman" w:cs="Times New Roman"/>
-                <w:noProof/>
-                <w:webHidden/>
-                <w:color w:val="000000" w:themeColor="text1"/>
-              </w:rPr>
-            </w:r>
-            <w:r>
-              <w:rPr>
-                <w:rFonts w:ascii="Times New Roman" w:hAnsi="Times New Roman" w:cs="Times New Roman"/>
-                <w:noProof/>
-                <w:webHidden/>
-                <w:color w:val="000000" w:themeColor="text1"/>
+                <w:noProof/>
+                <w:webHidden/>
+              </w:rPr>
+              <w:instrText xml:space="preserve"> PAGEREF _Toc227144589 \h </w:instrText>
+            </w:r>
+            <w:r>
+              <w:rPr>
+                <w:noProof/>
+                <w:webHidden/>
+              </w:rPr>
+            </w:r>
+            <w:r>
+              <w:rPr>
+                <w:noProof/>
+                <w:webHidden/>
               </w:rPr>
               <w:fldChar w:fldCharType="separate"/>
             </w:r>
             <w:r>
               <w:rPr>
-                <w:rFonts w:ascii="Times New Roman" w:hAnsi="Times New Roman" w:cs="Times New Roman"/>
-                <w:noProof/>
-                <w:webHidden/>
-                <w:color w:val="000000" w:themeColor="text1"/>
-              </w:rPr>
-              <w:t>30</w:t>
-            </w:r>
-            <w:r>
-              <w:rPr>
-                <w:rFonts w:ascii="Times New Roman" w:hAnsi="Times New Roman" w:cs="Times New Roman"/>
-                <w:noProof/>
-                <w:webHidden/>
-                <w:color w:val="000000" w:themeColor="text1"/>
+                <w:noProof/>
+                <w:webHidden/>
+              </w:rPr>
+              <w:t>32</w:t>
+            </w:r>
+            <w:r>
+              <w:rPr>
+                <w:noProof/>
+                <w:webHidden/>
               </w:rPr>
               <w:fldChar w:fldCharType="end"/>
             </w:r>
@@ -4221,13 +3706,12 @@
               <w:tab w:val="right" w:leader="dot" w:pos="9062"/>
             </w:tabs>
             <w:rPr>
-              <w:rFonts w:ascii="Times New Roman" w:eastAsiaTheme="minorEastAsia" w:hAnsi="Times New Roman" w:cs="Times New Roman"/>
+              <w:rFonts w:eastAsiaTheme="minorEastAsia"/>
               <w:noProof/>
-              <w:color w:val="000000" w:themeColor="text1"/>
               <w:lang w:eastAsia="hu-HU"/>
             </w:rPr>
           </w:pPr>
-          <w:hyperlink w:anchor="_Toc227050649" w:history="1">
+          <w:hyperlink w:anchor="_Toc227144590" w:history="1">
             <w:r>
               <w:rPr>
                 <w:rStyle w:val="Hiperhivatkozs"/>
@@ -4235,70 +3719,55 @@
                 <w:b/>
                 <w:bCs/>
                 <w:noProof/>
-                <w:color w:val="000000" w:themeColor="text1"/>
                 <w:lang w:eastAsia="hu-HU"/>
               </w:rPr>
               <w:t>Vezeték nélküli hálózat konfigurációja</w:t>
             </w:r>
             <w:r>
               <w:rPr>
-                <w:rFonts w:ascii="Times New Roman" w:hAnsi="Times New Roman" w:cs="Times New Roman"/>
-                <w:noProof/>
-                <w:webHidden/>
-                <w:color w:val="000000" w:themeColor="text1"/>
+                <w:noProof/>
+                <w:webHidden/>
               </w:rPr>
               <w:tab/>
             </w:r>
             <w:r>
               <w:rPr>
-                <w:rFonts w:ascii="Times New Roman" w:hAnsi="Times New Roman" w:cs="Times New Roman"/>
-                <w:noProof/>
-                <w:webHidden/>
-                <w:color w:val="000000" w:themeColor="text1"/>
+                <w:noProof/>
+                <w:webHidden/>
               </w:rPr>
               <w:fldChar w:fldCharType="begin"/>
             </w:r>
             <w:r>
               <w:rPr>
-                <w:rFonts w:ascii="Times New Roman" w:hAnsi="Times New Roman" w:cs="Times New Roman"/>
-                <w:noProof/>
-                <w:webHidden/>
-                <w:color w:val="000000" w:themeColor="text1"/>
-              </w:rPr>
-              <w:instrText xml:space="preserve"> PAGEREF _Toc227050649 \h </w:instrText>
-            </w:r>
-            <w:r>
-              <w:rPr>
-                <w:rFonts w:ascii="Times New Roman" w:hAnsi="Times New Roman" w:cs="Times New Roman"/>
-                <w:noProof/>
-                <w:webHidden/>
-                <w:color w:val="000000" w:themeColor="text1"/>
-              </w:rPr>
-            </w:r>
-            <w:r>
-              <w:rPr>
-                <w:rFonts w:ascii="Times New Roman" w:hAnsi="Times New Roman" w:cs="Times New Roman"/>
-                <w:noProof/>
-                <w:webHidden/>
-                <w:color w:val="000000" w:themeColor="text1"/>
+                <w:noProof/>
+                <w:webHidden/>
+              </w:rPr>
+              <w:instrText xml:space="preserve"> PAGEREF _Toc227144590 \h </w:instrText>
+            </w:r>
+            <w:r>
+              <w:rPr>
+                <w:noProof/>
+                <w:webHidden/>
+              </w:rPr>
+            </w:r>
+            <w:r>
+              <w:rPr>
+                <w:noProof/>
+                <w:webHidden/>
               </w:rPr>
               <w:fldChar w:fldCharType="separate"/>
             </w:r>
             <w:r>
               <w:rPr>
-                <w:rFonts w:ascii="Times New Roman" w:hAnsi="Times New Roman" w:cs="Times New Roman"/>
-                <w:noProof/>
-                <w:webHidden/>
-                <w:color w:val="000000" w:themeColor="text1"/>
-              </w:rPr>
-              <w:t>31</w:t>
-            </w:r>
-            <w:r>
-              <w:rPr>
-                <w:rFonts w:ascii="Times New Roman" w:hAnsi="Times New Roman" w:cs="Times New Roman"/>
-                <w:noProof/>
-                <w:webHidden/>
-                <w:color w:val="000000" w:themeColor="text1"/>
+                <w:noProof/>
+                <w:webHidden/>
+              </w:rPr>
+              <w:t>32</w:t>
+            </w:r>
+            <w:r>
+              <w:rPr>
+                <w:noProof/>
+                <w:webHidden/>
               </w:rPr>
               <w:fldChar w:fldCharType="end"/>
             </w:r>
@@ -4311,13 +3780,12 @@
               <w:tab w:val="right" w:leader="dot" w:pos="9062"/>
             </w:tabs>
             <w:rPr>
-              <w:rFonts w:ascii="Times New Roman" w:eastAsiaTheme="minorEastAsia" w:hAnsi="Times New Roman" w:cs="Times New Roman"/>
+              <w:rFonts w:eastAsiaTheme="minorEastAsia"/>
               <w:noProof/>
-              <w:color w:val="000000" w:themeColor="text1"/>
               <w:lang w:eastAsia="hu-HU"/>
             </w:rPr>
           </w:pPr>
-          <w:hyperlink w:anchor="_Toc227050650" w:history="1">
+          <w:hyperlink w:anchor="_Toc227144591" w:history="1">
             <w:r>
               <w:rPr>
                 <w:rStyle w:val="Hiperhivatkozs"/>
@@ -4325,70 +3793,55 @@
                 <w:b/>
                 <w:bCs/>
                 <w:noProof/>
-                <w:color w:val="000000" w:themeColor="text1"/>
                 <w:lang w:eastAsia="hu-HU"/>
               </w:rPr>
               <w:t>Összegzés</w:t>
             </w:r>
             <w:r>
               <w:rPr>
-                <w:rFonts w:ascii="Times New Roman" w:hAnsi="Times New Roman" w:cs="Times New Roman"/>
-                <w:noProof/>
-                <w:webHidden/>
-                <w:color w:val="000000" w:themeColor="text1"/>
+                <w:noProof/>
+                <w:webHidden/>
               </w:rPr>
               <w:tab/>
             </w:r>
             <w:r>
               <w:rPr>
-                <w:rFonts w:ascii="Times New Roman" w:hAnsi="Times New Roman" w:cs="Times New Roman"/>
-                <w:noProof/>
-                <w:webHidden/>
-                <w:color w:val="000000" w:themeColor="text1"/>
+                <w:noProof/>
+                <w:webHidden/>
               </w:rPr>
               <w:fldChar w:fldCharType="begin"/>
             </w:r>
             <w:r>
               <w:rPr>
-                <w:rFonts w:ascii="Times New Roman" w:hAnsi="Times New Roman" w:cs="Times New Roman"/>
-                <w:noProof/>
-                <w:webHidden/>
-                <w:color w:val="000000" w:themeColor="text1"/>
-              </w:rPr>
-              <w:instrText xml:space="preserve"> PAGEREF _Toc227050650 \h </w:instrText>
-            </w:r>
-            <w:r>
-              <w:rPr>
-                <w:rFonts w:ascii="Times New Roman" w:hAnsi="Times New Roman" w:cs="Times New Roman"/>
-                <w:noProof/>
-                <w:webHidden/>
-                <w:color w:val="000000" w:themeColor="text1"/>
-              </w:rPr>
-            </w:r>
-            <w:r>
-              <w:rPr>
-                <w:rFonts w:ascii="Times New Roman" w:hAnsi="Times New Roman" w:cs="Times New Roman"/>
-                <w:noProof/>
-                <w:webHidden/>
-                <w:color w:val="000000" w:themeColor="text1"/>
+                <w:noProof/>
+                <w:webHidden/>
+              </w:rPr>
+              <w:instrText xml:space="preserve"> PAGEREF _Toc227144591 \h </w:instrText>
+            </w:r>
+            <w:r>
+              <w:rPr>
+                <w:noProof/>
+                <w:webHidden/>
+              </w:rPr>
+            </w:r>
+            <w:r>
+              <w:rPr>
+                <w:noProof/>
+                <w:webHidden/>
               </w:rPr>
               <w:fldChar w:fldCharType="separate"/>
             </w:r>
             <w:r>
               <w:rPr>
-                <w:rFonts w:ascii="Times New Roman" w:hAnsi="Times New Roman" w:cs="Times New Roman"/>
-                <w:noProof/>
-                <w:webHidden/>
-                <w:color w:val="000000" w:themeColor="text1"/>
-              </w:rPr>
-              <w:t>32</w:t>
-            </w:r>
-            <w:r>
-              <w:rPr>
-                <w:rFonts w:ascii="Times New Roman" w:hAnsi="Times New Roman" w:cs="Times New Roman"/>
-                <w:noProof/>
-                <w:webHidden/>
-                <w:color w:val="000000" w:themeColor="text1"/>
+                <w:noProof/>
+                <w:webHidden/>
+              </w:rPr>
+              <w:t>33</w:t>
+            </w:r>
+            <w:r>
+              <w:rPr>
+                <w:noProof/>
+                <w:webHidden/>
               </w:rPr>
               <w:fldChar w:fldCharType="end"/>
             </w:r>
@@ -4449,7 +3902,7 @@
           <w:sz w:val="36"/>
         </w:rPr>
       </w:pPr>
-      <w:bookmarkStart w:id="0" w:name="_Toc227050604"/>
+      <w:bookmarkStart w:id="1" w:name="_Toc227144545"/>
       <w:r>
         <w:rPr>
           <w:rFonts w:ascii="Times New Roman" w:hAnsi="Times New Roman" w:cs="Times New Roman"/>
@@ -4478,7 +3931,7 @@
         </w:rPr>
         <w:t xml:space="preserve"> vállalat hálózati tervezésébe</w:t>
       </w:r>
-      <w:bookmarkEnd w:id="0"/>
+      <w:bookmarkEnd w:id="1"/>
     </w:p>
     <w:p>
       <w:pPr>
@@ -4617,7 +4070,7 @@
           <w:color w:val="000000" w:themeColor="text1"/>
         </w:rPr>
       </w:pPr>
-      <w:bookmarkStart w:id="1" w:name="_Toc227050605"/>
+      <w:bookmarkStart w:id="2" w:name="_Toc227144546"/>
       <w:r>
         <w:rPr>
           <w:rFonts w:ascii="Times New Roman" w:hAnsi="Times New Roman" w:cs="Times New Roman"/>
@@ -4625,7 +4078,7 @@
         </w:rPr>
         <w:t>2. A hálózat célja és követelményei</w:t>
       </w:r>
-      <w:bookmarkEnd w:id="1"/>
+      <w:bookmarkEnd w:id="2"/>
     </w:p>
     <w:p>
       <w:pPr>
@@ -4780,7 +4233,7 @@
           <w:color w:val="000000" w:themeColor="text1"/>
         </w:rPr>
       </w:pPr>
-      <w:bookmarkStart w:id="2" w:name="_Toc227050606"/>
+      <w:bookmarkStart w:id="3" w:name="_Toc227144547"/>
       <w:r>
         <w:rPr>
           <w:rFonts w:ascii="Times New Roman" w:hAnsi="Times New Roman" w:cs="Times New Roman"/>
@@ -4789,7 +4242,7 @@
         </w:rPr>
         <w:t>3. Hálózati topológia áttekintése</w:t>
       </w:r>
-      <w:bookmarkEnd w:id="2"/>
+      <w:bookmarkEnd w:id="3"/>
     </w:p>
     <w:p>
       <w:pPr>
@@ -5000,7 +4453,7 @@
           <w:color w:val="000000" w:themeColor="text1"/>
         </w:rPr>
       </w:pPr>
-      <w:bookmarkStart w:id="3" w:name="_Toc227050607"/>
+      <w:bookmarkStart w:id="4" w:name="_Toc227144548"/>
       <w:r>
         <w:rPr>
           <w:rFonts w:ascii="Times New Roman" w:hAnsi="Times New Roman" w:cs="Times New Roman"/>
@@ -5009,7 +4462,7 @@
         </w:rPr>
         <w:t>4. VLAN struktúra és hálózati szegmentáció</w:t>
       </w:r>
-      <w:bookmarkEnd w:id="3"/>
+      <w:bookmarkEnd w:id="4"/>
     </w:p>
     <w:p>
       <w:pPr>
@@ -5247,7 +4700,7 @@
           <w:color w:val="000000" w:themeColor="text1"/>
         </w:rPr>
       </w:pPr>
-      <w:bookmarkStart w:id="4" w:name="_Toc227050608"/>
+      <w:bookmarkStart w:id="5" w:name="_Toc227144549"/>
       <w:r>
         <w:rPr>
           <w:rFonts w:ascii="Times New Roman" w:hAnsi="Times New Roman" w:cs="Times New Roman"/>
@@ -5256,7 +4709,7 @@
         </w:rPr>
         <w:t>5. IP címzési terv (IPv4 és IPv6)</w:t>
       </w:r>
-      <w:bookmarkEnd w:id="4"/>
+      <w:bookmarkEnd w:id="5"/>
     </w:p>
     <w:p>
       <w:pPr>
@@ -5453,7 +4906,7 @@
           <w:color w:val="000000" w:themeColor="text1"/>
         </w:rPr>
       </w:pPr>
-      <w:bookmarkStart w:id="5" w:name="_Toc227050609"/>
+      <w:bookmarkStart w:id="6" w:name="_Toc227144550"/>
       <w:r>
         <w:rPr>
           <w:rFonts w:ascii="Times New Roman" w:hAnsi="Times New Roman" w:cs="Times New Roman"/>
@@ -5480,7 +4933,7 @@
         </w:rPr>
         <w:t>)</w:t>
       </w:r>
-      <w:bookmarkEnd w:id="5"/>
+      <w:bookmarkEnd w:id="6"/>
     </w:p>
     <w:p>
       <w:pPr>
@@ -5662,7 +5115,7 @@
           <w:color w:val="000000" w:themeColor="text1"/>
         </w:rPr>
       </w:pPr>
-      <w:bookmarkStart w:id="6" w:name="_Toc227050610"/>
+      <w:bookmarkStart w:id="7" w:name="_Toc227144551"/>
       <w:r>
         <w:rPr>
           <w:rFonts w:ascii="Times New Roman" w:hAnsi="Times New Roman" w:cs="Times New Roman"/>
@@ -5672,7 +5125,7 @@
         <w:lastRenderedPageBreak/>
         <w:t>7. Redundancia és magas rendelkezésre állás</w:t>
       </w:r>
-      <w:bookmarkEnd w:id="6"/>
+      <w:bookmarkEnd w:id="7"/>
     </w:p>
     <w:p>
       <w:pPr>
@@ -5826,7 +5279,7 @@
           <w:color w:val="000000" w:themeColor="text1"/>
         </w:rPr>
       </w:pPr>
-      <w:bookmarkStart w:id="7" w:name="_Toc227050611"/>
+      <w:bookmarkStart w:id="8" w:name="_Toc227144552"/>
       <w:r>
         <w:rPr>
           <w:rFonts w:ascii="Times New Roman" w:hAnsi="Times New Roman" w:cs="Times New Roman"/>
@@ -5835,7 +5288,7 @@
         </w:rPr>
         <w:t>8. Vezeték nélküli hálózat (WLAN) kialakítása és biztonsága</w:t>
       </w:r>
-      <w:bookmarkEnd w:id="7"/>
+      <w:bookmarkEnd w:id="8"/>
     </w:p>
     <w:p>
       <w:pPr>
@@ -5982,7 +5435,7 @@
           <w:color w:val="000000" w:themeColor="text1"/>
         </w:rPr>
       </w:pPr>
-      <w:bookmarkStart w:id="8" w:name="_Toc227050612"/>
+      <w:bookmarkStart w:id="9" w:name="_Toc227144553"/>
       <w:r>
         <w:rPr>
           <w:rFonts w:ascii="Times New Roman" w:hAnsi="Times New Roman" w:cs="Times New Roman"/>
@@ -6009,7 +5462,7 @@
         </w:rPr>
         <w:t xml:space="preserve"> infrastruktúra és eszközök integrálása</w:t>
       </w:r>
-      <w:bookmarkEnd w:id="8"/>
+      <w:bookmarkEnd w:id="9"/>
     </w:p>
     <w:p>
       <w:pPr>
@@ -6261,7 +5714,7 @@
           <w:color w:val="000000" w:themeColor="text1"/>
         </w:rPr>
       </w:pPr>
-      <w:bookmarkStart w:id="9" w:name="_Toc227050613"/>
+      <w:bookmarkStart w:id="10" w:name="_Toc227144554"/>
       <w:r>
         <w:rPr>
           <w:rFonts w:ascii="Times New Roman" w:hAnsi="Times New Roman" w:cs="Times New Roman"/>
@@ -6270,7 +5723,7 @@
         </w:rPr>
         <w:t>10. Szerverek és hálózati szolgáltatások</w:t>
       </w:r>
-      <w:bookmarkEnd w:id="9"/>
+      <w:bookmarkEnd w:id="10"/>
     </w:p>
     <w:p>
       <w:pPr>
@@ -6473,7 +5926,7 @@
           <w:color w:val="000000" w:themeColor="text1"/>
         </w:rPr>
       </w:pPr>
-      <w:bookmarkStart w:id="10" w:name="_Toc227050614"/>
+      <w:bookmarkStart w:id="11" w:name="_Toc227144555"/>
       <w:r>
         <w:rPr>
           <w:rFonts w:ascii="Times New Roman" w:hAnsi="Times New Roman" w:cs="Times New Roman"/>
@@ -6482,7 +5935,7 @@
         </w:rPr>
         <w:t>11. Hálózati biztonság (ACL-ek és tűzfalak)</w:t>
       </w:r>
-      <w:bookmarkEnd w:id="10"/>
+      <w:bookmarkEnd w:id="11"/>
     </w:p>
     <w:p>
       <w:pPr>
@@ -6787,7 +6240,7 @@
           <w:color w:val="000000" w:themeColor="text1"/>
         </w:rPr>
       </w:pPr>
-      <w:bookmarkStart w:id="11" w:name="_Toc227050615"/>
+      <w:bookmarkStart w:id="12" w:name="_Toc227144556"/>
       <w:r>
         <w:rPr>
           <w:rFonts w:ascii="Times New Roman" w:hAnsi="Times New Roman" w:cs="Times New Roman"/>
@@ -6796,7 +6249,7 @@
         </w:rPr>
         <w:t>12. NAT és internetelérés</w:t>
       </w:r>
-      <w:bookmarkEnd w:id="11"/>
+      <w:bookmarkEnd w:id="12"/>
     </w:p>
     <w:p>
       <w:pPr>
@@ -7018,7 +6471,7 @@
           <w:color w:val="000000" w:themeColor="text1"/>
         </w:rPr>
       </w:pPr>
-      <w:bookmarkStart w:id="12" w:name="_Toc227050616"/>
+      <w:bookmarkStart w:id="13" w:name="_Toc227144557"/>
       <w:r>
         <w:rPr>
           <w:rFonts w:ascii="Times New Roman" w:hAnsi="Times New Roman" w:cs="Times New Roman"/>
@@ -7045,7 +6498,7 @@
         </w:rPr>
         <w:t>)</w:t>
       </w:r>
-      <w:bookmarkEnd w:id="12"/>
+      <w:bookmarkEnd w:id="13"/>
     </w:p>
     <w:p>
       <w:pPr>
@@ -7239,7 +6692,7 @@
           <w:color w:val="000000" w:themeColor="text1"/>
         </w:rPr>
       </w:pPr>
-      <w:bookmarkStart w:id="13" w:name="_Toc227050617"/>
+      <w:bookmarkStart w:id="14" w:name="_Toc227144558"/>
       <w:r>
         <w:rPr>
           <w:rFonts w:ascii="Times New Roman" w:hAnsi="Times New Roman" w:cs="Times New Roman"/>
@@ -7248,7 +6701,7 @@
         </w:rPr>
         <w:t>14. Tesztelés és hibakeresés</w:t>
       </w:r>
-      <w:bookmarkEnd w:id="13"/>
+      <w:bookmarkEnd w:id="14"/>
     </w:p>
     <w:p>
       <w:pPr>
@@ -7404,7 +6857,7 @@
           <w:color w:val="000000" w:themeColor="text1"/>
         </w:rPr>
       </w:pPr>
-      <w:bookmarkStart w:id="14" w:name="_Toc227050618"/>
+      <w:bookmarkStart w:id="15" w:name="_Toc227144559"/>
       <w:r>
         <w:rPr>
           <w:rFonts w:ascii="Times New Roman" w:hAnsi="Times New Roman" w:cs="Times New Roman"/>
@@ -7413,7 +6866,7 @@
         </w:rPr>
         <w:t>15. Összegzés</w:t>
       </w:r>
-      <w:bookmarkEnd w:id="14"/>
+      <w:bookmarkEnd w:id="15"/>
     </w:p>
     <w:p>
       <w:pPr>
@@ -7623,7 +7076,7 @@
                     </pic:cNvPicPr>
                   </pic:nvPicPr>
                   <pic:blipFill>
-                    <a:blip r:embed="rId8">
+                    <a:blip r:embed="rId10">
                       <a:extLst>
                         <a:ext uri="{28A0092B-C50C-407E-A947-70E740481C1C}">
                           <a14:useLocalDpi xmlns:a14="http://schemas.microsoft.com/office/drawing/2010/main" val="0"/>
@@ -7664,7 +7117,7 @@
           <w:color w:val="000000" w:themeColor="text1"/>
         </w:rPr>
       </w:pPr>
-      <w:bookmarkStart w:id="15" w:name="_Toc227050619"/>
+      <w:bookmarkStart w:id="16" w:name="_Toc227144560"/>
       <w:r>
         <w:rPr>
           <w:rFonts w:ascii="Times New Roman" w:hAnsi="Times New Roman" w:cs="Times New Roman"/>
@@ -7674,7 +7127,7 @@
         <w:lastRenderedPageBreak/>
         <w:t>A Vállalati Hálózat Részletes Bemutatása és Szimulációja</w:t>
       </w:r>
-      <w:bookmarkEnd w:id="15"/>
+      <w:bookmarkEnd w:id="16"/>
     </w:p>
     <w:p>
       <w:pPr>
@@ -7920,14 +7373,14 @@
           <w:color w:val="000000" w:themeColor="text1"/>
         </w:rPr>
       </w:pPr>
-      <w:bookmarkStart w:id="16" w:name="_Toc227050620"/>
+      <w:bookmarkStart w:id="17" w:name="_Toc227144561"/>
       <w:r>
         <w:rPr>
           <w:color w:val="000000" w:themeColor="text1"/>
         </w:rPr>
         <w:t>Központi iroda</w:t>
       </w:r>
-      <w:bookmarkEnd w:id="16"/>
+      <w:bookmarkEnd w:id="17"/>
     </w:p>
     <w:p>
       <w:pPr>
@@ -8478,14 +7931,14 @@
           <w:color w:val="000000" w:themeColor="text1"/>
         </w:rPr>
       </w:pPr>
-      <w:bookmarkStart w:id="17" w:name="_Toc227050621"/>
+      <w:bookmarkStart w:id="18" w:name="_Toc227144562"/>
       <w:r>
         <w:rPr>
           <w:color w:val="000000" w:themeColor="text1"/>
         </w:rPr>
         <w:t>Északi telephely</w:t>
       </w:r>
-      <w:bookmarkEnd w:id="17"/>
+      <w:bookmarkEnd w:id="18"/>
     </w:p>
     <w:p>
       <w:pPr>
@@ -8764,14 +8217,14 @@
           <w:color w:val="000000" w:themeColor="text1"/>
         </w:rPr>
       </w:pPr>
-      <w:bookmarkStart w:id="18" w:name="_Toc227050622"/>
+      <w:bookmarkStart w:id="19" w:name="_Toc227144563"/>
       <w:r>
         <w:rPr>
           <w:color w:val="000000" w:themeColor="text1"/>
         </w:rPr>
         <w:t>Déli telephely</w:t>
       </w:r>
-      <w:bookmarkEnd w:id="18"/>
+      <w:bookmarkEnd w:id="19"/>
     </w:p>
     <w:p>
       <w:pPr>
@@ -8909,7 +8362,7 @@
           <w:sz w:val="40"/>
         </w:rPr>
       </w:pPr>
-      <w:bookmarkStart w:id="19" w:name="_Toc227050623"/>
+      <w:bookmarkStart w:id="20" w:name="_Toc227144564"/>
       <w:r>
         <w:rPr>
           <w:rFonts w:ascii="Times New Roman" w:hAnsi="Times New Roman" w:cs="Times New Roman"/>
@@ -8943,7 +8396,7 @@
                     </pic:cNvPicPr>
                   </pic:nvPicPr>
                   <pic:blipFill>
-                    <a:blip r:embed="rId9">
+                    <a:blip r:embed="rId11">
                       <a:extLst>
                         <a:ext uri="{28A0092B-C50C-407E-A947-70E740481C1C}">
                           <a14:useLocalDpi xmlns:a14="http://schemas.microsoft.com/office/drawing/2010/main" val="0"/>
@@ -8974,7 +8427,7 @@
           </wp:inline>
         </w:drawing>
       </w:r>
-      <w:bookmarkEnd w:id="19"/>
+      <w:bookmarkEnd w:id="20"/>
     </w:p>
     <w:p>
       <w:pPr>
@@ -9056,7 +8509,6 @@
           <w:color w:val="000000" w:themeColor="text1"/>
         </w:rPr>
       </w:pPr>
-      <w:bookmarkStart w:id="20" w:name="_Toc227050624"/>
     </w:p>
     <w:p>
       <w:pPr>
@@ -9065,6 +8517,7 @@
           <w:color w:val="000000" w:themeColor="text1"/>
         </w:rPr>
       </w:pPr>
+      <w:bookmarkStart w:id="21" w:name="_Toc227144565"/>
       <w:r>
         <w:rPr>
           <w:color w:val="000000" w:themeColor="text1"/>
@@ -9086,7 +8539,7 @@
         </w:rPr>
         <w:t xml:space="preserve"> Computer – 2 db)</w:t>
       </w:r>
-      <w:bookmarkEnd w:id="20"/>
+      <w:bookmarkEnd w:id="21"/>
     </w:p>
     <w:p>
       <w:pPr>
@@ -9224,14 +8677,14 @@
           <w:color w:val="000000" w:themeColor="text1"/>
         </w:rPr>
       </w:pPr>
-      <w:bookmarkStart w:id="21" w:name="_Toc227050625"/>
+      <w:bookmarkStart w:id="22" w:name="_Toc227144566"/>
       <w:r>
         <w:rPr>
           <w:color w:val="000000" w:themeColor="text1"/>
         </w:rPr>
         <w:t>Szerver (Server-PT)</w:t>
       </w:r>
-      <w:bookmarkEnd w:id="21"/>
+      <w:bookmarkEnd w:id="22"/>
     </w:p>
     <w:p>
       <w:pPr>
@@ -9355,7 +8808,6 @@
           <w:color w:val="000000" w:themeColor="text1"/>
         </w:rPr>
       </w:pPr>
-      <w:bookmarkStart w:id="22" w:name="_Toc227050626"/>
     </w:p>
     <w:p>
       <w:pPr>
@@ -9364,6 +8816,7 @@
           <w:color w:val="000000" w:themeColor="text1"/>
         </w:rPr>
       </w:pPr>
+      <w:bookmarkStart w:id="23" w:name="_Toc227144567"/>
       <w:r>
         <w:rPr>
           <w:color w:val="000000" w:themeColor="text1"/>
@@ -9399,7 +8852,7 @@
         </w:rPr>
         <w:t>-PT)</w:t>
       </w:r>
-      <w:bookmarkEnd w:id="22"/>
+      <w:bookmarkEnd w:id="23"/>
     </w:p>
     <w:p>
       <w:pPr>
@@ -9607,7 +9060,7 @@
           <w:color w:val="000000" w:themeColor="text1"/>
         </w:rPr>
       </w:pPr>
-      <w:bookmarkStart w:id="23" w:name="_Toc227050627"/>
+      <w:bookmarkStart w:id="24" w:name="_Toc227144568"/>
       <w:proofErr w:type="spellStart"/>
       <w:r>
         <w:rPr>
@@ -9622,7 +9075,7 @@
         </w:rPr>
         <w:t xml:space="preserve"> (2960-24TT – 3 db)</w:t>
       </w:r>
-      <w:bookmarkEnd w:id="23"/>
+      <w:bookmarkEnd w:id="24"/>
     </w:p>
     <w:p>
       <w:pPr>
@@ -9876,7 +9329,7 @@
           <w:lang w:eastAsia="hu-HU"/>
         </w:rPr>
       </w:pPr>
-      <w:bookmarkStart w:id="24" w:name="_Toc227050628"/>
+      <w:bookmarkStart w:id="25" w:name="_Toc227144569"/>
       <w:r>
         <w:rPr>
           <w:rFonts w:ascii="Times New Roman" w:eastAsia="Times New Roman" w:hAnsi="Times New Roman" w:cs="Times New Roman"/>
@@ -9889,7 +9342,7 @@
         </w:rPr>
         <w:t>Router (Cisco 1841 – 2 db)</w:t>
       </w:r>
-      <w:bookmarkEnd w:id="24"/>
+      <w:bookmarkEnd w:id="25"/>
     </w:p>
     <w:p>
       <w:pPr>
@@ -10392,7 +9845,7 @@
           <w:lang w:eastAsia="hu-HU"/>
         </w:rPr>
       </w:pPr>
-      <w:bookmarkStart w:id="25" w:name="_Toc227050629"/>
+      <w:bookmarkStart w:id="26" w:name="_Toc227144570"/>
       <w:r>
         <w:rPr>
           <w:rFonts w:ascii="Times New Roman" w:eastAsia="Times New Roman" w:hAnsi="Times New Roman" w:cs="Times New Roman"/>
@@ -10405,7 +9858,7 @@
         </w:rPr>
         <w:t>ASA 5505 Tűzfal</w:t>
       </w:r>
-      <w:bookmarkEnd w:id="25"/>
+      <w:bookmarkEnd w:id="26"/>
     </w:p>
     <w:p>
       <w:pPr>
@@ -10701,7 +10154,7 @@
           <w:color w:val="000000" w:themeColor="text1"/>
         </w:rPr>
       </w:pPr>
-      <w:bookmarkStart w:id="26" w:name="_Toc227050630"/>
+      <w:bookmarkStart w:id="27" w:name="_Toc227144571"/>
       <w:proofErr w:type="spellStart"/>
       <w:r>
         <w:rPr>
@@ -10716,7 +10169,7 @@
         </w:rPr>
         <w:t>-PT</w:t>
       </w:r>
-      <w:bookmarkEnd w:id="26"/>
+      <w:bookmarkEnd w:id="27"/>
     </w:p>
     <w:p>
       <w:pPr>
@@ -11080,7 +10533,7 @@
           <w:sz w:val="40"/>
         </w:rPr>
       </w:pPr>
-      <w:bookmarkStart w:id="27" w:name="_Toc227050631"/>
+      <w:bookmarkStart w:id="28" w:name="_Toc227144572"/>
       <w:r>
         <w:rPr>
           <w:rFonts w:ascii="Times New Roman" w:hAnsi="Times New Roman" w:cs="Times New Roman"/>
@@ -11091,7 +10544,7 @@
         <w:lastRenderedPageBreak/>
         <w:t>Északi Telephely Hálózati Eszközei – Részletes Leírás</w:t>
       </w:r>
-      <w:bookmarkEnd w:id="27"/>
+      <w:bookmarkEnd w:id="28"/>
     </w:p>
     <w:p>
       <w:pPr>
@@ -11122,7 +10575,7 @@
                     <pic:cNvPicPr/>
                   </pic:nvPicPr>
                   <pic:blipFill>
-                    <a:blip r:embed="rId10">
+                    <a:blip r:embed="rId12">
                       <a:extLst>
                         <a:ext uri="{28A0092B-C50C-407E-A947-70E740481C1C}">
                           <a14:useLocalDpi xmlns:a14="http://schemas.microsoft.com/office/drawing/2010/main" val="0"/>
@@ -11201,14 +10654,14 @@
           <w:color w:val="000000" w:themeColor="text1"/>
         </w:rPr>
       </w:pPr>
-      <w:bookmarkStart w:id="28" w:name="_Toc227050632"/>
+      <w:bookmarkStart w:id="29" w:name="_Toc227144573"/>
       <w:r>
         <w:rPr>
           <w:color w:val="000000" w:themeColor="text1"/>
         </w:rPr>
         <w:t>PC (1 db)</w:t>
       </w:r>
-      <w:bookmarkEnd w:id="28"/>
+      <w:bookmarkEnd w:id="29"/>
     </w:p>
     <w:p>
       <w:pPr>
@@ -11353,7 +10806,7 @@
           <w:color w:val="000000" w:themeColor="text1"/>
         </w:rPr>
       </w:pPr>
-      <w:bookmarkStart w:id="29" w:name="_Toc227050633"/>
+      <w:bookmarkStart w:id="30" w:name="_Toc227144574"/>
       <w:proofErr w:type="spellStart"/>
       <w:r>
         <w:rPr>
@@ -11368,7 +10821,7 @@
         </w:rPr>
         <w:t xml:space="preserve"> 2960-24TT (1 db)</w:t>
       </w:r>
-      <w:bookmarkEnd w:id="29"/>
+      <w:bookmarkEnd w:id="30"/>
     </w:p>
     <w:p>
       <w:pPr>
@@ -11604,14 +11057,14 @@
           <w:color w:val="000000" w:themeColor="text1"/>
         </w:rPr>
       </w:pPr>
-      <w:bookmarkStart w:id="30" w:name="_Toc227050634"/>
+      <w:bookmarkStart w:id="31" w:name="_Toc227144575"/>
       <w:r>
         <w:rPr>
           <w:color w:val="000000" w:themeColor="text1"/>
         </w:rPr>
         <w:t>Router 1841 (1 db)</w:t>
       </w:r>
-      <w:bookmarkEnd w:id="30"/>
+      <w:bookmarkEnd w:id="31"/>
     </w:p>
     <w:p>
       <w:pPr>
@@ -11721,7 +11174,7 @@
           <w:color w:val="000000" w:themeColor="text1"/>
         </w:rPr>
       </w:pPr>
-      <w:bookmarkStart w:id="31" w:name="_Toc227050635"/>
+      <w:bookmarkStart w:id="32" w:name="_Toc227144576"/>
       <w:r>
         <w:rPr>
           <w:color w:val="000000" w:themeColor="text1"/>
@@ -11729,7 +11182,7 @@
         <w:lastRenderedPageBreak/>
         <w:t>Server-PT (1 db)</w:t>
       </w:r>
-      <w:bookmarkEnd w:id="31"/>
+      <w:bookmarkEnd w:id="32"/>
     </w:p>
     <w:p>
       <w:pPr>
@@ -11811,7 +11264,7 @@
           <w:sz w:val="40"/>
         </w:rPr>
       </w:pPr>
-      <w:bookmarkStart w:id="32" w:name="_Toc227050636"/>
+      <w:bookmarkStart w:id="33" w:name="_Toc227144577"/>
       <w:r>
         <w:rPr>
           <w:rFonts w:ascii="Times New Roman" w:hAnsi="Times New Roman" w:cs="Times New Roman"/>
@@ -11821,7 +11274,7 @@
         </w:rPr>
         <w:t>Déli Telephely Hálózati Eszközei – Részletes Leírás</w:t>
       </w:r>
-      <w:bookmarkEnd w:id="32"/>
+      <w:bookmarkEnd w:id="33"/>
     </w:p>
     <w:p>
       <w:pPr>
@@ -11852,7 +11305,7 @@
                     <pic:cNvPicPr/>
                   </pic:nvPicPr>
                   <pic:blipFill>
-                    <a:blip r:embed="rId11">
+                    <a:blip r:embed="rId13">
                       <a:extLst>
                         <a:ext uri="{28A0092B-C50C-407E-A947-70E740481C1C}">
                           <a14:useLocalDpi xmlns:a14="http://schemas.microsoft.com/office/drawing/2010/main" val="0"/>
@@ -11931,7 +11384,7 @@
           <w:color w:val="000000" w:themeColor="text1"/>
         </w:rPr>
       </w:pPr>
-      <w:bookmarkStart w:id="33" w:name="_Toc227050637"/>
+      <w:bookmarkStart w:id="34" w:name="_Toc227144578"/>
       <w:r>
         <w:rPr>
           <w:color w:val="000000" w:themeColor="text1"/>
@@ -11939,7 +11392,7 @@
         <w:lastRenderedPageBreak/>
         <w:t>PC-k (2 db)</w:t>
       </w:r>
-      <w:bookmarkEnd w:id="33"/>
+      <w:bookmarkEnd w:id="34"/>
     </w:p>
     <w:p>
       <w:pPr>
@@ -11949,7 +11402,7 @@
           <w:color w:val="000000" w:themeColor="text1"/>
         </w:rPr>
       </w:pPr>
-      <w:bookmarkStart w:id="34" w:name="_Toc227050638"/>
+      <w:bookmarkStart w:id="35" w:name="_Toc227144579"/>
       <w:r>
         <w:rPr>
           <w:rFonts w:ascii="Times New Roman" w:hAnsi="Times New Roman" w:cs="Times New Roman"/>
@@ -11973,7 +11426,7 @@
         </w:rPr>
         <w:t xml:space="preserve"> Pi 5 (PC-szerű használat)</w:t>
       </w:r>
-      <w:bookmarkEnd w:id="34"/>
+      <w:bookmarkEnd w:id="35"/>
     </w:p>
     <w:p>
       <w:pPr>
@@ -12117,7 +11570,7 @@
           <w:color w:val="000000" w:themeColor="text1"/>
         </w:rPr>
       </w:pPr>
-      <w:bookmarkStart w:id="35" w:name="_Toc227050639"/>
+      <w:bookmarkStart w:id="36" w:name="_Toc227144580"/>
       <w:r>
         <w:rPr>
           <w:rFonts w:ascii="Times New Roman" w:hAnsi="Times New Roman" w:cs="Times New Roman"/>
@@ -12125,7 +11578,7 @@
         </w:rPr>
         <w:t>2. Hagyományos PC</w:t>
       </w:r>
-      <w:bookmarkEnd w:id="35"/>
+      <w:bookmarkEnd w:id="36"/>
     </w:p>
     <w:p>
       <w:pPr>
@@ -12221,7 +11674,7 @@
           <w:color w:val="000000" w:themeColor="text1"/>
         </w:rPr>
       </w:pPr>
-      <w:bookmarkStart w:id="36" w:name="_Toc227050640"/>
+      <w:bookmarkStart w:id="37" w:name="_Toc227144581"/>
       <w:proofErr w:type="spellStart"/>
       <w:r>
         <w:rPr>
@@ -12236,7 +11689,7 @@
         </w:rPr>
         <w:t xml:space="preserve"> 2960-24TT (1 db)</w:t>
       </w:r>
-      <w:bookmarkEnd w:id="36"/>
+      <w:bookmarkEnd w:id="37"/>
     </w:p>
     <w:p>
       <w:pPr>
@@ -12446,7 +11899,7 @@
           <w:color w:val="000000" w:themeColor="text1"/>
         </w:rPr>
       </w:pPr>
-      <w:bookmarkStart w:id="37" w:name="_Toc227050641"/>
+      <w:bookmarkStart w:id="38" w:name="_Toc227144582"/>
       <w:proofErr w:type="spellStart"/>
       <w:r>
         <w:rPr>
@@ -12461,7 +11914,7 @@
         </w:rPr>
         <w:t xml:space="preserve"> Router 867VAE-W-E-K9 (1 db)</w:t>
       </w:r>
-      <w:bookmarkEnd w:id="37"/>
+      <w:bookmarkEnd w:id="38"/>
     </w:p>
     <w:p>
       <w:pPr>
@@ -13054,7 +12507,7 @@
           <w:sz w:val="36"/>
         </w:rPr>
       </w:pPr>
-      <w:bookmarkStart w:id="38" w:name="_Toc227050642"/>
+      <w:bookmarkStart w:id="39" w:name="_Toc227144583"/>
       <w:r>
         <w:rPr>
           <w:rStyle w:val="Kiemels2"/>
@@ -13065,7 +12518,7 @@
         </w:rPr>
         <w:t>Hálózati eszközök részletes konfigurációja</w:t>
       </w:r>
-      <w:bookmarkEnd w:id="38"/>
+      <w:bookmarkEnd w:id="39"/>
     </w:p>
     <w:p>
       <w:pPr>
@@ -13148,7 +12601,7 @@
           <w:color w:val="000000" w:themeColor="text1"/>
         </w:rPr>
       </w:pPr>
-      <w:bookmarkStart w:id="39" w:name="_Toc227050643"/>
+      <w:bookmarkStart w:id="40" w:name="_Toc227144584"/>
       <w:r>
         <w:rPr>
           <w:rStyle w:val="Kiemels2"/>
@@ -13159,7 +12612,7 @@
         </w:rPr>
         <w:t>VLAN-ok konfigurációja és működése</w:t>
       </w:r>
-      <w:bookmarkEnd w:id="39"/>
+      <w:bookmarkEnd w:id="40"/>
     </w:p>
     <w:p>
       <w:pPr>
@@ -13197,7 +12650,7 @@
                     <pic:cNvPicPr/>
                   </pic:nvPicPr>
                   <pic:blipFill>
-                    <a:blip r:embed="rId12">
+                    <a:blip r:embed="rId14">
                       <a:extLst>
                         <a:ext uri="{28A0092B-C50C-407E-A947-70E740481C1C}">
                           <a14:useLocalDpi xmlns:a14="http://schemas.microsoft.com/office/drawing/2010/main" val="0"/>
@@ -13366,7 +12819,7 @@
                     <pic:cNvPicPr/>
                   </pic:nvPicPr>
                   <pic:blipFill>
-                    <a:blip r:embed="rId13">
+                    <a:blip r:embed="rId15">
                       <a:extLst>
                         <a:ext uri="{28A0092B-C50C-407E-A947-70E740481C1C}">
                           <a14:useLocalDpi xmlns:a14="http://schemas.microsoft.com/office/drawing/2010/main" val="0"/>
@@ -13597,7 +13050,7 @@
                     <pic:cNvPicPr/>
                   </pic:nvPicPr>
                   <pic:blipFill>
-                    <a:blip r:embed="rId14">
+                    <a:blip r:embed="rId16">
                       <a:extLst>
                         <a:ext uri="{28A0092B-C50C-407E-A947-70E740481C1C}">
                           <a14:useLocalDpi xmlns:a14="http://schemas.microsoft.com/office/drawing/2010/main" val="0"/>
@@ -13787,7 +13240,7 @@
           <w:color w:val="000000" w:themeColor="text1"/>
         </w:rPr>
       </w:pPr>
-      <w:bookmarkStart w:id="40" w:name="_Toc227050644"/>
+      <w:bookmarkStart w:id="41" w:name="_Toc227144585"/>
       <w:proofErr w:type="spellStart"/>
       <w:r>
         <w:rPr>
@@ -13832,7 +13285,7 @@
         </w:rPr>
         <w:t xml:space="preserve"> részletes konfigurációja</w:t>
       </w:r>
-      <w:bookmarkEnd w:id="40"/>
+      <w:bookmarkEnd w:id="41"/>
     </w:p>
     <w:p>
       <w:pPr>
@@ -13958,7 +13411,7 @@
                     <pic:cNvPicPr/>
                   </pic:nvPicPr>
                   <pic:blipFill>
-                    <a:blip r:embed="rId15">
+                    <a:blip r:embed="rId17">
                       <a:extLst>
                         <a:ext uri="{28A0092B-C50C-407E-A947-70E740481C1C}">
                           <a14:useLocalDpi xmlns:a14="http://schemas.microsoft.com/office/drawing/2010/main" val="0"/>
@@ -13996,7 +13449,7 @@
           <w:color w:val="000000" w:themeColor="text1"/>
         </w:rPr>
         <w:pict>
-          <v:rect id="_x0000_i5452" style="width:0;height:1.5pt" o:hralign="center" o:hrstd="t" o:hr="t" fillcolor="#a0a0a0" stroked="f"/>
+          <v:rect id="_x0000_i1057" style="width:0;height:1.5pt" o:hralign="center" o:hrstd="t" o:hr="t" fillcolor="#a0a0a0" stroked="f"/>
         </w:pict>
       </w:r>
     </w:p>
@@ -14091,7 +13544,7 @@
           <w:color w:val="000000" w:themeColor="text1"/>
         </w:rPr>
       </w:pPr>
-      <w:bookmarkStart w:id="41" w:name="_Toc227050645"/>
+      <w:bookmarkStart w:id="42" w:name="_Toc227144586"/>
       <w:r>
         <w:rPr>
           <w:rStyle w:val="Kiemels2"/>
@@ -14122,7 +13575,7 @@
         </w:rPr>
         <w:t xml:space="preserve"> konfiguráció (OSPF)</w:t>
       </w:r>
-      <w:bookmarkEnd w:id="41"/>
+      <w:bookmarkEnd w:id="42"/>
     </w:p>
     <w:p>
       <w:pPr>
@@ -14211,7 +13664,7 @@
                     <pic:cNvPicPr/>
                   </pic:nvPicPr>
                   <pic:blipFill>
-                    <a:blip r:embed="rId16">
+                    <a:blip r:embed="rId18">
                       <a:extLst>
                         <a:ext uri="{28A0092B-C50C-407E-A947-70E740481C1C}">
                           <a14:useLocalDpi xmlns:a14="http://schemas.microsoft.com/office/drawing/2010/main" val="0"/>
@@ -14387,7 +13840,7 @@
           <w:color w:val="000000" w:themeColor="text1"/>
         </w:rPr>
         <w:pict>
-          <v:rect id="_x0000_i1060" style="width:0;height:1.5pt" o:hralign="center" o:hrstd="t" o:hr="t" fillcolor="#a0a0a0" stroked="f"/>
+          <v:rect id="_x0000_i1058" style="width:0;height:1.5pt" o:hralign="center" o:hrstd="t" o:hr="t" fillcolor="#a0a0a0" stroked="f"/>
         </w:pict>
       </w:r>
     </w:p>
@@ -14398,7 +13851,7 @@
           <w:color w:val="000000" w:themeColor="text1"/>
         </w:rPr>
       </w:pPr>
-      <w:bookmarkStart w:id="42" w:name="_Toc227050646"/>
+      <w:bookmarkStart w:id="43" w:name="_Toc227144587"/>
       <w:r>
         <w:rPr>
           <w:rStyle w:val="Kiemels2"/>
@@ -14408,7 +13861,7 @@
         </w:rPr>
         <w:t>NAT és PAT konfiguráció részletesen</w:t>
       </w:r>
-      <w:bookmarkEnd w:id="42"/>
+      <w:bookmarkEnd w:id="43"/>
     </w:p>
     <w:p>
       <w:pPr>
@@ -14510,7 +13963,7 @@
                     <pic:cNvPicPr/>
                   </pic:nvPicPr>
                   <pic:blipFill>
-                    <a:blip r:embed="rId17"/>
+                    <a:blip r:embed="rId19"/>
                     <a:stretch>
                       <a:fillRect/>
                     </a:stretch>
@@ -14575,7 +14028,7 @@
                     <pic:cNvPicPr/>
                   </pic:nvPicPr>
                   <pic:blipFill>
-                    <a:blip r:embed="rId18"/>
+                    <a:blip r:embed="rId20"/>
                     <a:stretch>
                       <a:fillRect/>
                     </a:stretch>
@@ -14707,6 +14160,24 @@
       </w:pPr>
       <w:r>
         <w:rPr>
+          <w:rFonts w:ascii="Times New Roman" w:eastAsia="Times New Roman" w:hAnsi="Times New Roman" w:cs="Times New Roman"/>
+          <w:color w:val="000000" w:themeColor="text1"/>
+          <w:sz w:val="24"/>
+          <w:szCs w:val="24"/>
+          <w:lang w:eastAsia="hu-HU"/>
+        </w:rPr>
+        <w:t xml:space="preserve">Az interfészek szerepének meghatározása is szükséges: </w:t>
+      </w:r>
+    </w:p>
+    <w:p>
+      <w:pPr>
+        <w:rPr>
+          <w:rFonts w:ascii="Times New Roman" w:hAnsi="Times New Roman" w:cs="Times New Roman"/>
+          <w:color w:val="000000" w:themeColor="text1"/>
+        </w:rPr>
+      </w:pPr>
+      <w:r>
+        <w:rPr>
           <w:rFonts w:ascii="Times New Roman" w:hAnsi="Times New Roman" w:cs="Times New Roman"/>
           <w:noProof/>
           <w:color w:val="000000" w:themeColor="text1"/>
@@ -14715,10 +14186,10 @@
           <wp:anchor distT="0" distB="0" distL="114300" distR="114300" simplePos="0" relativeHeight="251664384" behindDoc="0" locked="0" layoutInCell="1" allowOverlap="1" wp14:anchorId="0FF90951">
             <wp:simplePos x="0" y="0"/>
             <wp:positionH relativeFrom="margin">
-              <wp:align>center</wp:align>
+              <wp:posOffset>1610995</wp:posOffset>
             </wp:positionH>
             <wp:positionV relativeFrom="bottomMargin">
-              <wp:posOffset>-7837455</wp:posOffset>
+              <wp:posOffset>-7774414</wp:posOffset>
             </wp:positionV>
             <wp:extent cx="2538095" cy="2538095"/>
             <wp:effectExtent l="0" t="0" r="0" b="0"/>
@@ -14735,7 +14206,7 @@
                     <pic:cNvPicPr/>
                   </pic:nvPicPr>
                   <pic:blipFill>
-                    <a:blip r:embed="rId19">
+                    <a:blip r:embed="rId21">
                       <a:extLst>
                         <a:ext uri="{28A0092B-C50C-407E-A947-70E740481C1C}">
                           <a14:useLocalDpi xmlns:a14="http://schemas.microsoft.com/office/drawing/2010/main" val="0"/>
@@ -14767,24 +14238,6 @@
           </wp:anchor>
         </w:drawing>
       </w:r>
-      <w:r>
-        <w:rPr>
-          <w:rFonts w:ascii="Times New Roman" w:eastAsia="Times New Roman" w:hAnsi="Times New Roman" w:cs="Times New Roman"/>
-          <w:color w:val="000000" w:themeColor="text1"/>
-          <w:sz w:val="24"/>
-          <w:szCs w:val="24"/>
-          <w:lang w:eastAsia="hu-HU"/>
-        </w:rPr>
-        <w:t xml:space="preserve">Az interfészek szerepének meghatározása is szükséges: </w:t>
-      </w:r>
-    </w:p>
-    <w:p>
-      <w:pPr>
-        <w:rPr>
-          <w:rFonts w:ascii="Times New Roman" w:hAnsi="Times New Roman" w:cs="Times New Roman"/>
-          <w:color w:val="000000" w:themeColor="text1"/>
-        </w:rPr>
-      </w:pPr>
     </w:p>
     <w:p>
       <w:pPr>
@@ -14828,7 +14281,7 @@
           <w:lang w:eastAsia="hu-HU"/>
         </w:rPr>
         <w:pict>
-          <v:rect id="_x0000_i5489" style="width:0;height:1.5pt" o:hralign="center" o:hrstd="t" o:hr="t" fillcolor="#a0a0a0" stroked="f"/>
+          <v:rect id="_x0000_i1059" style="width:0;height:1.5pt" o:hralign="center" o:hrstd="t" o:hr="t" fillcolor="#a0a0a0" stroked="f"/>
         </w:pict>
       </w:r>
     </w:p>
@@ -14846,7 +14299,7 @@
           <w:lang w:eastAsia="hu-HU"/>
         </w:rPr>
       </w:pPr>
-      <w:bookmarkStart w:id="43" w:name="_Toc227050647"/>
+      <w:bookmarkStart w:id="44" w:name="_Toc227144588"/>
       <w:r>
         <w:rPr>
           <w:rFonts w:ascii="Times New Roman" w:eastAsia="Times New Roman" w:hAnsi="Times New Roman" w:cs="Times New Roman"/>
@@ -14859,7 +14312,7 @@
         </w:rPr>
         <w:t>ACL-ek részletes konfigurációja és szerepe</w:t>
       </w:r>
-      <w:bookmarkEnd w:id="43"/>
+      <w:bookmarkEnd w:id="44"/>
     </w:p>
     <w:p>
       <w:pPr>
@@ -14903,50 +14356,6 @@
           <w:lang w:eastAsia="hu-HU"/>
         </w:rPr>
         <w:t xml:space="preserve"> List-ek) a hálózat biztonságának egyik legfontosabb elemei. Segítségükkel szabályozható, hogy mely forgalom engedélyezett és melyik tiltott.</w:t>
-      </w:r>
-    </w:p>
-    <w:p>
-      <w:pPr>
-        <w:spacing w:before="100" w:beforeAutospacing="1" w:after="100" w:afterAutospacing="1" w:line="240" w:lineRule="auto"/>
-        <w:rPr>
-          <w:rFonts w:ascii="Times New Roman" w:eastAsia="Times New Roman" w:hAnsi="Times New Roman" w:cs="Times New Roman"/>
-          <w:color w:val="000000" w:themeColor="text1"/>
-          <w:sz w:val="24"/>
-          <w:szCs w:val="24"/>
-          <w:lang w:eastAsia="hu-HU"/>
-        </w:rPr>
-      </w:pPr>
-      <w:r>
-        <w:rPr>
-          <w:rFonts w:ascii="Times New Roman" w:eastAsia="Times New Roman" w:hAnsi="Times New Roman" w:cs="Times New Roman"/>
-          <w:color w:val="000000" w:themeColor="text1"/>
-          <w:sz w:val="24"/>
-          <w:szCs w:val="24"/>
-          <w:lang w:eastAsia="hu-HU"/>
-        </w:rPr>
-        <w:t xml:space="preserve">Példa </w:t>
-      </w:r>
-      <w:proofErr w:type="spellStart"/>
-      <w:r>
-        <w:rPr>
-          <w:rFonts w:ascii="Times New Roman" w:eastAsia="Times New Roman" w:hAnsi="Times New Roman" w:cs="Times New Roman"/>
-          <w:color w:val="000000" w:themeColor="text1"/>
-          <w:sz w:val="24"/>
-          <w:szCs w:val="24"/>
-          <w:lang w:eastAsia="hu-HU"/>
-        </w:rPr>
-        <w:t>IoT</w:t>
-      </w:r>
-      <w:proofErr w:type="spellEnd"/>
-      <w:r>
-        <w:rPr>
-          <w:rFonts w:ascii="Times New Roman" w:eastAsia="Times New Roman" w:hAnsi="Times New Roman" w:cs="Times New Roman"/>
-          <w:color w:val="000000" w:themeColor="text1"/>
-          <w:sz w:val="24"/>
-          <w:szCs w:val="24"/>
-          <w:lang w:eastAsia="hu-HU"/>
-        </w:rPr>
-        <w:t xml:space="preserve"> hálózat védelmére:</w:t>
       </w:r>
     </w:p>
     <w:p>
@@ -14976,7 +14385,7 @@
               <wp:posOffset>-635</wp:posOffset>
             </wp:positionH>
             <wp:positionV relativeFrom="page">
-              <wp:posOffset>7141144</wp:posOffset>
+              <wp:posOffset>7355096</wp:posOffset>
             </wp:positionV>
             <wp:extent cx="5284470" cy="945515"/>
             <wp:effectExtent l="0" t="0" r="0" b="6985"/>
@@ -14993,7 +14402,7 @@
                     <pic:cNvPicPr/>
                   </pic:nvPicPr>
                   <pic:blipFill>
-                    <a:blip r:embed="rId20">
+                    <a:blip r:embed="rId22">
                       <a:extLst>
                         <a:ext uri="{28A0092B-C50C-407E-A947-70E740481C1C}">
                           <a14:useLocalDpi xmlns:a14="http://schemas.microsoft.com/office/drawing/2010/main" val="0"/>
@@ -15025,6 +14434,50 @@
           </wp:anchor>
         </w:drawing>
       </w:r>
+      <w:r>
+        <w:rPr>
+          <w:rFonts w:ascii="Times New Roman" w:eastAsia="Times New Roman" w:hAnsi="Times New Roman" w:cs="Times New Roman"/>
+          <w:color w:val="000000" w:themeColor="text1"/>
+          <w:sz w:val="24"/>
+          <w:szCs w:val="24"/>
+          <w:lang w:eastAsia="hu-HU"/>
+        </w:rPr>
+        <w:t xml:space="preserve">Példa </w:t>
+      </w:r>
+      <w:proofErr w:type="spellStart"/>
+      <w:r>
+        <w:rPr>
+          <w:rFonts w:ascii="Times New Roman" w:eastAsia="Times New Roman" w:hAnsi="Times New Roman" w:cs="Times New Roman"/>
+          <w:color w:val="000000" w:themeColor="text1"/>
+          <w:sz w:val="24"/>
+          <w:szCs w:val="24"/>
+          <w:lang w:eastAsia="hu-HU"/>
+        </w:rPr>
+        <w:t>IoT</w:t>
+      </w:r>
+      <w:proofErr w:type="spellEnd"/>
+      <w:r>
+        <w:rPr>
+          <w:rFonts w:ascii="Times New Roman" w:eastAsia="Times New Roman" w:hAnsi="Times New Roman" w:cs="Times New Roman"/>
+          <w:color w:val="000000" w:themeColor="text1"/>
+          <w:sz w:val="24"/>
+          <w:szCs w:val="24"/>
+          <w:lang w:eastAsia="hu-HU"/>
+        </w:rPr>
+        <w:t xml:space="preserve"> hálózat védelmére:</w:t>
+      </w:r>
+    </w:p>
+    <w:p>
+      <w:pPr>
+        <w:spacing w:before="100" w:beforeAutospacing="1" w:after="100" w:afterAutospacing="1" w:line="240" w:lineRule="auto"/>
+        <w:rPr>
+          <w:rFonts w:ascii="Times New Roman" w:eastAsia="Times New Roman" w:hAnsi="Times New Roman" w:cs="Times New Roman"/>
+          <w:color w:val="000000" w:themeColor="text1"/>
+          <w:sz w:val="24"/>
+          <w:szCs w:val="24"/>
+          <w:lang w:eastAsia="hu-HU"/>
+        </w:rPr>
+      </w:pPr>
     </w:p>
     <w:p>
       <w:pPr>
@@ -15132,7 +14585,6 @@
           <w:lang w:eastAsia="hu-HU"/>
         </w:rPr>
       </w:pPr>
-      <w:bookmarkStart w:id="44" w:name="_Toc227050648"/>
     </w:p>
     <w:p>
       <w:pPr>
@@ -15148,8 +14600,7 @@
           <w:lang w:eastAsia="hu-HU"/>
         </w:rPr>
       </w:pPr>
-      <w:bookmarkStart w:id="45" w:name="_GoBack"/>
-      <w:bookmarkEnd w:id="45"/>
+      <w:bookmarkStart w:id="45" w:name="_Toc227144589"/>
       <w:r>
         <w:rPr>
           <w:rFonts w:ascii="Times New Roman" w:eastAsia="Times New Roman" w:hAnsi="Times New Roman" w:cs="Times New Roman"/>
@@ -15163,7 +14614,7 @@
         <w:lastRenderedPageBreak/>
         <w:t>VPN konfiguráció részletes bemutatása</w:t>
       </w:r>
-      <w:bookmarkEnd w:id="44"/>
+      <w:bookmarkEnd w:id="45"/>
     </w:p>
     <w:p>
       <w:pPr>
@@ -15277,10 +14728,10 @@
           <wp:anchor distT="0" distB="0" distL="114300" distR="114300" simplePos="0" relativeHeight="251666432" behindDoc="0" locked="0" layoutInCell="1" allowOverlap="1" wp14:anchorId="177D201F">
             <wp:simplePos x="0" y="0"/>
             <wp:positionH relativeFrom="margin">
-              <wp:posOffset>-1161</wp:posOffset>
+              <wp:posOffset>-635</wp:posOffset>
             </wp:positionH>
             <wp:positionV relativeFrom="page">
-              <wp:posOffset>2315845</wp:posOffset>
+              <wp:posOffset>2528044</wp:posOffset>
             </wp:positionV>
             <wp:extent cx="2616835" cy="1777365"/>
             <wp:effectExtent l="0" t="0" r="0" b="0"/>
@@ -15297,7 +14748,7 @@
                     <pic:cNvPicPr/>
                   </pic:nvPicPr>
                   <pic:blipFill>
-                    <a:blip r:embed="rId21">
+                    <a:blip r:embed="rId23">
                       <a:extLst>
                         <a:ext uri="{28A0092B-C50C-407E-A947-70E740481C1C}">
                           <a14:useLocalDpi xmlns:a14="http://schemas.microsoft.com/office/drawing/2010/main" val="0"/>
@@ -15408,6 +14859,14 @@
           <w:color w:val="000000" w:themeColor="text1"/>
         </w:rPr>
       </w:pPr>
+    </w:p>
+    <w:p>
+      <w:pPr>
+        <w:rPr>
+          <w:rFonts w:ascii="Times New Roman" w:hAnsi="Times New Roman" w:cs="Times New Roman"/>
+          <w:color w:val="000000" w:themeColor="text1"/>
+        </w:rPr>
+      </w:pPr>
       <w:r>
         <w:rPr>
           <w:rFonts w:ascii="Times New Roman" w:hAnsi="Times New Roman" w:cs="Times New Roman"/>
@@ -15421,7 +14880,7 @@
               <wp:posOffset>-635</wp:posOffset>
             </wp:positionH>
             <wp:positionV relativeFrom="margin">
-              <wp:align>center</wp:align>
+              <wp:posOffset>4180949</wp:posOffset>
             </wp:positionV>
             <wp:extent cx="4584065" cy="709295"/>
             <wp:effectExtent l="0" t="0" r="6985" b="0"/>
@@ -15438,7 +14897,7 @@
                     <pic:cNvPicPr/>
                   </pic:nvPicPr>
                   <pic:blipFill>
-                    <a:blip r:embed="rId22">
+                    <a:blip r:embed="rId24">
                       <a:extLst>
                         <a:ext uri="{28A0092B-C50C-407E-A947-70E740481C1C}">
                           <a14:useLocalDpi xmlns:a14="http://schemas.microsoft.com/office/drawing/2010/main" val="0"/>
@@ -15497,14 +14956,6 @@
     </w:p>
     <w:p>
       <w:pPr>
-        <w:rPr>
-          <w:rFonts w:ascii="Times New Roman" w:hAnsi="Times New Roman" w:cs="Times New Roman"/>
-          <w:color w:val="000000" w:themeColor="text1"/>
-        </w:rPr>
-      </w:pPr>
-    </w:p>
-    <w:p>
-      <w:pPr>
         <w:spacing w:before="100" w:beforeAutospacing="1" w:after="100" w:afterAutospacing="1" w:line="240" w:lineRule="auto"/>
         <w:rPr>
           <w:rFonts w:ascii="Times New Roman" w:eastAsia="Times New Roman" w:hAnsi="Times New Roman" w:cs="Times New Roman"/>
@@ -15545,7 +14996,7 @@
           <w:lang w:eastAsia="hu-HU"/>
         </w:rPr>
         <w:pict>
-          <v:rect id="_x0000_i5474" style="width:0;height:1.5pt" o:hralign="center" o:hrstd="t" o:hr="t" fillcolor="#a0a0a0" stroked="f"/>
+          <v:rect id="_x0000_i1060" style="width:0;height:1.5pt" o:hralign="center" o:hrstd="t" o:hr="t" fillcolor="#a0a0a0" stroked="f"/>
         </w:pict>
       </w:r>
     </w:p>
@@ -15563,7 +15014,7 @@
           <w:lang w:eastAsia="hu-HU"/>
         </w:rPr>
       </w:pPr>
-      <w:bookmarkStart w:id="46" w:name="_Toc227050649"/>
+      <w:bookmarkStart w:id="46" w:name="_Toc227144590"/>
       <w:r>
         <w:rPr>
           <w:rFonts w:ascii="Times New Roman" w:eastAsia="Times New Roman" w:hAnsi="Times New Roman" w:cs="Times New Roman"/>
@@ -15620,7 +15071,7 @@
               <wp:posOffset>-635</wp:posOffset>
             </wp:positionH>
             <wp:positionV relativeFrom="page">
-              <wp:posOffset>7914005</wp:posOffset>
+              <wp:posOffset>7991366</wp:posOffset>
             </wp:positionV>
             <wp:extent cx="4026535" cy="1102995"/>
             <wp:effectExtent l="0" t="0" r="0" b="1905"/>
@@ -15637,7 +15088,7 @@
                     <pic:cNvPicPr/>
                   </pic:nvPicPr>
                   <pic:blipFill>
-                    <a:blip r:embed="rId23">
+                    <a:blip r:embed="rId25">
                       <a:extLst>
                         <a:ext uri="{28A0092B-C50C-407E-A947-70E740481C1C}">
                           <a14:useLocalDpi xmlns:a14="http://schemas.microsoft.com/office/drawing/2010/main" val="0"/>
@@ -15738,7 +15189,7 @@
           <w:lang w:eastAsia="hu-HU"/>
         </w:rPr>
       </w:pPr>
-      <w:bookmarkStart w:id="47" w:name="_Toc227050650"/>
+      <w:bookmarkStart w:id="47" w:name="_Toc227144591"/>
       <w:r>
         <w:rPr>
           <w:rFonts w:ascii="Times New Roman" w:eastAsia="Times New Roman" w:hAnsi="Times New Roman" w:cs="Times New Roman"/>
@@ -15829,7 +15280,7 @@
       </w:pPr>
     </w:p>
     <w:sectPr>
-      <w:footerReference w:type="default" r:id="rId24"/>
+      <w:footerReference w:type="default" r:id="rId26"/>
       <w:pgSz w:w="11906" w:h="16838"/>
       <w:pgMar w:top="1417" w:right="1417" w:bottom="1417" w:left="1417" w:header="708" w:footer="708" w:gutter="0"/>
       <w:cols w:space="708"/>
@@ -15874,6 +15325,7 @@
         <w:docPartUnique/>
       </w:docPartObj>
     </w:sdtPr>
+    <w:sdtEndPr/>
     <w:sdtContent>
       <w:p>
         <w:pPr>
@@ -15929,6 +15381,127 @@
     </w:p>
   </w:footnote>
 </w:footnotes>
+</file>
+
+<file path=word/numbering.xml><?xml version="1.0" encoding="utf-8"?>
+<w:numbering xmlns:wpc="http://schemas.microsoft.com/office/word/2010/wordprocessingCanvas" xmlns:cx="http://schemas.microsoft.com/office/drawing/2014/chartex" xmlns:cx1="http://schemas.microsoft.com/office/drawing/2015/9/8/chartex" xmlns:cx2="http://schemas.microsoft.com/office/drawing/2015/10/21/chartex" xmlns:cx3="http://schemas.microsoft.com/office/drawing/2016/5/9/chartex" xmlns:cx4="http://schemas.microsoft.com/office/drawing/2016/5/10/chartex" xmlns:cx5="http://schemas.microsoft.com/office/drawing/2016/5/11/chartex" xmlns:cx6="http://schemas.microsoft.com/office/drawing/2016/5/12/chartex" xmlns:cx7="http://schemas.microsoft.com/office/drawing/2016/5/13/chartex" xmlns:cx8="http://schemas.microsoft.com/office/drawing/2016/5/14/chartex" xmlns:mc="http://schemas.openxmlformats.org/markup-compatibility/2006" xmlns:aink="http://schemas.microsoft.com/office/drawing/2016/ink" xmlns:am3d="http://schemas.microsoft.com/office/drawing/2017/model3d" xmlns:o="urn:schemas-microsoft-com:office:office" xmlns:r="http://schemas.openxmlformats.org/officeDocument/2006/relationships" xmlns:m="http://schemas.openxmlformats.org/officeDocument/2006/math" xmlns:v="urn:schemas-microsoft-com:vml" xmlns:wp14="http://schemas.microsoft.com/office/word/2010/wordprocessingDrawing" xmlns:wp="http://schemas.openxmlformats.org/drawingml/2006/wordprocessingDrawing" xmlns:w10="urn:schemas-microsoft-com:office:word" xmlns:w="http://schemas.openxmlformats.org/wordprocessingml/2006/main" xmlns:w14="http://schemas.microsoft.com/office/word/2010/wordml" xmlns:w15="http://schemas.microsoft.com/office/word/2012/wordml" xmlns:w16cid="http://schemas.microsoft.com/office/word/2016/wordml/cid" xmlns:w16se="http://schemas.microsoft.com/office/word/2015/wordml/symex" xmlns:wpg="http://schemas.microsoft.com/office/word/2010/wordprocessingGroup" xmlns:wpi="http://schemas.microsoft.com/office/word/2010/wordprocessingInk" xmlns:wne="http://schemas.microsoft.com/office/word/2006/wordml" xmlns:wps="http://schemas.microsoft.com/office/word/2010/wordprocessingShape" mc:Ignorable="w14 w15 w16se w16cid wp14">
+  <w:abstractNum w:abstractNumId="0" w15:restartNumberingAfterBreak="0">
+    <w:nsid w:val="5E1D3E15"/>
+    <w:multiLevelType w:val="hybridMultilevel"/>
+    <w:tmpl w:val="C2B2DE50"/>
+    <w:lvl w:ilvl="0" w:tplc="040E0001">
+      <w:start w:val="1"/>
+      <w:numFmt w:val="bullet"/>
+      <w:lvlText w:val=""/>
+      <w:lvlJc w:val="left"/>
+      <w:pPr>
+        <w:ind w:left="720" w:hanging="360"/>
+      </w:pPr>
+      <w:rPr>
+        <w:rFonts w:ascii="Symbol" w:hAnsi="Symbol" w:hint="default"/>
+      </w:rPr>
+    </w:lvl>
+    <w:lvl w:ilvl="1" w:tplc="040E0003" w:tentative="1">
+      <w:start w:val="1"/>
+      <w:numFmt w:val="bullet"/>
+      <w:lvlText w:val="o"/>
+      <w:lvlJc w:val="left"/>
+      <w:pPr>
+        <w:ind w:left="1440" w:hanging="360"/>
+      </w:pPr>
+      <w:rPr>
+        <w:rFonts w:ascii="Courier New" w:hAnsi="Courier New" w:cs="Courier New" w:hint="default"/>
+      </w:rPr>
+    </w:lvl>
+    <w:lvl w:ilvl="2" w:tplc="040E0005" w:tentative="1">
+      <w:start w:val="1"/>
+      <w:numFmt w:val="bullet"/>
+      <w:lvlText w:val=""/>
+      <w:lvlJc w:val="left"/>
+      <w:pPr>
+        <w:ind w:left="2160" w:hanging="360"/>
+      </w:pPr>
+      <w:rPr>
+        <w:rFonts w:ascii="Wingdings" w:hAnsi="Wingdings" w:hint="default"/>
+      </w:rPr>
+    </w:lvl>
+    <w:lvl w:ilvl="3" w:tplc="040E0001" w:tentative="1">
+      <w:start w:val="1"/>
+      <w:numFmt w:val="bullet"/>
+      <w:lvlText w:val=""/>
+      <w:lvlJc w:val="left"/>
+      <w:pPr>
+        <w:ind w:left="2880" w:hanging="360"/>
+      </w:pPr>
+      <w:rPr>
+        <w:rFonts w:ascii="Symbol" w:hAnsi="Symbol" w:hint="default"/>
+      </w:rPr>
+    </w:lvl>
+    <w:lvl w:ilvl="4" w:tplc="040E0003" w:tentative="1">
+      <w:start w:val="1"/>
+      <w:numFmt w:val="bullet"/>
+      <w:lvlText w:val="o"/>
+      <w:lvlJc w:val="left"/>
+      <w:pPr>
+        <w:ind w:left="3600" w:hanging="360"/>
+      </w:pPr>
+      <w:rPr>
+        <w:rFonts w:ascii="Courier New" w:hAnsi="Courier New" w:cs="Courier New" w:hint="default"/>
+      </w:rPr>
+    </w:lvl>
+    <w:lvl w:ilvl="5" w:tplc="040E0005" w:tentative="1">
+      <w:start w:val="1"/>
+      <w:numFmt w:val="bullet"/>
+      <w:lvlText w:val=""/>
+      <w:lvlJc w:val="left"/>
+      <w:pPr>
+        <w:ind w:left="4320" w:hanging="360"/>
+      </w:pPr>
+      <w:rPr>
+        <w:rFonts w:ascii="Wingdings" w:hAnsi="Wingdings" w:hint="default"/>
+      </w:rPr>
+    </w:lvl>
+    <w:lvl w:ilvl="6" w:tplc="040E0001" w:tentative="1">
+      <w:start w:val="1"/>
+      <w:numFmt w:val="bullet"/>
+      <w:lvlText w:val=""/>
+      <w:lvlJc w:val="left"/>
+      <w:pPr>
+        <w:ind w:left="5040" w:hanging="360"/>
+      </w:pPr>
+      <w:rPr>
+        <w:rFonts w:ascii="Symbol" w:hAnsi="Symbol" w:hint="default"/>
+      </w:rPr>
+    </w:lvl>
+    <w:lvl w:ilvl="7" w:tplc="040E0003" w:tentative="1">
+      <w:start w:val="1"/>
+      <w:numFmt w:val="bullet"/>
+      <w:lvlText w:val="o"/>
+      <w:lvlJc w:val="left"/>
+      <w:pPr>
+        <w:ind w:left="5760" w:hanging="360"/>
+      </w:pPr>
+      <w:rPr>
+        <w:rFonts w:ascii="Courier New" w:hAnsi="Courier New" w:cs="Courier New" w:hint="default"/>
+      </w:rPr>
+    </w:lvl>
+    <w:lvl w:ilvl="8" w:tplc="040E0005" w:tentative="1">
+      <w:start w:val="1"/>
+      <w:numFmt w:val="bullet"/>
+      <w:lvlText w:val=""/>
+      <w:lvlJc w:val="left"/>
+      <w:pPr>
+        <w:ind w:left="6480" w:hanging="360"/>
+      </w:pPr>
+      <w:rPr>
+        <w:rFonts w:ascii="Wingdings" w:hAnsi="Wingdings" w:hint="default"/>
+      </w:rPr>
+    </w:lvl>
+  </w:abstractNum>
+  <w:num w:numId="1">
+    <w:abstractNumId w:val="0"/>
+  </w:num>
+</w:numbering>
 </file>
 
 <file path=word/styles.xml><?xml version="1.0" encoding="utf-8"?>
@@ -16597,6 +16170,17 @@
     <w:uiPriority w:val="99"/>
     <w:rsid w:val="0023595B"/>
   </w:style>
+  <w:style w:type="paragraph" w:styleId="Listaszerbekezds">
+    <w:name w:val="List Paragraph"/>
+    <w:basedOn w:val="Norml"/>
+    <w:uiPriority w:val="34"/>
+    <w:qFormat/>
+    <w:rsid w:val="00495A12"/>
+    <w:pPr>
+      <w:ind w:left="720"/>
+      <w:contextualSpacing/>
+    </w:pPr>
+  </w:style>
 </w:styles>
 </file>
 
@@ -16900,7 +16484,7 @@
 </file>
 
 <file path=customXml/itemProps1.xml><?xml version="1.0" encoding="utf-8"?>
-<ds:datastoreItem xmlns:ds="http://schemas.openxmlformats.org/officeDocument/2006/customXml" ds:itemID="{A3033CE1-8F18-480B-B9D0-2D33C7077E30}">
+<ds:datastoreItem xmlns:ds="http://schemas.openxmlformats.org/officeDocument/2006/customXml" ds:itemID="{A625C52C-79CE-4485-B460-154D630C1144}">
   <ds:schemaRefs>
     <ds:schemaRef ds:uri="http://schemas.openxmlformats.org/officeDocument/2006/bibliography"/>
   </ds:schemaRefs>
